--- a/doc/大作业文档/04-概要设计说明书.docx
+++ b/doc/大作业文档/04-概要设计说明书.docx
@@ -1452,7 +1452,39 @@
           <w:rFonts w:ascii="Consolas" w:eastAsia="Consolas" w:hAnsi="Consolas"/>
           <w:sz w:val="18"/>
         </w:rPr>
-        <w:t xml:space="preserve">        Nacos[Nacos 注册/配置]</w:t>
+        <w:t xml:space="preserve">        </w:t>
+      </w:r>
+      <w:proofErr w:type="spellStart"/>
+      <w:r>
+        <w:rPr>
+          <w:rFonts w:ascii="Consolas" w:eastAsia="Consolas" w:hAnsi="Consolas"/>
+          <w:sz w:val="18"/>
+        </w:rPr>
+        <w:t>Nacos</w:t>
+      </w:r>
+      <w:proofErr w:type="spellEnd"/>
+      <w:r>
+        <w:rPr>
+          <w:rFonts w:ascii="Consolas" w:eastAsia="Consolas" w:hAnsi="Consolas"/>
+          <w:sz w:val="18"/>
+        </w:rPr>
+        <w:t>[</w:t>
+      </w:r>
+      <w:proofErr w:type="spellStart"/>
+      <w:r>
+        <w:rPr>
+          <w:rFonts w:ascii="Consolas" w:eastAsia="Consolas" w:hAnsi="Consolas"/>
+          <w:sz w:val="18"/>
+        </w:rPr>
+        <w:t>Nacos</w:t>
+      </w:r>
+      <w:proofErr w:type="spellEnd"/>
+      <w:r>
+        <w:rPr>
+          <w:rFonts w:ascii="Consolas" w:eastAsia="Consolas" w:hAnsi="Consolas"/>
+          <w:sz w:val="18"/>
+        </w:rPr>
+        <w:t xml:space="preserve"> 注册/配置]</w:t>
       </w:r>
     </w:p>
     <w:p>
@@ -1726,8 +1758,17 @@
           <w:rFonts w:ascii="Consolas" w:eastAsia="Consolas" w:hAnsi="Consolas"/>
           <w:sz w:val="18"/>
         </w:rPr>
-        <w:t xml:space="preserve">    US --&gt; Nacos</w:t>
-      </w:r>
+        <w:t xml:space="preserve">    US --&gt; </w:t>
+      </w:r>
+      <w:proofErr w:type="spellStart"/>
+      <w:r>
+        <w:rPr>
+          <w:rFonts w:ascii="Consolas" w:eastAsia="Consolas" w:hAnsi="Consolas"/>
+          <w:sz w:val="18"/>
+        </w:rPr>
+        <w:t>Nacos</w:t>
+      </w:r>
+      <w:proofErr w:type="spellEnd"/>
     </w:p>
     <w:p>
       <w:pPr>
@@ -1739,8 +1780,17 @@
           <w:rFonts w:ascii="Consolas" w:eastAsia="Consolas" w:hAnsi="Consolas"/>
           <w:sz w:val="18"/>
         </w:rPr>
-        <w:t xml:space="preserve">    MS --&gt; Nacos</w:t>
-      </w:r>
+        <w:t xml:space="preserve">    MS --&gt; </w:t>
+      </w:r>
+      <w:proofErr w:type="spellStart"/>
+      <w:r>
+        <w:rPr>
+          <w:rFonts w:ascii="Consolas" w:eastAsia="Consolas" w:hAnsi="Consolas"/>
+          <w:sz w:val="18"/>
+        </w:rPr>
+        <w:t>Nacos</w:t>
+      </w:r>
+      <w:proofErr w:type="spellEnd"/>
     </w:p>
     <w:p>
       <w:pPr>
@@ -1752,8 +1802,17 @@
           <w:rFonts w:ascii="Consolas" w:eastAsia="Consolas" w:hAnsi="Consolas"/>
           <w:sz w:val="18"/>
         </w:rPr>
-        <w:t xml:space="preserve">    OS --&gt; Nacos</w:t>
-      </w:r>
+        <w:t xml:space="preserve">    OS --&gt; </w:t>
+      </w:r>
+      <w:proofErr w:type="spellStart"/>
+      <w:r>
+        <w:rPr>
+          <w:rFonts w:ascii="Consolas" w:eastAsia="Consolas" w:hAnsi="Consolas"/>
+          <w:sz w:val="18"/>
+        </w:rPr>
+        <w:t>Nacos</w:t>
+      </w:r>
+      <w:proofErr w:type="spellEnd"/>
     </w:p>
     <w:p>
       <w:pPr>
@@ -1765,8 +1824,17 @@
           <w:rFonts w:ascii="Consolas" w:eastAsia="Consolas" w:hAnsi="Consolas"/>
           <w:sz w:val="18"/>
         </w:rPr>
-        <w:t xml:space="preserve">    PS --&gt; Nacos</w:t>
-      </w:r>
+        <w:t xml:space="preserve">    PS --&gt; </w:t>
+      </w:r>
+      <w:proofErr w:type="spellStart"/>
+      <w:r>
+        <w:rPr>
+          <w:rFonts w:ascii="Consolas" w:eastAsia="Consolas" w:hAnsi="Consolas"/>
+          <w:sz w:val="18"/>
+        </w:rPr>
+        <w:t>Nacos</w:t>
+      </w:r>
+      <w:proofErr w:type="spellEnd"/>
     </w:p>
     <w:p>
       <w:pPr>
@@ -1778,8 +1846,17 @@
           <w:rFonts w:ascii="Consolas" w:eastAsia="Consolas" w:hAnsi="Consolas"/>
           <w:sz w:val="18"/>
         </w:rPr>
-        <w:t xml:space="preserve">    GW --&gt; Nacos</w:t>
-      </w:r>
+        <w:t xml:space="preserve">    GW --&gt; </w:t>
+      </w:r>
+      <w:proofErr w:type="spellStart"/>
+      <w:r>
+        <w:rPr>
+          <w:rFonts w:ascii="Consolas" w:eastAsia="Consolas" w:hAnsi="Consolas"/>
+          <w:sz w:val="18"/>
+        </w:rPr>
+        <w:t>Nacos</w:t>
+      </w:r>
+      <w:proofErr w:type="spellEnd"/>
     </w:p>
     <w:p>
       <w:pPr>
@@ -1941,7 +2018,15 @@
           </w:tcPr>
           <w:p>
             <w:r>
-              <w:t xml:space="preserve">Result&lt;T&gt; + StatusCode </w:t>
+              <w:t xml:space="preserve">Result&lt;T&gt; + </w:t>
+            </w:r>
+            <w:proofErr w:type="spellStart"/>
+            <w:r>
+              <w:t>StatusCode</w:t>
+            </w:r>
+            <w:proofErr w:type="spellEnd"/>
+            <w:r>
+              <w:t xml:space="preserve"> </w:t>
             </w:r>
             <w:r>
               <w:t>业务码</w:t>
@@ -1972,7 +2057,15 @@
               <w:t>全部通过</w:t>
             </w:r>
             <w:r>
-              <w:t xml:space="preserve"> Nacos / </w:t>
+              <w:t xml:space="preserve"> </w:t>
+            </w:r>
+            <w:proofErr w:type="spellStart"/>
+            <w:r>
+              <w:t>Nacos</w:t>
+            </w:r>
+            <w:proofErr w:type="spellEnd"/>
+            <w:r>
+              <w:t xml:space="preserve"> / </w:t>
             </w:r>
             <w:r>
               <w:t>环境变量；代码内不硬编码业务参数</w:t>
@@ -2091,8 +2184,13 @@
               <w:cnfStyle w:val="100000000000" w:firstRow="1" w:lastRow="0" w:firstColumn="0" w:lastColumn="0" w:oddVBand="0" w:evenVBand="0" w:oddHBand="0" w:evenHBand="0" w:firstRowFirstColumn="0" w:firstRowLastColumn="0" w:lastRowFirstColumn="0" w:lastRowLastColumn="0"/>
             </w:pPr>
             <w:r>
-              <w:t>Maven artifactId</w:t>
-            </w:r>
+              <w:t xml:space="preserve">Maven </w:t>
+            </w:r>
+            <w:proofErr w:type="spellStart"/>
+            <w:r>
+              <w:t>artifactId</w:t>
+            </w:r>
+            <w:proofErr w:type="spellEnd"/>
           </w:p>
         </w:tc>
         <w:tc>
@@ -2172,7 +2270,15 @@
               <w:cnfStyle w:val="000000100000" w:firstRow="0" w:lastRow="0" w:firstColumn="0" w:lastColumn="0" w:oddVBand="0" w:evenVBand="0" w:oddHBand="1" w:evenHBand="0" w:firstRowFirstColumn="0" w:firstRowLastColumn="0" w:lastRowFirstColumn="0" w:lastRowLastColumn="0"/>
             </w:pPr>
             <w:r>
-              <w:t>Spring Boot Starter (web/jjwt)</w:t>
+              <w:t>Spring Boot Starter (web/</w:t>
+            </w:r>
+            <w:proofErr w:type="spellStart"/>
+            <w:r>
+              <w:t>jjwt</w:t>
+            </w:r>
+            <w:proofErr w:type="spellEnd"/>
+            <w:r>
+              <w:t>)</w:t>
             </w:r>
           </w:p>
         </w:tc>
@@ -2226,10 +2332,44 @@
             <w:r>
               <w:t xml:space="preserve">spring-cloud-starter-gateway, </w:t>
             </w:r>
+            <w:proofErr w:type="spellStart"/>
             <w:r>
               <w:lastRenderedPageBreak/>
-              <w:t>alibaba-nacos-discovery, alibaba-nacos-config, jjwt</w:t>
-            </w:r>
+              <w:t>alibaba</w:t>
+            </w:r>
+            <w:proofErr w:type="spellEnd"/>
+            <w:r>
+              <w:t>-</w:t>
+            </w:r>
+            <w:proofErr w:type="spellStart"/>
+            <w:r>
+              <w:t>nacos</w:t>
+            </w:r>
+            <w:proofErr w:type="spellEnd"/>
+            <w:r>
+              <w:t xml:space="preserve">-discovery, </w:t>
+            </w:r>
+            <w:proofErr w:type="spellStart"/>
+            <w:r>
+              <w:t>alibaba</w:t>
+            </w:r>
+            <w:proofErr w:type="spellEnd"/>
+            <w:r>
+              <w:t>-</w:t>
+            </w:r>
+            <w:proofErr w:type="spellStart"/>
+            <w:r>
+              <w:t>nacos</w:t>
+            </w:r>
+            <w:proofErr w:type="spellEnd"/>
+            <w:r>
+              <w:t xml:space="preserve">-config, </w:t>
+            </w:r>
+            <w:proofErr w:type="spellStart"/>
+            <w:r>
+              <w:t>jjwt</w:t>
+            </w:r>
+            <w:proofErr w:type="spellEnd"/>
           </w:p>
         </w:tc>
       </w:tr>
@@ -2284,7 +2424,31 @@
               <w:cnfStyle w:val="000000100000" w:firstRow="0" w:lastRow="0" w:firstColumn="0" w:lastColumn="0" w:oddVBand="0" w:evenVBand="0" w:oddHBand="1" w:evenHBand="0" w:firstRowFirstColumn="0" w:firstRowLastColumn="0" w:lastRowFirstColumn="0" w:lastRowLastColumn="0"/>
             </w:pPr>
             <w:r>
-              <w:t>spring-boot-starter-web, mybatis-plus-spring-boot3-starter, mysql-connector-j, alibaba-nacos-*, jjwt, spring-security-crypto</w:t>
+              <w:t xml:space="preserve">spring-boot-starter-web, mybatis-plus-spring-boot3-starter, </w:t>
+            </w:r>
+            <w:proofErr w:type="spellStart"/>
+            <w:r>
+              <w:t>mysql</w:t>
+            </w:r>
+            <w:proofErr w:type="spellEnd"/>
+            <w:r>
+              <w:t xml:space="preserve">-connector-j, </w:t>
+            </w:r>
+            <w:proofErr w:type="spellStart"/>
+            <w:r>
+              <w:t>alibaba-nacos</w:t>
+            </w:r>
+            <w:proofErr w:type="spellEnd"/>
+            <w:r>
+              <w:t xml:space="preserve">-*, </w:t>
+            </w:r>
+            <w:proofErr w:type="spellStart"/>
+            <w:r>
+              <w:t>jjwt</w:t>
+            </w:r>
+            <w:proofErr w:type="spellEnd"/>
+            <w:r>
+              <w:t>, spring-security-crypto</w:t>
             </w:r>
           </w:p>
         </w:tc>
@@ -2336,7 +2500,31 @@
               <w:cnfStyle w:val="000000000000" w:firstRow="0" w:lastRow="0" w:firstColumn="0" w:lastColumn="0" w:oddVBand="0" w:evenVBand="0" w:oddHBand="0" w:evenHBand="0" w:firstRowFirstColumn="0" w:firstRowLastColumn="0" w:lastRowFirstColumn="0" w:lastRowLastColumn="0"/>
             </w:pPr>
             <w:r>
-              <w:t>spring-web, mybatis-plus, mysql, alibaba-nacos-*</w:t>
+              <w:t xml:space="preserve">spring-web, </w:t>
+            </w:r>
+            <w:proofErr w:type="spellStart"/>
+            <w:r>
+              <w:t>mybatis</w:t>
+            </w:r>
+            <w:proofErr w:type="spellEnd"/>
+            <w:r>
+              <w:t xml:space="preserve">-plus, </w:t>
+            </w:r>
+            <w:proofErr w:type="spellStart"/>
+            <w:r>
+              <w:t>mysql</w:t>
+            </w:r>
+            <w:proofErr w:type="spellEnd"/>
+            <w:r>
+              <w:t xml:space="preserve">, </w:t>
+            </w:r>
+            <w:proofErr w:type="spellStart"/>
+            <w:r>
+              <w:t>alibaba-nacos</w:t>
+            </w:r>
+            <w:proofErr w:type="spellEnd"/>
+            <w:r>
+              <w:t>-*</w:t>
             </w:r>
           </w:p>
         </w:tc>
@@ -2394,7 +2582,15 @@
               <w:t>同</w:t>
             </w:r>
             <w:r>
-              <w:t xml:space="preserve"> menu + spring-cloud-starter-openfeign + spring-scheduling</w:t>
+              <w:t xml:space="preserve"> menu + spring-cloud-starter-</w:t>
+            </w:r>
+            <w:proofErr w:type="spellStart"/>
+            <w:r>
+              <w:t>openfeign</w:t>
+            </w:r>
+            <w:proofErr w:type="spellEnd"/>
+            <w:r>
+              <w:t xml:space="preserve"> + spring-scheduling</w:t>
             </w:r>
           </w:p>
         </w:tc>
@@ -2449,8 +2645,29 @@
               <w:t>同</w:t>
             </w:r>
             <w:r>
-              <w:t xml:space="preserve"> menu + openfeign + spring-boot-starter-data-redis + spring-boot-starter-websocket</w:t>
-            </w:r>
+              <w:t xml:space="preserve"> menu + </w:t>
+            </w:r>
+            <w:proofErr w:type="spellStart"/>
+            <w:r>
+              <w:t>openfeign</w:t>
+            </w:r>
+            <w:proofErr w:type="spellEnd"/>
+            <w:r>
+              <w:t xml:space="preserve"> + spring-boot-starter-data-</w:t>
+            </w:r>
+            <w:proofErr w:type="spellStart"/>
+            <w:r>
+              <w:t>redis</w:t>
+            </w:r>
+            <w:proofErr w:type="spellEnd"/>
+            <w:r>
+              <w:t xml:space="preserve"> + spring-boot-starter-</w:t>
+            </w:r>
+            <w:proofErr w:type="spellStart"/>
+            <w:r>
+              <w:t>websocket</w:t>
+            </w:r>
+            <w:proofErr w:type="spellEnd"/>
           </w:p>
         </w:tc>
       </w:tr>
@@ -2497,8 +2714,13 @@
               <w:t>（容器内）</w:t>
             </w:r>
             <w:r>
-              <w:t xml:space="preserve"> / 30173 NodePort</w:t>
-            </w:r>
+              <w:t xml:space="preserve"> / 30173 </w:t>
+            </w:r>
+            <w:proofErr w:type="spellStart"/>
+            <w:r>
+              <w:t>NodePort</w:t>
+            </w:r>
+            <w:proofErr w:type="spellEnd"/>
           </w:p>
         </w:tc>
         <w:tc>
@@ -2510,7 +2732,15 @@
               <w:cnfStyle w:val="000000100000" w:firstRow="0" w:lastRow="0" w:firstColumn="0" w:lastColumn="0" w:oddVBand="0" w:evenVBand="0" w:oddHBand="1" w:evenHBand="0" w:firstRowFirstColumn="0" w:firstRowLastColumn="0" w:lastRowFirstColumn="0" w:lastRowLastColumn="0"/>
             </w:pPr>
             <w:r>
-              <w:t>Vue 3, Vite 5, TS 5, Pinia, Element Plus, Axios</w:t>
+              <w:t xml:space="preserve">Vue 3, Vite 5, TS 5, </w:t>
+            </w:r>
+            <w:proofErr w:type="spellStart"/>
+            <w:r>
+              <w:t>Pinia</w:t>
+            </w:r>
+            <w:proofErr w:type="spellEnd"/>
+            <w:r>
+              <w:t>, Element Plus, Axios</w:t>
             </w:r>
           </w:p>
         </w:tc>
@@ -2576,7 +2806,23 @@
           <w:rFonts w:ascii="Consolas" w:eastAsia="Consolas" w:hAnsi="Consolas"/>
           <w:sz w:val="18"/>
         </w:rPr>
-        <w:t>└── src/main/java/com/canteen/common/</w:t>
+        <w:t xml:space="preserve">└── </w:t>
+      </w:r>
+      <w:proofErr w:type="spellStart"/>
+      <w:r>
+        <w:rPr>
+          <w:rFonts w:ascii="Consolas" w:eastAsia="Consolas" w:hAnsi="Consolas"/>
+          <w:sz w:val="18"/>
+        </w:rPr>
+        <w:t>src</w:t>
+      </w:r>
+      <w:proofErr w:type="spellEnd"/>
+      <w:r>
+        <w:rPr>
+          <w:rFonts w:ascii="Consolas" w:eastAsia="Consolas" w:hAnsi="Consolas"/>
+          <w:sz w:val="18"/>
+        </w:rPr>
+        <w:t>/main/java/com/canteen/common/</w:t>
       </w:r>
     </w:p>
     <w:p>
@@ -2589,8 +2835,17 @@
           <w:rFonts w:ascii="Consolas" w:eastAsia="Consolas" w:hAnsi="Consolas"/>
           <w:sz w:val="18"/>
         </w:rPr>
-        <w:t xml:space="preserve">    ├── result/         Result, StatusCode</w:t>
-      </w:r>
+        <w:t xml:space="preserve">    ├── result/         Result, </w:t>
+      </w:r>
+      <w:proofErr w:type="spellStart"/>
+      <w:r>
+        <w:rPr>
+          <w:rFonts w:ascii="Consolas" w:eastAsia="Consolas" w:hAnsi="Consolas"/>
+          <w:sz w:val="18"/>
+        </w:rPr>
+        <w:t>StatusCode</w:t>
+      </w:r>
+      <w:proofErr w:type="spellEnd"/>
     </w:p>
     <w:p>
       <w:pPr>
@@ -2602,8 +2857,17 @@
           <w:rFonts w:ascii="Consolas" w:eastAsia="Consolas" w:hAnsi="Consolas"/>
           <w:sz w:val="18"/>
         </w:rPr>
-        <w:t xml:space="preserve">    ├── exception/      BusinessException</w:t>
-      </w:r>
+        <w:t xml:space="preserve">    ├── exception/      </w:t>
+      </w:r>
+      <w:proofErr w:type="spellStart"/>
+      <w:r>
+        <w:rPr>
+          <w:rFonts w:ascii="Consolas" w:eastAsia="Consolas" w:hAnsi="Consolas"/>
+          <w:sz w:val="18"/>
+        </w:rPr>
+        <w:t>BusinessException</w:t>
+      </w:r>
+      <w:proofErr w:type="spellEnd"/>
     </w:p>
     <w:p>
       <w:pPr>
@@ -2615,8 +2879,17 @@
           <w:rFonts w:ascii="Consolas" w:eastAsia="Consolas" w:hAnsi="Consolas"/>
           <w:sz w:val="18"/>
         </w:rPr>
-        <w:t xml:space="preserve">    ├── util/           JwtUtil</w:t>
-      </w:r>
+        <w:t xml:space="preserve">    ├── util/           </w:t>
+      </w:r>
+      <w:proofErr w:type="spellStart"/>
+      <w:r>
+        <w:rPr>
+          <w:rFonts w:ascii="Consolas" w:eastAsia="Consolas" w:hAnsi="Consolas"/>
+          <w:sz w:val="18"/>
+        </w:rPr>
+        <w:t>JwtUtil</w:t>
+      </w:r>
+      <w:proofErr w:type="spellEnd"/>
     </w:p>
     <w:p>
       <w:pPr>
@@ -2628,8 +2901,33 @@
           <w:rFonts w:ascii="Consolas" w:eastAsia="Consolas" w:hAnsi="Consolas"/>
           <w:sz w:val="18"/>
         </w:rPr>
-        <w:t xml:space="preserve">    ├── constant/       RoleNames, UserHeaders</w:t>
-      </w:r>
+        <w:t xml:space="preserve">    ├── constant/       </w:t>
+      </w:r>
+      <w:proofErr w:type="spellStart"/>
+      <w:r>
+        <w:rPr>
+          <w:rFonts w:ascii="Consolas" w:eastAsia="Consolas" w:hAnsi="Consolas"/>
+          <w:sz w:val="18"/>
+        </w:rPr>
+        <w:t>RoleNames</w:t>
+      </w:r>
+      <w:proofErr w:type="spellEnd"/>
+      <w:r>
+        <w:rPr>
+          <w:rFonts w:ascii="Consolas" w:eastAsia="Consolas" w:hAnsi="Consolas"/>
+          <w:sz w:val="18"/>
+        </w:rPr>
+        <w:t xml:space="preserve">, </w:t>
+      </w:r>
+      <w:proofErr w:type="spellStart"/>
+      <w:r>
+        <w:rPr>
+          <w:rFonts w:ascii="Consolas" w:eastAsia="Consolas" w:hAnsi="Consolas"/>
+          <w:sz w:val="18"/>
+        </w:rPr>
+        <w:t>UserHeaders</w:t>
+      </w:r>
+      <w:proofErr w:type="spellEnd"/>
     </w:p>
     <w:p>
       <w:pPr>
@@ -2641,8 +2939,17 @@
           <w:rFonts w:ascii="Consolas" w:eastAsia="Consolas" w:hAnsi="Consolas"/>
           <w:sz w:val="18"/>
         </w:rPr>
-        <w:t xml:space="preserve">    └── entity/         BaseEntity</w:t>
-      </w:r>
+        <w:t xml:space="preserve">    └── entity/         </w:t>
+      </w:r>
+      <w:proofErr w:type="spellStart"/>
+      <w:r>
+        <w:rPr>
+          <w:rFonts w:ascii="Consolas" w:eastAsia="Consolas" w:hAnsi="Consolas"/>
+          <w:sz w:val="18"/>
+        </w:rPr>
+        <w:t>BaseEntity</w:t>
+      </w:r>
+      <w:proofErr w:type="spellEnd"/>
     </w:p>
     <w:p>
       <w:pPr>
@@ -2680,7 +2987,23 @@
           <w:rFonts w:ascii="Consolas" w:eastAsia="Consolas" w:hAnsi="Consolas"/>
           <w:sz w:val="18"/>
         </w:rPr>
-        <w:t>└── src/main/java/com/canteen/gateway/</w:t>
+        <w:t xml:space="preserve">└── </w:t>
+      </w:r>
+      <w:proofErr w:type="spellStart"/>
+      <w:r>
+        <w:rPr>
+          <w:rFonts w:ascii="Consolas" w:eastAsia="Consolas" w:hAnsi="Consolas"/>
+          <w:sz w:val="18"/>
+        </w:rPr>
+        <w:t>src</w:t>
+      </w:r>
+      <w:proofErr w:type="spellEnd"/>
+      <w:r>
+        <w:rPr>
+          <w:rFonts w:ascii="Consolas" w:eastAsia="Consolas" w:hAnsi="Consolas"/>
+          <w:sz w:val="18"/>
+        </w:rPr>
+        <w:t>/main/java/com/canteen/gateway/</w:t>
       </w:r>
     </w:p>
     <w:p>
@@ -2693,8 +3016,17 @@
           <w:rFonts w:ascii="Consolas" w:eastAsia="Consolas" w:hAnsi="Consolas"/>
           <w:sz w:val="18"/>
         </w:rPr>
-        <w:t xml:space="preserve">    ├── filter/         JwtAuthGlobalFilter</w:t>
-      </w:r>
+        <w:t xml:space="preserve">    ├── filter/         </w:t>
+      </w:r>
+      <w:proofErr w:type="spellStart"/>
+      <w:r>
+        <w:rPr>
+          <w:rFonts w:ascii="Consolas" w:eastAsia="Consolas" w:hAnsi="Consolas"/>
+          <w:sz w:val="18"/>
+        </w:rPr>
+        <w:t>JwtAuthGlobalFilter</w:t>
+      </w:r>
+      <w:proofErr w:type="spellEnd"/>
     </w:p>
     <w:p>
       <w:pPr>
@@ -2707,8 +3039,17 @@
           <w:sz w:val="18"/>
         </w:rPr>
         <w:lastRenderedPageBreak/>
-        <w:t xml:space="preserve">    └── config/         RateLimitProperties</w:t>
-      </w:r>
+        <w:t xml:space="preserve">    └── config/         </w:t>
+      </w:r>
+      <w:proofErr w:type="spellStart"/>
+      <w:r>
+        <w:rPr>
+          <w:rFonts w:ascii="Consolas" w:eastAsia="Consolas" w:hAnsi="Consolas"/>
+          <w:sz w:val="18"/>
+        </w:rPr>
+        <w:t>RateLimitProperties</w:t>
+      </w:r>
+      <w:proofErr w:type="spellEnd"/>
     </w:p>
     <w:p>
       <w:pPr>
@@ -2746,7 +3087,23 @@
           <w:rFonts w:ascii="Consolas" w:eastAsia="Consolas" w:hAnsi="Consolas"/>
           <w:sz w:val="18"/>
         </w:rPr>
-        <w:t>└── src/main/java/com/canteen/user/</w:t>
+        <w:t xml:space="preserve">└── </w:t>
+      </w:r>
+      <w:proofErr w:type="spellStart"/>
+      <w:r>
+        <w:rPr>
+          <w:rFonts w:ascii="Consolas" w:eastAsia="Consolas" w:hAnsi="Consolas"/>
+          <w:sz w:val="18"/>
+        </w:rPr>
+        <w:t>src</w:t>
+      </w:r>
+      <w:proofErr w:type="spellEnd"/>
+      <w:r>
+        <w:rPr>
+          <w:rFonts w:ascii="Consolas" w:eastAsia="Consolas" w:hAnsi="Consolas"/>
+          <w:sz w:val="18"/>
+        </w:rPr>
+        <w:t>/main/java/com/canteen/user/</w:t>
       </w:r>
     </w:p>
     <w:p>
@@ -2759,8 +3116,17 @@
           <w:rFonts w:ascii="Consolas" w:eastAsia="Consolas" w:hAnsi="Consolas"/>
           <w:sz w:val="18"/>
         </w:rPr>
-        <w:t xml:space="preserve">    ├── controller/     UserController</w:t>
-      </w:r>
+        <w:t xml:space="preserve">    ├── controller/     </w:t>
+      </w:r>
+      <w:proofErr w:type="spellStart"/>
+      <w:r>
+        <w:rPr>
+          <w:rFonts w:ascii="Consolas" w:eastAsia="Consolas" w:hAnsi="Consolas"/>
+          <w:sz w:val="18"/>
+        </w:rPr>
+        <w:t>UserController</w:t>
+      </w:r>
+      <w:proofErr w:type="spellEnd"/>
     </w:p>
     <w:p>
       <w:pPr>
@@ -2772,8 +3138,17 @@
           <w:rFonts w:ascii="Consolas" w:eastAsia="Consolas" w:hAnsi="Consolas"/>
           <w:sz w:val="18"/>
         </w:rPr>
-        <w:t xml:space="preserve">    ├── service/        UserService</w:t>
-      </w:r>
+        <w:t xml:space="preserve">    ├── service/        </w:t>
+      </w:r>
+      <w:proofErr w:type="spellStart"/>
+      <w:r>
+        <w:rPr>
+          <w:rFonts w:ascii="Consolas" w:eastAsia="Consolas" w:hAnsi="Consolas"/>
+          <w:sz w:val="18"/>
+        </w:rPr>
+        <w:t>UserService</w:t>
+      </w:r>
+      <w:proofErr w:type="spellEnd"/>
     </w:p>
     <w:p>
       <w:pPr>
@@ -2785,7 +3160,55 @@
           <w:rFonts w:ascii="Consolas" w:eastAsia="Consolas" w:hAnsi="Consolas"/>
           <w:sz w:val="18"/>
         </w:rPr>
-        <w:t xml:space="preserve">    ├── mapper/         UserMapper (MyBatis-Plus BaseMapper&lt;User&gt;)</w:t>
+        <w:t xml:space="preserve">    ├── mapper/         </w:t>
+      </w:r>
+      <w:proofErr w:type="spellStart"/>
+      <w:r>
+        <w:rPr>
+          <w:rFonts w:ascii="Consolas" w:eastAsia="Consolas" w:hAnsi="Consolas"/>
+          <w:sz w:val="18"/>
+        </w:rPr>
+        <w:t>UserMapper</w:t>
+      </w:r>
+      <w:proofErr w:type="spellEnd"/>
+      <w:r>
+        <w:rPr>
+          <w:rFonts w:ascii="Consolas" w:eastAsia="Consolas" w:hAnsi="Consolas"/>
+          <w:sz w:val="18"/>
+        </w:rPr>
+        <w:t xml:space="preserve"> (</w:t>
+      </w:r>
+      <w:proofErr w:type="spellStart"/>
+      <w:r>
+        <w:rPr>
+          <w:rFonts w:ascii="Consolas" w:eastAsia="Consolas" w:hAnsi="Consolas"/>
+          <w:sz w:val="18"/>
+        </w:rPr>
+        <w:t>MyBatis</w:t>
+      </w:r>
+      <w:proofErr w:type="spellEnd"/>
+      <w:r>
+        <w:rPr>
+          <w:rFonts w:ascii="Consolas" w:eastAsia="Consolas" w:hAnsi="Consolas"/>
+          <w:sz w:val="18"/>
+        </w:rPr>
+        <w:t xml:space="preserve">-Plus </w:t>
+      </w:r>
+      <w:proofErr w:type="spellStart"/>
+      <w:r>
+        <w:rPr>
+          <w:rFonts w:ascii="Consolas" w:eastAsia="Consolas" w:hAnsi="Consolas"/>
+          <w:sz w:val="18"/>
+        </w:rPr>
+        <w:t>BaseMapper</w:t>
+      </w:r>
+      <w:proofErr w:type="spellEnd"/>
+      <w:r>
+        <w:rPr>
+          <w:rFonts w:ascii="Consolas" w:eastAsia="Consolas" w:hAnsi="Consolas"/>
+          <w:sz w:val="18"/>
+        </w:rPr>
+        <w:t>&lt;User&gt;)</w:t>
       </w:r>
     </w:p>
     <w:p>
@@ -2811,7 +3234,23 @@
           <w:rFonts w:ascii="Consolas" w:eastAsia="Consolas" w:hAnsi="Consolas"/>
           <w:sz w:val="18"/>
         </w:rPr>
-        <w:t xml:space="preserve">    ├── dto/            RegisterDTO/LoginDTO/UserUpdateDTO/ChangePasswordDTO/AdminResetPasswordDTO</w:t>
+        <w:t xml:space="preserve">    ├── </w:t>
+      </w:r>
+      <w:proofErr w:type="spellStart"/>
+      <w:r>
+        <w:rPr>
+          <w:rFonts w:ascii="Consolas" w:eastAsia="Consolas" w:hAnsi="Consolas"/>
+          <w:sz w:val="18"/>
+        </w:rPr>
+        <w:t>dto</w:t>
+      </w:r>
+      <w:proofErr w:type="spellEnd"/>
+      <w:r>
+        <w:rPr>
+          <w:rFonts w:ascii="Consolas" w:eastAsia="Consolas" w:hAnsi="Consolas"/>
+          <w:sz w:val="18"/>
+        </w:rPr>
+        <w:t>/            RegisterDTO/LoginDTO/UserUpdateDTO/ChangePasswordDTO/AdminResetPasswordDTO</w:t>
       </w:r>
     </w:p>
     <w:p>
@@ -2824,8 +3263,33 @@
           <w:rFonts w:ascii="Consolas" w:eastAsia="Consolas" w:hAnsi="Consolas"/>
           <w:sz w:val="18"/>
         </w:rPr>
-        <w:t xml:space="preserve">    ├── vo/             UserVO</w:t>
-      </w:r>
+        <w:t xml:space="preserve">    ├── </w:t>
+      </w:r>
+      <w:proofErr w:type="spellStart"/>
+      <w:r>
+        <w:rPr>
+          <w:rFonts w:ascii="Consolas" w:eastAsia="Consolas" w:hAnsi="Consolas"/>
+          <w:sz w:val="18"/>
+        </w:rPr>
+        <w:t>vo</w:t>
+      </w:r>
+      <w:proofErr w:type="spellEnd"/>
+      <w:r>
+        <w:rPr>
+          <w:rFonts w:ascii="Consolas" w:eastAsia="Consolas" w:hAnsi="Consolas"/>
+          <w:sz w:val="18"/>
+        </w:rPr>
+        <w:t xml:space="preserve">/             </w:t>
+      </w:r>
+      <w:proofErr w:type="spellStart"/>
+      <w:r>
+        <w:rPr>
+          <w:rFonts w:ascii="Consolas" w:eastAsia="Consolas" w:hAnsi="Consolas"/>
+          <w:sz w:val="18"/>
+        </w:rPr>
+        <w:t>UserVO</w:t>
+      </w:r>
+      <w:proofErr w:type="spellEnd"/>
     </w:p>
     <w:p>
       <w:pPr>
@@ -2837,8 +3301,33 @@
           <w:rFonts w:ascii="Consolas" w:eastAsia="Consolas" w:hAnsi="Consolas"/>
           <w:sz w:val="18"/>
         </w:rPr>
-        <w:t xml:space="preserve">    └── config/         GlobalExceptionHandler, MybatisPlusConfig</w:t>
-      </w:r>
+        <w:t xml:space="preserve">    └── config/         </w:t>
+      </w:r>
+      <w:proofErr w:type="spellStart"/>
+      <w:r>
+        <w:rPr>
+          <w:rFonts w:ascii="Consolas" w:eastAsia="Consolas" w:hAnsi="Consolas"/>
+          <w:sz w:val="18"/>
+        </w:rPr>
+        <w:t>GlobalExceptionHandler</w:t>
+      </w:r>
+      <w:proofErr w:type="spellEnd"/>
+      <w:r>
+        <w:rPr>
+          <w:rFonts w:ascii="Consolas" w:eastAsia="Consolas" w:hAnsi="Consolas"/>
+          <w:sz w:val="18"/>
+        </w:rPr>
+        <w:t xml:space="preserve">, </w:t>
+      </w:r>
+      <w:proofErr w:type="spellStart"/>
+      <w:r>
+        <w:rPr>
+          <w:rFonts w:ascii="Consolas" w:eastAsia="Consolas" w:hAnsi="Consolas"/>
+          <w:sz w:val="18"/>
+        </w:rPr>
+        <w:t>MybatisPlusConfig</w:t>
+      </w:r>
+      <w:proofErr w:type="spellEnd"/>
     </w:p>
     <w:p>
       <w:pPr>
@@ -2876,7 +3365,23 @@
           <w:rFonts w:ascii="Consolas" w:eastAsia="Consolas" w:hAnsi="Consolas"/>
           <w:sz w:val="18"/>
         </w:rPr>
-        <w:t>└── src/main/java/com/canteen/menu/</w:t>
+        <w:t xml:space="preserve">└── </w:t>
+      </w:r>
+      <w:proofErr w:type="spellStart"/>
+      <w:r>
+        <w:rPr>
+          <w:rFonts w:ascii="Consolas" w:eastAsia="Consolas" w:hAnsi="Consolas"/>
+          <w:sz w:val="18"/>
+        </w:rPr>
+        <w:t>src</w:t>
+      </w:r>
+      <w:proofErr w:type="spellEnd"/>
+      <w:r>
+        <w:rPr>
+          <w:rFonts w:ascii="Consolas" w:eastAsia="Consolas" w:hAnsi="Consolas"/>
+          <w:sz w:val="18"/>
+        </w:rPr>
+        <w:t>/main/java/com/canteen/menu/</w:t>
       </w:r>
     </w:p>
     <w:p>
@@ -2889,8 +3394,33 @@
           <w:rFonts w:ascii="Consolas" w:eastAsia="Consolas" w:hAnsi="Consolas"/>
           <w:sz w:val="18"/>
         </w:rPr>
-        <w:t xml:space="preserve">    ├── controller/     DishController, MenuBoardController</w:t>
-      </w:r>
+        <w:t xml:space="preserve">    ├── controller/     </w:t>
+      </w:r>
+      <w:proofErr w:type="spellStart"/>
+      <w:r>
+        <w:rPr>
+          <w:rFonts w:ascii="Consolas" w:eastAsia="Consolas" w:hAnsi="Consolas"/>
+          <w:sz w:val="18"/>
+        </w:rPr>
+        <w:t>DishController</w:t>
+      </w:r>
+      <w:proofErr w:type="spellEnd"/>
+      <w:r>
+        <w:rPr>
+          <w:rFonts w:ascii="Consolas" w:eastAsia="Consolas" w:hAnsi="Consolas"/>
+          <w:sz w:val="18"/>
+        </w:rPr>
+        <w:t xml:space="preserve">, </w:t>
+      </w:r>
+      <w:proofErr w:type="spellStart"/>
+      <w:r>
+        <w:rPr>
+          <w:rFonts w:ascii="Consolas" w:eastAsia="Consolas" w:hAnsi="Consolas"/>
+          <w:sz w:val="18"/>
+        </w:rPr>
+        <w:t>MenuBoardController</w:t>
+      </w:r>
+      <w:proofErr w:type="spellEnd"/>
     </w:p>
     <w:p>
       <w:pPr>
@@ -2902,8 +3432,33 @@
           <w:rFonts w:ascii="Consolas" w:eastAsia="Consolas" w:hAnsi="Consolas"/>
           <w:sz w:val="18"/>
         </w:rPr>
-        <w:t xml:space="preserve">    ├── service/        DishService, DailyMenuService</w:t>
-      </w:r>
+        <w:t xml:space="preserve">    ├── service/        </w:t>
+      </w:r>
+      <w:proofErr w:type="spellStart"/>
+      <w:r>
+        <w:rPr>
+          <w:rFonts w:ascii="Consolas" w:eastAsia="Consolas" w:hAnsi="Consolas"/>
+          <w:sz w:val="18"/>
+        </w:rPr>
+        <w:t>DishService</w:t>
+      </w:r>
+      <w:proofErr w:type="spellEnd"/>
+      <w:r>
+        <w:rPr>
+          <w:rFonts w:ascii="Consolas" w:eastAsia="Consolas" w:hAnsi="Consolas"/>
+          <w:sz w:val="18"/>
+        </w:rPr>
+        <w:t xml:space="preserve">, </w:t>
+      </w:r>
+      <w:proofErr w:type="spellStart"/>
+      <w:r>
+        <w:rPr>
+          <w:rFonts w:ascii="Consolas" w:eastAsia="Consolas" w:hAnsi="Consolas"/>
+          <w:sz w:val="18"/>
+        </w:rPr>
+        <w:t>DailyMenuService</w:t>
+      </w:r>
+      <w:proofErr w:type="spellEnd"/>
     </w:p>
     <w:p>
       <w:pPr>
@@ -2915,8 +3470,49 @@
           <w:rFonts w:ascii="Consolas" w:eastAsia="Consolas" w:hAnsi="Consolas"/>
           <w:sz w:val="18"/>
         </w:rPr>
-        <w:t xml:space="preserve">    ├── mapper/         DishMapper, MenuMapper, MenuDishMapper</w:t>
-      </w:r>
+        <w:t xml:space="preserve">    ├── mapper/         </w:t>
+      </w:r>
+      <w:proofErr w:type="spellStart"/>
+      <w:r>
+        <w:rPr>
+          <w:rFonts w:ascii="Consolas" w:eastAsia="Consolas" w:hAnsi="Consolas"/>
+          <w:sz w:val="18"/>
+        </w:rPr>
+        <w:t>DishMapper</w:t>
+      </w:r>
+      <w:proofErr w:type="spellEnd"/>
+      <w:r>
+        <w:rPr>
+          <w:rFonts w:ascii="Consolas" w:eastAsia="Consolas" w:hAnsi="Consolas"/>
+          <w:sz w:val="18"/>
+        </w:rPr>
+        <w:t xml:space="preserve">, </w:t>
+      </w:r>
+      <w:proofErr w:type="spellStart"/>
+      <w:r>
+        <w:rPr>
+          <w:rFonts w:ascii="Consolas" w:eastAsia="Consolas" w:hAnsi="Consolas"/>
+          <w:sz w:val="18"/>
+        </w:rPr>
+        <w:t>MenuMapper</w:t>
+      </w:r>
+      <w:proofErr w:type="spellEnd"/>
+      <w:r>
+        <w:rPr>
+          <w:rFonts w:ascii="Consolas" w:eastAsia="Consolas" w:hAnsi="Consolas"/>
+          <w:sz w:val="18"/>
+        </w:rPr>
+        <w:t xml:space="preserve">, </w:t>
+      </w:r>
+      <w:proofErr w:type="spellStart"/>
+      <w:r>
+        <w:rPr>
+          <w:rFonts w:ascii="Consolas" w:eastAsia="Consolas" w:hAnsi="Consolas"/>
+          <w:sz w:val="18"/>
+        </w:rPr>
+        <w:t>MenuDishMapper</w:t>
+      </w:r>
+      <w:proofErr w:type="spellEnd"/>
     </w:p>
     <w:p>
       <w:pPr>
@@ -2928,8 +3524,17 @@
           <w:rFonts w:ascii="Consolas" w:eastAsia="Consolas" w:hAnsi="Consolas"/>
           <w:sz w:val="18"/>
         </w:rPr>
-        <w:t xml:space="preserve">    ├── entity/         Dish, Menu, MenuDish</w:t>
-      </w:r>
+        <w:t xml:space="preserve">    ├── entity/         Dish, Menu, </w:t>
+      </w:r>
+      <w:proofErr w:type="spellStart"/>
+      <w:r>
+        <w:rPr>
+          <w:rFonts w:ascii="Consolas" w:eastAsia="Consolas" w:hAnsi="Consolas"/>
+          <w:sz w:val="18"/>
+        </w:rPr>
+        <w:t>MenuDish</w:t>
+      </w:r>
+      <w:proofErr w:type="spellEnd"/>
     </w:p>
     <w:p>
       <w:pPr>
@@ -2941,7 +3546,87 @@
           <w:rFonts w:ascii="Consolas" w:eastAsia="Consolas" w:hAnsi="Consolas"/>
           <w:sz w:val="18"/>
         </w:rPr>
-        <w:t xml:space="preserve">    ├── dto/            DishCreateDTO, MenuPublishDTO, StockOpDTO, StockUpdateDTO,</w:t>
+        <w:t xml:space="preserve">    ├── </w:t>
+      </w:r>
+      <w:proofErr w:type="spellStart"/>
+      <w:r>
+        <w:rPr>
+          <w:rFonts w:ascii="Consolas" w:eastAsia="Consolas" w:hAnsi="Consolas"/>
+          <w:sz w:val="18"/>
+        </w:rPr>
+        <w:t>dto</w:t>
+      </w:r>
+      <w:proofErr w:type="spellEnd"/>
+      <w:r>
+        <w:rPr>
+          <w:rFonts w:ascii="Consolas" w:eastAsia="Consolas" w:hAnsi="Consolas"/>
+          <w:sz w:val="18"/>
+        </w:rPr>
+        <w:t xml:space="preserve">/            </w:t>
+      </w:r>
+      <w:proofErr w:type="spellStart"/>
+      <w:r>
+        <w:rPr>
+          <w:rFonts w:ascii="Consolas" w:eastAsia="Consolas" w:hAnsi="Consolas"/>
+          <w:sz w:val="18"/>
+        </w:rPr>
+        <w:t>DishCreateDTO</w:t>
+      </w:r>
+      <w:proofErr w:type="spellEnd"/>
+      <w:r>
+        <w:rPr>
+          <w:rFonts w:ascii="Consolas" w:eastAsia="Consolas" w:hAnsi="Consolas"/>
+          <w:sz w:val="18"/>
+        </w:rPr>
+        <w:t xml:space="preserve">, </w:t>
+      </w:r>
+      <w:proofErr w:type="spellStart"/>
+      <w:r>
+        <w:rPr>
+          <w:rFonts w:ascii="Consolas" w:eastAsia="Consolas" w:hAnsi="Consolas"/>
+          <w:sz w:val="18"/>
+        </w:rPr>
+        <w:t>MenuPublishDTO</w:t>
+      </w:r>
+      <w:proofErr w:type="spellEnd"/>
+      <w:r>
+        <w:rPr>
+          <w:rFonts w:ascii="Consolas" w:eastAsia="Consolas" w:hAnsi="Consolas"/>
+          <w:sz w:val="18"/>
+        </w:rPr>
+        <w:t xml:space="preserve">, </w:t>
+      </w:r>
+      <w:proofErr w:type="spellStart"/>
+      <w:r>
+        <w:rPr>
+          <w:rFonts w:ascii="Consolas" w:eastAsia="Consolas" w:hAnsi="Consolas"/>
+          <w:sz w:val="18"/>
+        </w:rPr>
+        <w:t>StockOpDTO</w:t>
+      </w:r>
+      <w:proofErr w:type="spellEnd"/>
+      <w:r>
+        <w:rPr>
+          <w:rFonts w:ascii="Consolas" w:eastAsia="Consolas" w:hAnsi="Consolas"/>
+          <w:sz w:val="18"/>
+        </w:rPr>
+        <w:t xml:space="preserve">, </w:t>
+      </w:r>
+      <w:proofErr w:type="spellStart"/>
+      <w:r>
+        <w:rPr>
+          <w:rFonts w:ascii="Consolas" w:eastAsia="Consolas" w:hAnsi="Consolas"/>
+          <w:sz w:val="18"/>
+        </w:rPr>
+        <w:t>StockUpdateDTO</w:t>
+      </w:r>
+      <w:proofErr w:type="spellEnd"/>
+      <w:r>
+        <w:rPr>
+          <w:rFonts w:ascii="Consolas" w:eastAsia="Consolas" w:hAnsi="Consolas"/>
+          <w:sz w:val="18"/>
+        </w:rPr>
+        <w:t>,</w:t>
       </w:r>
     </w:p>
     <w:p>
@@ -2954,8 +3639,33 @@
           <w:rFonts w:ascii="Consolas" w:eastAsia="Consolas" w:hAnsi="Consolas"/>
           <w:sz w:val="18"/>
         </w:rPr>
-        <w:t xml:space="preserve">    │                  AdminMenuUpdateDTO, AdminMenuDishUpdateDTO</w:t>
-      </w:r>
+        <w:t xml:space="preserve">    │                  </w:t>
+      </w:r>
+      <w:proofErr w:type="spellStart"/>
+      <w:r>
+        <w:rPr>
+          <w:rFonts w:ascii="Consolas" w:eastAsia="Consolas" w:hAnsi="Consolas"/>
+          <w:sz w:val="18"/>
+        </w:rPr>
+        <w:t>AdminMenuUpdateDTO</w:t>
+      </w:r>
+      <w:proofErr w:type="spellEnd"/>
+      <w:r>
+        <w:rPr>
+          <w:rFonts w:ascii="Consolas" w:eastAsia="Consolas" w:hAnsi="Consolas"/>
+          <w:sz w:val="18"/>
+        </w:rPr>
+        <w:t xml:space="preserve">, </w:t>
+      </w:r>
+      <w:proofErr w:type="spellStart"/>
+      <w:r>
+        <w:rPr>
+          <w:rFonts w:ascii="Consolas" w:eastAsia="Consolas" w:hAnsi="Consolas"/>
+          <w:sz w:val="18"/>
+        </w:rPr>
+        <w:t>AdminMenuDishUpdateDTO</w:t>
+      </w:r>
+      <w:proofErr w:type="spellEnd"/>
     </w:p>
     <w:p>
       <w:pPr>
@@ -2967,8 +3677,65 @@
           <w:rFonts w:ascii="Consolas" w:eastAsia="Consolas" w:hAnsi="Consolas"/>
           <w:sz w:val="18"/>
         </w:rPr>
-        <w:t xml:space="preserve">    ├── vo/             MenuDetailVO, MenuDishDetailVO, StockItemVO</w:t>
-      </w:r>
+        <w:t xml:space="preserve">    ├── </w:t>
+      </w:r>
+      <w:proofErr w:type="spellStart"/>
+      <w:r>
+        <w:rPr>
+          <w:rFonts w:ascii="Consolas" w:eastAsia="Consolas" w:hAnsi="Consolas"/>
+          <w:sz w:val="18"/>
+        </w:rPr>
+        <w:t>vo</w:t>
+      </w:r>
+      <w:proofErr w:type="spellEnd"/>
+      <w:r>
+        <w:rPr>
+          <w:rFonts w:ascii="Consolas" w:eastAsia="Consolas" w:hAnsi="Consolas"/>
+          <w:sz w:val="18"/>
+        </w:rPr>
+        <w:t xml:space="preserve">/             </w:t>
+      </w:r>
+      <w:proofErr w:type="spellStart"/>
+      <w:r>
+        <w:rPr>
+          <w:rFonts w:ascii="Consolas" w:eastAsia="Consolas" w:hAnsi="Consolas"/>
+          <w:sz w:val="18"/>
+        </w:rPr>
+        <w:t>MenuDetailVO</w:t>
+      </w:r>
+      <w:proofErr w:type="spellEnd"/>
+      <w:r>
+        <w:rPr>
+          <w:rFonts w:ascii="Consolas" w:eastAsia="Consolas" w:hAnsi="Consolas"/>
+          <w:sz w:val="18"/>
+        </w:rPr>
+        <w:t xml:space="preserve">, </w:t>
+      </w:r>
+      <w:proofErr w:type="spellStart"/>
+      <w:r>
+        <w:rPr>
+          <w:rFonts w:ascii="Consolas" w:eastAsia="Consolas" w:hAnsi="Consolas"/>
+          <w:sz w:val="18"/>
+        </w:rPr>
+        <w:t>MenuDishDetailVO</w:t>
+      </w:r>
+      <w:proofErr w:type="spellEnd"/>
+      <w:r>
+        <w:rPr>
+          <w:rFonts w:ascii="Consolas" w:eastAsia="Consolas" w:hAnsi="Consolas"/>
+          <w:sz w:val="18"/>
+        </w:rPr>
+        <w:t xml:space="preserve">, </w:t>
+      </w:r>
+      <w:proofErr w:type="spellStart"/>
+      <w:r>
+        <w:rPr>
+          <w:rFonts w:ascii="Consolas" w:eastAsia="Consolas" w:hAnsi="Consolas"/>
+          <w:sz w:val="18"/>
+        </w:rPr>
+        <w:t>StockItemVO</w:t>
+      </w:r>
+      <w:proofErr w:type="spellEnd"/>
     </w:p>
     <w:p>
       <w:pPr>
@@ -2980,7 +3747,39 @@
           <w:rFonts w:ascii="Consolas" w:eastAsia="Consolas" w:hAnsi="Consolas"/>
           <w:sz w:val="18"/>
         </w:rPr>
-        <w:t xml:space="preserve">    └── config/         GlobalExceptionHandler, MybatisPlus*</w:t>
+        <w:t xml:space="preserve">    └── config/         </w:t>
+      </w:r>
+      <w:proofErr w:type="spellStart"/>
+      <w:r>
+        <w:rPr>
+          <w:rFonts w:ascii="Consolas" w:eastAsia="Consolas" w:hAnsi="Consolas"/>
+          <w:sz w:val="18"/>
+        </w:rPr>
+        <w:t>GlobalExceptionHandler</w:t>
+      </w:r>
+      <w:proofErr w:type="spellEnd"/>
+      <w:r>
+        <w:rPr>
+          <w:rFonts w:ascii="Consolas" w:eastAsia="Consolas" w:hAnsi="Consolas"/>
+          <w:sz w:val="18"/>
+        </w:rPr>
+        <w:t xml:space="preserve">, </w:t>
+      </w:r>
+      <w:proofErr w:type="spellStart"/>
+      <w:r>
+        <w:rPr>
+          <w:rFonts w:ascii="Consolas" w:eastAsia="Consolas" w:hAnsi="Consolas"/>
+          <w:sz w:val="18"/>
+        </w:rPr>
+        <w:t>MybatisPlus</w:t>
+      </w:r>
+      <w:proofErr w:type="spellEnd"/>
+      <w:r>
+        <w:rPr>
+          <w:rFonts w:ascii="Consolas" w:eastAsia="Consolas" w:hAnsi="Consolas"/>
+          <w:sz w:val="18"/>
+        </w:rPr>
+        <w:t>*</w:t>
       </w:r>
     </w:p>
     <w:p>
@@ -3019,7 +3818,23 @@
           <w:rFonts w:ascii="Consolas" w:eastAsia="Consolas" w:hAnsi="Consolas"/>
           <w:sz w:val="18"/>
         </w:rPr>
-        <w:t>└── src/main/java/com/canteen/order/</w:t>
+        <w:t xml:space="preserve">└── </w:t>
+      </w:r>
+      <w:proofErr w:type="spellStart"/>
+      <w:r>
+        <w:rPr>
+          <w:rFonts w:ascii="Consolas" w:eastAsia="Consolas" w:hAnsi="Consolas"/>
+          <w:sz w:val="18"/>
+        </w:rPr>
+        <w:t>src</w:t>
+      </w:r>
+      <w:proofErr w:type="spellEnd"/>
+      <w:r>
+        <w:rPr>
+          <w:rFonts w:ascii="Consolas" w:eastAsia="Consolas" w:hAnsi="Consolas"/>
+          <w:sz w:val="18"/>
+        </w:rPr>
+        <w:t>/main/java/com/canteen/order/</w:t>
       </w:r>
     </w:p>
     <w:p>
@@ -3032,8 +3847,33 @@
           <w:rFonts w:ascii="Consolas" w:eastAsia="Consolas" w:hAnsi="Consolas"/>
           <w:sz w:val="18"/>
         </w:rPr>
-        <w:t xml:space="preserve">    ├── controller/     OrderController, StatController</w:t>
-      </w:r>
+        <w:t xml:space="preserve">    ├── controller/     </w:t>
+      </w:r>
+      <w:proofErr w:type="spellStart"/>
+      <w:r>
+        <w:rPr>
+          <w:rFonts w:ascii="Consolas" w:eastAsia="Consolas" w:hAnsi="Consolas"/>
+          <w:sz w:val="18"/>
+        </w:rPr>
+        <w:t>OrderController</w:t>
+      </w:r>
+      <w:proofErr w:type="spellEnd"/>
+      <w:r>
+        <w:rPr>
+          <w:rFonts w:ascii="Consolas" w:eastAsia="Consolas" w:hAnsi="Consolas"/>
+          <w:sz w:val="18"/>
+        </w:rPr>
+        <w:t xml:space="preserve">, </w:t>
+      </w:r>
+      <w:proofErr w:type="spellStart"/>
+      <w:r>
+        <w:rPr>
+          <w:rFonts w:ascii="Consolas" w:eastAsia="Consolas" w:hAnsi="Consolas"/>
+          <w:sz w:val="18"/>
+        </w:rPr>
+        <w:t>StatController</w:t>
+      </w:r>
+      <w:proofErr w:type="spellEnd"/>
     </w:p>
     <w:p>
       <w:pPr>
@@ -3045,8 +3885,33 @@
           <w:rFonts w:ascii="Consolas" w:eastAsia="Consolas" w:hAnsi="Consolas"/>
           <w:sz w:val="18"/>
         </w:rPr>
-        <w:t xml:space="preserve">    ├── service/        OrdersAppService, OrderPersistenceFacade</w:t>
-      </w:r>
+        <w:t xml:space="preserve">    ├── service/        </w:t>
+      </w:r>
+      <w:proofErr w:type="spellStart"/>
+      <w:r>
+        <w:rPr>
+          <w:rFonts w:ascii="Consolas" w:eastAsia="Consolas" w:hAnsi="Consolas"/>
+          <w:sz w:val="18"/>
+        </w:rPr>
+        <w:t>OrdersAppService</w:t>
+      </w:r>
+      <w:proofErr w:type="spellEnd"/>
+      <w:r>
+        <w:rPr>
+          <w:rFonts w:ascii="Consolas" w:eastAsia="Consolas" w:hAnsi="Consolas"/>
+          <w:sz w:val="18"/>
+        </w:rPr>
+        <w:t xml:space="preserve">, </w:t>
+      </w:r>
+      <w:proofErr w:type="spellStart"/>
+      <w:r>
+        <w:rPr>
+          <w:rFonts w:ascii="Consolas" w:eastAsia="Consolas" w:hAnsi="Consolas"/>
+          <w:sz w:val="18"/>
+        </w:rPr>
+        <w:t>OrderPersistenceFacade</w:t>
+      </w:r>
+      <w:proofErr w:type="spellEnd"/>
     </w:p>
     <w:p>
       <w:pPr>
@@ -3058,7 +3923,39 @@
           <w:rFonts w:ascii="Consolas" w:eastAsia="Consolas" w:hAnsi="Consolas"/>
           <w:sz w:val="18"/>
         </w:rPr>
-        <w:t xml:space="preserve">    ├── scheduler/      OrderTimeoutScheduler (@Scheduled fixedDelay=30s)</w:t>
+        <w:t xml:space="preserve">    ├── scheduler/      </w:t>
+      </w:r>
+      <w:proofErr w:type="spellStart"/>
+      <w:r>
+        <w:rPr>
+          <w:rFonts w:ascii="Consolas" w:eastAsia="Consolas" w:hAnsi="Consolas"/>
+          <w:sz w:val="18"/>
+        </w:rPr>
+        <w:t>OrderTimeoutScheduler</w:t>
+      </w:r>
+      <w:proofErr w:type="spellEnd"/>
+      <w:r>
+        <w:rPr>
+          <w:rFonts w:ascii="Consolas" w:eastAsia="Consolas" w:hAnsi="Consolas"/>
+          <w:sz w:val="18"/>
+        </w:rPr>
+        <w:t xml:space="preserve"> (@Scheduled </w:t>
+      </w:r>
+      <w:proofErr w:type="spellStart"/>
+      <w:r>
+        <w:rPr>
+          <w:rFonts w:ascii="Consolas" w:eastAsia="Consolas" w:hAnsi="Consolas"/>
+          <w:sz w:val="18"/>
+        </w:rPr>
+        <w:t>fixedDelay</w:t>
+      </w:r>
+      <w:proofErr w:type="spellEnd"/>
+      <w:r>
+        <w:rPr>
+          <w:rFonts w:ascii="Consolas" w:eastAsia="Consolas" w:hAnsi="Consolas"/>
+          <w:sz w:val="18"/>
+        </w:rPr>
+        <w:t>=30s)</w:t>
       </w:r>
     </w:p>
     <w:p>
@@ -3071,7 +3968,55 @@
           <w:rFonts w:ascii="Consolas" w:eastAsia="Consolas" w:hAnsi="Consolas"/>
           <w:sz w:val="18"/>
         </w:rPr>
-        <w:t xml:space="preserve">    ├── client/         MenuClient (Feign), PickupClient (Feign), client/dto/*</w:t>
+        <w:t xml:space="preserve">    ├── client/         </w:t>
+      </w:r>
+      <w:proofErr w:type="spellStart"/>
+      <w:r>
+        <w:rPr>
+          <w:rFonts w:ascii="Consolas" w:eastAsia="Consolas" w:hAnsi="Consolas"/>
+          <w:sz w:val="18"/>
+        </w:rPr>
+        <w:t>MenuClient</w:t>
+      </w:r>
+      <w:proofErr w:type="spellEnd"/>
+      <w:r>
+        <w:rPr>
+          <w:rFonts w:ascii="Consolas" w:eastAsia="Consolas" w:hAnsi="Consolas"/>
+          <w:sz w:val="18"/>
+        </w:rPr>
+        <w:t xml:space="preserve"> (Feign), </w:t>
+      </w:r>
+      <w:proofErr w:type="spellStart"/>
+      <w:r>
+        <w:rPr>
+          <w:rFonts w:ascii="Consolas" w:eastAsia="Consolas" w:hAnsi="Consolas"/>
+          <w:sz w:val="18"/>
+        </w:rPr>
+        <w:t>PickupClient</w:t>
+      </w:r>
+      <w:proofErr w:type="spellEnd"/>
+      <w:r>
+        <w:rPr>
+          <w:rFonts w:ascii="Consolas" w:eastAsia="Consolas" w:hAnsi="Consolas"/>
+          <w:sz w:val="18"/>
+        </w:rPr>
+        <w:t xml:space="preserve"> (Feign), client/</w:t>
+      </w:r>
+      <w:proofErr w:type="spellStart"/>
+      <w:r>
+        <w:rPr>
+          <w:rFonts w:ascii="Consolas" w:eastAsia="Consolas" w:hAnsi="Consolas"/>
+          <w:sz w:val="18"/>
+        </w:rPr>
+        <w:t>dto</w:t>
+      </w:r>
+      <w:proofErr w:type="spellEnd"/>
+      <w:r>
+        <w:rPr>
+          <w:rFonts w:ascii="Consolas" w:eastAsia="Consolas" w:hAnsi="Consolas"/>
+          <w:sz w:val="18"/>
+        </w:rPr>
+        <w:t>/*</w:t>
       </w:r>
     </w:p>
     <w:p>
@@ -3084,8 +4029,33 @@
           <w:rFonts w:ascii="Consolas" w:eastAsia="Consolas" w:hAnsi="Consolas"/>
           <w:sz w:val="18"/>
         </w:rPr>
-        <w:t xml:space="preserve">    ├── mapper/         OrderMapper, OrderItemMapper</w:t>
-      </w:r>
+        <w:t xml:space="preserve">    ├── mapper/         </w:t>
+      </w:r>
+      <w:proofErr w:type="spellStart"/>
+      <w:r>
+        <w:rPr>
+          <w:rFonts w:ascii="Consolas" w:eastAsia="Consolas" w:hAnsi="Consolas"/>
+          <w:sz w:val="18"/>
+        </w:rPr>
+        <w:t>OrderMapper</w:t>
+      </w:r>
+      <w:proofErr w:type="spellEnd"/>
+      <w:r>
+        <w:rPr>
+          <w:rFonts w:ascii="Consolas" w:eastAsia="Consolas" w:hAnsi="Consolas"/>
+          <w:sz w:val="18"/>
+        </w:rPr>
+        <w:t xml:space="preserve">, </w:t>
+      </w:r>
+      <w:proofErr w:type="spellStart"/>
+      <w:r>
+        <w:rPr>
+          <w:rFonts w:ascii="Consolas" w:eastAsia="Consolas" w:hAnsi="Consolas"/>
+          <w:sz w:val="18"/>
+        </w:rPr>
+        <w:t>OrderItemMapper</w:t>
+      </w:r>
+      <w:proofErr w:type="spellEnd"/>
     </w:p>
     <w:p>
       <w:pPr>
@@ -3097,8 +4067,49 @@
           <w:rFonts w:ascii="Consolas" w:eastAsia="Consolas" w:hAnsi="Consolas"/>
           <w:sz w:val="18"/>
         </w:rPr>
-        <w:t xml:space="preserve">    ├── entity/         CanteenOrder (TableName=orders), OrderItem</w:t>
-      </w:r>
+        <w:t xml:space="preserve">    ├── entity/         </w:t>
+      </w:r>
+      <w:proofErr w:type="spellStart"/>
+      <w:r>
+        <w:rPr>
+          <w:rFonts w:ascii="Consolas" w:eastAsia="Consolas" w:hAnsi="Consolas"/>
+          <w:sz w:val="18"/>
+        </w:rPr>
+        <w:t>CanteenOrder</w:t>
+      </w:r>
+      <w:proofErr w:type="spellEnd"/>
+      <w:r>
+        <w:rPr>
+          <w:rFonts w:ascii="Consolas" w:eastAsia="Consolas" w:hAnsi="Consolas"/>
+          <w:sz w:val="18"/>
+        </w:rPr>
+        <w:t xml:space="preserve"> (</w:t>
+      </w:r>
+      <w:proofErr w:type="spellStart"/>
+      <w:r>
+        <w:rPr>
+          <w:rFonts w:ascii="Consolas" w:eastAsia="Consolas" w:hAnsi="Consolas"/>
+          <w:sz w:val="18"/>
+        </w:rPr>
+        <w:t>TableName</w:t>
+      </w:r>
+      <w:proofErr w:type="spellEnd"/>
+      <w:r>
+        <w:rPr>
+          <w:rFonts w:ascii="Consolas" w:eastAsia="Consolas" w:hAnsi="Consolas"/>
+          <w:sz w:val="18"/>
+        </w:rPr>
+        <w:t xml:space="preserve">=orders), </w:t>
+      </w:r>
+      <w:proofErr w:type="spellStart"/>
+      <w:r>
+        <w:rPr>
+          <w:rFonts w:ascii="Consolas" w:eastAsia="Consolas" w:hAnsi="Consolas"/>
+          <w:sz w:val="18"/>
+        </w:rPr>
+        <w:t>OrderItem</w:t>
+      </w:r>
+      <w:proofErr w:type="spellEnd"/>
     </w:p>
     <w:p>
       <w:pPr>
@@ -3110,8 +4121,17 @@
           <w:rFonts w:ascii="Consolas" w:eastAsia="Consolas" w:hAnsi="Consolas"/>
           <w:sz w:val="18"/>
         </w:rPr>
-        <w:t xml:space="preserve">    ├── constant/       OrderStatus</w:t>
-      </w:r>
+        <w:t xml:space="preserve">    ├── constant/       </w:t>
+      </w:r>
+      <w:proofErr w:type="spellStart"/>
+      <w:r>
+        <w:rPr>
+          <w:rFonts w:ascii="Consolas" w:eastAsia="Consolas" w:hAnsi="Consolas"/>
+          <w:sz w:val="18"/>
+        </w:rPr>
+        <w:t>OrderStatus</w:t>
+      </w:r>
+      <w:proofErr w:type="spellEnd"/>
     </w:p>
     <w:p>
       <w:pPr>
@@ -3123,8 +4143,49 @@
           <w:rFonts w:ascii="Consolas" w:eastAsia="Consolas" w:hAnsi="Consolas"/>
           <w:sz w:val="18"/>
         </w:rPr>
-        <w:t xml:space="preserve">    ├── dto/            CreateOrderDTO, OrderBatchStatusDTO</w:t>
-      </w:r>
+        <w:t xml:space="preserve">    ├── </w:t>
+      </w:r>
+      <w:proofErr w:type="spellStart"/>
+      <w:r>
+        <w:rPr>
+          <w:rFonts w:ascii="Consolas" w:eastAsia="Consolas" w:hAnsi="Consolas"/>
+          <w:sz w:val="18"/>
+        </w:rPr>
+        <w:t>dto</w:t>
+      </w:r>
+      <w:proofErr w:type="spellEnd"/>
+      <w:r>
+        <w:rPr>
+          <w:rFonts w:ascii="Consolas" w:eastAsia="Consolas" w:hAnsi="Consolas"/>
+          <w:sz w:val="18"/>
+        </w:rPr>
+        <w:t xml:space="preserve">/            </w:t>
+      </w:r>
+      <w:proofErr w:type="spellStart"/>
+      <w:r>
+        <w:rPr>
+          <w:rFonts w:ascii="Consolas" w:eastAsia="Consolas" w:hAnsi="Consolas"/>
+          <w:sz w:val="18"/>
+        </w:rPr>
+        <w:t>CreateOrderDTO</w:t>
+      </w:r>
+      <w:proofErr w:type="spellEnd"/>
+      <w:r>
+        <w:rPr>
+          <w:rFonts w:ascii="Consolas" w:eastAsia="Consolas" w:hAnsi="Consolas"/>
+          <w:sz w:val="18"/>
+        </w:rPr>
+        <w:t xml:space="preserve">, </w:t>
+      </w:r>
+      <w:proofErr w:type="spellStart"/>
+      <w:r>
+        <w:rPr>
+          <w:rFonts w:ascii="Consolas" w:eastAsia="Consolas" w:hAnsi="Consolas"/>
+          <w:sz w:val="18"/>
+        </w:rPr>
+        <w:t>OrderBatchStatusDTO</w:t>
+      </w:r>
+      <w:proofErr w:type="spellEnd"/>
     </w:p>
     <w:p>
       <w:pPr>
@@ -3136,8 +4197,49 @@
           <w:rFonts w:ascii="Consolas" w:eastAsia="Consolas" w:hAnsi="Consolas"/>
           <w:sz w:val="18"/>
         </w:rPr>
-        <w:t xml:space="preserve">    ├── vo/             OrderVO, OrderBriefVO</w:t>
-      </w:r>
+        <w:t xml:space="preserve">    ├── </w:t>
+      </w:r>
+      <w:proofErr w:type="spellStart"/>
+      <w:r>
+        <w:rPr>
+          <w:rFonts w:ascii="Consolas" w:eastAsia="Consolas" w:hAnsi="Consolas"/>
+          <w:sz w:val="18"/>
+        </w:rPr>
+        <w:t>vo</w:t>
+      </w:r>
+      <w:proofErr w:type="spellEnd"/>
+      <w:r>
+        <w:rPr>
+          <w:rFonts w:ascii="Consolas" w:eastAsia="Consolas" w:hAnsi="Consolas"/>
+          <w:sz w:val="18"/>
+        </w:rPr>
+        <w:t xml:space="preserve">/             </w:t>
+      </w:r>
+      <w:proofErr w:type="spellStart"/>
+      <w:r>
+        <w:rPr>
+          <w:rFonts w:ascii="Consolas" w:eastAsia="Consolas" w:hAnsi="Consolas"/>
+          <w:sz w:val="18"/>
+        </w:rPr>
+        <w:t>OrderVO</w:t>
+      </w:r>
+      <w:proofErr w:type="spellEnd"/>
+      <w:r>
+        <w:rPr>
+          <w:rFonts w:ascii="Consolas" w:eastAsia="Consolas" w:hAnsi="Consolas"/>
+          <w:sz w:val="18"/>
+        </w:rPr>
+        <w:t xml:space="preserve">, </w:t>
+      </w:r>
+      <w:proofErr w:type="spellStart"/>
+      <w:r>
+        <w:rPr>
+          <w:rFonts w:ascii="Consolas" w:eastAsia="Consolas" w:hAnsi="Consolas"/>
+          <w:sz w:val="18"/>
+        </w:rPr>
+        <w:t>OrderBriefVO</w:t>
+      </w:r>
+      <w:proofErr w:type="spellEnd"/>
     </w:p>
     <w:p>
       <w:pPr>
@@ -3149,8 +4251,49 @@
           <w:rFonts w:ascii="Consolas" w:eastAsia="Consolas" w:hAnsi="Consolas"/>
           <w:sz w:val="18"/>
         </w:rPr>
-        <w:t xml:space="preserve">    └── config/         GlobalExceptionHandler, MybatisMetaObjectHandler, MybatisPlusConfig</w:t>
-      </w:r>
+        <w:t xml:space="preserve">    └── config/         </w:t>
+      </w:r>
+      <w:proofErr w:type="spellStart"/>
+      <w:r>
+        <w:rPr>
+          <w:rFonts w:ascii="Consolas" w:eastAsia="Consolas" w:hAnsi="Consolas"/>
+          <w:sz w:val="18"/>
+        </w:rPr>
+        <w:t>GlobalExceptionHandler</w:t>
+      </w:r>
+      <w:proofErr w:type="spellEnd"/>
+      <w:r>
+        <w:rPr>
+          <w:rFonts w:ascii="Consolas" w:eastAsia="Consolas" w:hAnsi="Consolas"/>
+          <w:sz w:val="18"/>
+        </w:rPr>
+        <w:t xml:space="preserve">, </w:t>
+      </w:r>
+      <w:proofErr w:type="spellStart"/>
+      <w:r>
+        <w:rPr>
+          <w:rFonts w:ascii="Consolas" w:eastAsia="Consolas" w:hAnsi="Consolas"/>
+          <w:sz w:val="18"/>
+        </w:rPr>
+        <w:t>MybatisMetaObjectHandler</w:t>
+      </w:r>
+      <w:proofErr w:type="spellEnd"/>
+      <w:r>
+        <w:rPr>
+          <w:rFonts w:ascii="Consolas" w:eastAsia="Consolas" w:hAnsi="Consolas"/>
+          <w:sz w:val="18"/>
+        </w:rPr>
+        <w:t xml:space="preserve">, </w:t>
+      </w:r>
+      <w:proofErr w:type="spellStart"/>
+      <w:r>
+        <w:rPr>
+          <w:rFonts w:ascii="Consolas" w:eastAsia="Consolas" w:hAnsi="Consolas"/>
+          <w:sz w:val="18"/>
+        </w:rPr>
+        <w:t>MybatisPlusConfig</w:t>
+      </w:r>
+      <w:proofErr w:type="spellEnd"/>
     </w:p>
     <w:p>
       <w:pPr>
@@ -3188,7 +4331,23 @@
           <w:rFonts w:ascii="Consolas" w:eastAsia="Consolas" w:hAnsi="Consolas"/>
           <w:sz w:val="18"/>
         </w:rPr>
-        <w:t>└── src/main/java/com/canteen/pickup/</w:t>
+        <w:t xml:space="preserve">└── </w:t>
+      </w:r>
+      <w:proofErr w:type="spellStart"/>
+      <w:r>
+        <w:rPr>
+          <w:rFonts w:ascii="Consolas" w:eastAsia="Consolas" w:hAnsi="Consolas"/>
+          <w:sz w:val="18"/>
+        </w:rPr>
+        <w:t>src</w:t>
+      </w:r>
+      <w:proofErr w:type="spellEnd"/>
+      <w:r>
+        <w:rPr>
+          <w:rFonts w:ascii="Consolas" w:eastAsia="Consolas" w:hAnsi="Consolas"/>
+          <w:sz w:val="18"/>
+        </w:rPr>
+        <w:t>/main/java/com/canteen/pickup/</w:t>
       </w:r>
     </w:p>
     <w:p>
@@ -3201,8 +4360,17 @@
           <w:rFonts w:ascii="Consolas" w:eastAsia="Consolas" w:hAnsi="Consolas"/>
           <w:sz w:val="18"/>
         </w:rPr>
-        <w:t xml:space="preserve">    ├── controller/     PickupController</w:t>
-      </w:r>
+        <w:t xml:space="preserve">    ├── controller/     </w:t>
+      </w:r>
+      <w:proofErr w:type="spellStart"/>
+      <w:r>
+        <w:rPr>
+          <w:rFonts w:ascii="Consolas" w:eastAsia="Consolas" w:hAnsi="Consolas"/>
+          <w:sz w:val="18"/>
+        </w:rPr>
+        <w:t>PickupController</w:t>
+      </w:r>
+      <w:proofErr w:type="spellEnd"/>
     </w:p>
     <w:p>
       <w:pPr>
@@ -3215,8 +4383,17 @@
           <w:sz w:val="18"/>
         </w:rPr>
         <w:lastRenderedPageBreak/>
-        <w:t xml:space="preserve">    ├── service/        PickupQueueService</w:t>
-      </w:r>
+        <w:t xml:space="preserve">    ├── service/        </w:t>
+      </w:r>
+      <w:proofErr w:type="spellStart"/>
+      <w:r>
+        <w:rPr>
+          <w:rFonts w:ascii="Consolas" w:eastAsia="Consolas" w:hAnsi="Consolas"/>
+          <w:sz w:val="18"/>
+        </w:rPr>
+        <w:t>PickupQueueService</w:t>
+      </w:r>
+      <w:proofErr w:type="spellEnd"/>
     </w:p>
     <w:p>
       <w:pPr>
@@ -3228,8 +4405,49 @@
           <w:rFonts w:ascii="Consolas" w:eastAsia="Consolas" w:hAnsi="Consolas"/>
           <w:sz w:val="18"/>
         </w:rPr>
-        <w:t xml:space="preserve">    ├── client/         OrderRemoteClient (Feign), client/dto/OrderBriefRemoteVO</w:t>
-      </w:r>
+        <w:t xml:space="preserve">    ├── client/         </w:t>
+      </w:r>
+      <w:proofErr w:type="spellStart"/>
+      <w:r>
+        <w:rPr>
+          <w:rFonts w:ascii="Consolas" w:eastAsia="Consolas" w:hAnsi="Consolas"/>
+          <w:sz w:val="18"/>
+        </w:rPr>
+        <w:t>OrderRemoteClient</w:t>
+      </w:r>
+      <w:proofErr w:type="spellEnd"/>
+      <w:r>
+        <w:rPr>
+          <w:rFonts w:ascii="Consolas" w:eastAsia="Consolas" w:hAnsi="Consolas"/>
+          <w:sz w:val="18"/>
+        </w:rPr>
+        <w:t xml:space="preserve"> (Feign), client/</w:t>
+      </w:r>
+      <w:proofErr w:type="spellStart"/>
+      <w:r>
+        <w:rPr>
+          <w:rFonts w:ascii="Consolas" w:eastAsia="Consolas" w:hAnsi="Consolas"/>
+          <w:sz w:val="18"/>
+        </w:rPr>
+        <w:t>dto</w:t>
+      </w:r>
+      <w:proofErr w:type="spellEnd"/>
+      <w:r>
+        <w:rPr>
+          <w:rFonts w:ascii="Consolas" w:eastAsia="Consolas" w:hAnsi="Consolas"/>
+          <w:sz w:val="18"/>
+        </w:rPr>
+        <w:t>/</w:t>
+      </w:r>
+      <w:proofErr w:type="spellStart"/>
+      <w:r>
+        <w:rPr>
+          <w:rFonts w:ascii="Consolas" w:eastAsia="Consolas" w:hAnsi="Consolas"/>
+          <w:sz w:val="18"/>
+        </w:rPr>
+        <w:t>OrderBriefRemoteVO</w:t>
+      </w:r>
+      <w:proofErr w:type="spellEnd"/>
     </w:p>
     <w:p>
       <w:pPr>
@@ -3241,8 +4459,33 @@
           <w:rFonts w:ascii="Consolas" w:eastAsia="Consolas" w:hAnsi="Consolas"/>
           <w:sz w:val="18"/>
         </w:rPr>
-        <w:t xml:space="preserve">    ├── mapper/         CanteenWindowMapper, PickupRecordMapper</w:t>
-      </w:r>
+        <w:t xml:space="preserve">    ├── mapper/         </w:t>
+      </w:r>
+      <w:proofErr w:type="spellStart"/>
+      <w:r>
+        <w:rPr>
+          <w:rFonts w:ascii="Consolas" w:eastAsia="Consolas" w:hAnsi="Consolas"/>
+          <w:sz w:val="18"/>
+        </w:rPr>
+        <w:t>CanteenWindowMapper</w:t>
+      </w:r>
+      <w:proofErr w:type="spellEnd"/>
+      <w:r>
+        <w:rPr>
+          <w:rFonts w:ascii="Consolas" w:eastAsia="Consolas" w:hAnsi="Consolas"/>
+          <w:sz w:val="18"/>
+        </w:rPr>
+        <w:t xml:space="preserve">, </w:t>
+      </w:r>
+      <w:proofErr w:type="spellStart"/>
+      <w:r>
+        <w:rPr>
+          <w:rFonts w:ascii="Consolas" w:eastAsia="Consolas" w:hAnsi="Consolas"/>
+          <w:sz w:val="18"/>
+        </w:rPr>
+        <w:t>PickupRecordMapper</w:t>
+      </w:r>
+      <w:proofErr w:type="spellEnd"/>
     </w:p>
     <w:p>
       <w:pPr>
@@ -3254,8 +4497,33 @@
           <w:rFonts w:ascii="Consolas" w:eastAsia="Consolas" w:hAnsi="Consolas"/>
           <w:sz w:val="18"/>
         </w:rPr>
-        <w:t xml:space="preserve">    ├── entity/         CanteenWindow, PickupRecord</w:t>
-      </w:r>
+        <w:t xml:space="preserve">    ├── entity/         </w:t>
+      </w:r>
+      <w:proofErr w:type="spellStart"/>
+      <w:r>
+        <w:rPr>
+          <w:rFonts w:ascii="Consolas" w:eastAsia="Consolas" w:hAnsi="Consolas"/>
+          <w:sz w:val="18"/>
+        </w:rPr>
+        <w:t>CanteenWindow</w:t>
+      </w:r>
+      <w:proofErr w:type="spellEnd"/>
+      <w:r>
+        <w:rPr>
+          <w:rFonts w:ascii="Consolas" w:eastAsia="Consolas" w:hAnsi="Consolas"/>
+          <w:sz w:val="18"/>
+        </w:rPr>
+        <w:t xml:space="preserve">, </w:t>
+      </w:r>
+      <w:proofErr w:type="spellStart"/>
+      <w:r>
+        <w:rPr>
+          <w:rFonts w:ascii="Consolas" w:eastAsia="Consolas" w:hAnsi="Consolas"/>
+          <w:sz w:val="18"/>
+        </w:rPr>
+        <w:t>PickupRecord</w:t>
+      </w:r>
+      <w:proofErr w:type="spellEnd"/>
     </w:p>
     <w:p>
       <w:pPr>
@@ -3267,8 +4535,65 @@
           <w:rFonts w:ascii="Consolas" w:eastAsia="Consolas" w:hAnsi="Consolas"/>
           <w:sz w:val="18"/>
         </w:rPr>
-        <w:t xml:space="preserve">    ├── dto/            WindowCreateDTO, EnqueueBody, VerifyDTO</w:t>
-      </w:r>
+        <w:t xml:space="preserve">    ├── </w:t>
+      </w:r>
+      <w:proofErr w:type="spellStart"/>
+      <w:r>
+        <w:rPr>
+          <w:rFonts w:ascii="Consolas" w:eastAsia="Consolas" w:hAnsi="Consolas"/>
+          <w:sz w:val="18"/>
+        </w:rPr>
+        <w:t>dto</w:t>
+      </w:r>
+      <w:proofErr w:type="spellEnd"/>
+      <w:r>
+        <w:rPr>
+          <w:rFonts w:ascii="Consolas" w:eastAsia="Consolas" w:hAnsi="Consolas"/>
+          <w:sz w:val="18"/>
+        </w:rPr>
+        <w:t xml:space="preserve">/            </w:t>
+      </w:r>
+      <w:proofErr w:type="spellStart"/>
+      <w:r>
+        <w:rPr>
+          <w:rFonts w:ascii="Consolas" w:eastAsia="Consolas" w:hAnsi="Consolas"/>
+          <w:sz w:val="18"/>
+        </w:rPr>
+        <w:t>WindowCreateDTO</w:t>
+      </w:r>
+      <w:proofErr w:type="spellEnd"/>
+      <w:r>
+        <w:rPr>
+          <w:rFonts w:ascii="Consolas" w:eastAsia="Consolas" w:hAnsi="Consolas"/>
+          <w:sz w:val="18"/>
+        </w:rPr>
+        <w:t xml:space="preserve">, </w:t>
+      </w:r>
+      <w:proofErr w:type="spellStart"/>
+      <w:r>
+        <w:rPr>
+          <w:rFonts w:ascii="Consolas" w:eastAsia="Consolas" w:hAnsi="Consolas"/>
+          <w:sz w:val="18"/>
+        </w:rPr>
+        <w:t>EnqueueBody</w:t>
+      </w:r>
+      <w:proofErr w:type="spellEnd"/>
+      <w:r>
+        <w:rPr>
+          <w:rFonts w:ascii="Consolas" w:eastAsia="Consolas" w:hAnsi="Consolas"/>
+          <w:sz w:val="18"/>
+        </w:rPr>
+        <w:t xml:space="preserve">, </w:t>
+      </w:r>
+      <w:proofErr w:type="spellStart"/>
+      <w:r>
+        <w:rPr>
+          <w:rFonts w:ascii="Consolas" w:eastAsia="Consolas" w:hAnsi="Consolas"/>
+          <w:sz w:val="18"/>
+        </w:rPr>
+        <w:t>VerifyDTO</w:t>
+      </w:r>
+      <w:proofErr w:type="spellEnd"/>
     </w:p>
     <w:p>
       <w:pPr>
@@ -3280,8 +4605,49 @@
           <w:rFonts w:ascii="Consolas" w:eastAsia="Consolas" w:hAnsi="Consolas"/>
           <w:sz w:val="18"/>
         </w:rPr>
-        <w:t xml:space="preserve">    ├── vo/             EnqueueResultVO, DisplayVO</w:t>
-      </w:r>
+        <w:t xml:space="preserve">    ├── </w:t>
+      </w:r>
+      <w:proofErr w:type="spellStart"/>
+      <w:r>
+        <w:rPr>
+          <w:rFonts w:ascii="Consolas" w:eastAsia="Consolas" w:hAnsi="Consolas"/>
+          <w:sz w:val="18"/>
+        </w:rPr>
+        <w:t>vo</w:t>
+      </w:r>
+      <w:proofErr w:type="spellEnd"/>
+      <w:r>
+        <w:rPr>
+          <w:rFonts w:ascii="Consolas" w:eastAsia="Consolas" w:hAnsi="Consolas"/>
+          <w:sz w:val="18"/>
+        </w:rPr>
+        <w:t xml:space="preserve">/             </w:t>
+      </w:r>
+      <w:proofErr w:type="spellStart"/>
+      <w:r>
+        <w:rPr>
+          <w:rFonts w:ascii="Consolas" w:eastAsia="Consolas" w:hAnsi="Consolas"/>
+          <w:sz w:val="18"/>
+        </w:rPr>
+        <w:t>EnqueueResultVO</w:t>
+      </w:r>
+      <w:proofErr w:type="spellEnd"/>
+      <w:r>
+        <w:rPr>
+          <w:rFonts w:ascii="Consolas" w:eastAsia="Consolas" w:hAnsi="Consolas"/>
+          <w:sz w:val="18"/>
+        </w:rPr>
+        <w:t xml:space="preserve">, </w:t>
+      </w:r>
+      <w:proofErr w:type="spellStart"/>
+      <w:r>
+        <w:rPr>
+          <w:rFonts w:ascii="Consolas" w:eastAsia="Consolas" w:hAnsi="Consolas"/>
+          <w:sz w:val="18"/>
+        </w:rPr>
+        <w:t>DisplayVO</w:t>
+      </w:r>
+      <w:proofErr w:type="spellEnd"/>
     </w:p>
     <w:p>
       <w:pPr>
@@ -3293,8 +4659,65 @@
           <w:rFonts w:ascii="Consolas" w:eastAsia="Consolas" w:hAnsi="Consolas"/>
           <w:sz w:val="18"/>
         </w:rPr>
-        <w:t xml:space="preserve">    ├── websocket/      WebSocketConfig, QueueWebSocketHandler, WebSocketBroadcaster</w:t>
-      </w:r>
+        <w:t xml:space="preserve">    ├── </w:t>
+      </w:r>
+      <w:proofErr w:type="spellStart"/>
+      <w:r>
+        <w:rPr>
+          <w:rFonts w:ascii="Consolas" w:eastAsia="Consolas" w:hAnsi="Consolas"/>
+          <w:sz w:val="18"/>
+        </w:rPr>
+        <w:t>websocket</w:t>
+      </w:r>
+      <w:proofErr w:type="spellEnd"/>
+      <w:r>
+        <w:rPr>
+          <w:rFonts w:ascii="Consolas" w:eastAsia="Consolas" w:hAnsi="Consolas"/>
+          <w:sz w:val="18"/>
+        </w:rPr>
+        <w:t xml:space="preserve">/      </w:t>
+      </w:r>
+      <w:proofErr w:type="spellStart"/>
+      <w:r>
+        <w:rPr>
+          <w:rFonts w:ascii="Consolas" w:eastAsia="Consolas" w:hAnsi="Consolas"/>
+          <w:sz w:val="18"/>
+        </w:rPr>
+        <w:t>WebSocketConfig</w:t>
+      </w:r>
+      <w:proofErr w:type="spellEnd"/>
+      <w:r>
+        <w:rPr>
+          <w:rFonts w:ascii="Consolas" w:eastAsia="Consolas" w:hAnsi="Consolas"/>
+          <w:sz w:val="18"/>
+        </w:rPr>
+        <w:t xml:space="preserve">, </w:t>
+      </w:r>
+      <w:proofErr w:type="spellStart"/>
+      <w:r>
+        <w:rPr>
+          <w:rFonts w:ascii="Consolas" w:eastAsia="Consolas" w:hAnsi="Consolas"/>
+          <w:sz w:val="18"/>
+        </w:rPr>
+        <w:t>QueueWebSocketHandler</w:t>
+      </w:r>
+      <w:proofErr w:type="spellEnd"/>
+      <w:r>
+        <w:rPr>
+          <w:rFonts w:ascii="Consolas" w:eastAsia="Consolas" w:hAnsi="Consolas"/>
+          <w:sz w:val="18"/>
+        </w:rPr>
+        <w:t xml:space="preserve">, </w:t>
+      </w:r>
+      <w:proofErr w:type="spellStart"/>
+      <w:r>
+        <w:rPr>
+          <w:rFonts w:ascii="Consolas" w:eastAsia="Consolas" w:hAnsi="Consolas"/>
+          <w:sz w:val="18"/>
+        </w:rPr>
+        <w:t>WebSocketBroadcaster</w:t>
+      </w:r>
+      <w:proofErr w:type="spellEnd"/>
     </w:p>
     <w:p>
       <w:pPr>
@@ -3306,7 +4729,39 @@
           <w:rFonts w:ascii="Consolas" w:eastAsia="Consolas" w:hAnsi="Consolas"/>
           <w:sz w:val="18"/>
         </w:rPr>
-        <w:t xml:space="preserve">    └── config/         GlobalExceptionHandler, MybatisPlus*</w:t>
+        <w:t xml:space="preserve">    └── config/         </w:t>
+      </w:r>
+      <w:proofErr w:type="spellStart"/>
+      <w:r>
+        <w:rPr>
+          <w:rFonts w:ascii="Consolas" w:eastAsia="Consolas" w:hAnsi="Consolas"/>
+          <w:sz w:val="18"/>
+        </w:rPr>
+        <w:t>GlobalExceptionHandler</w:t>
+      </w:r>
+      <w:proofErr w:type="spellEnd"/>
+      <w:r>
+        <w:rPr>
+          <w:rFonts w:ascii="Consolas" w:eastAsia="Consolas" w:hAnsi="Consolas"/>
+          <w:sz w:val="18"/>
+        </w:rPr>
+        <w:t xml:space="preserve">, </w:t>
+      </w:r>
+      <w:proofErr w:type="spellStart"/>
+      <w:r>
+        <w:rPr>
+          <w:rFonts w:ascii="Consolas" w:eastAsia="Consolas" w:hAnsi="Consolas"/>
+          <w:sz w:val="18"/>
+        </w:rPr>
+        <w:t>MybatisPlus</w:t>
+      </w:r>
+      <w:proofErr w:type="spellEnd"/>
+      <w:r>
+        <w:rPr>
+          <w:rFonts w:ascii="Consolas" w:eastAsia="Consolas" w:hAnsi="Consolas"/>
+          <w:sz w:val="18"/>
+        </w:rPr>
+        <w:t>*</w:t>
       </w:r>
     </w:p>
     <w:p>
@@ -3428,9 +4883,11 @@
             <w:tcW w:w="2769" w:type="dxa"/>
           </w:tcPr>
           <w:p>
+            <w:proofErr w:type="spellStart"/>
             <w:r>
               <w:t>canteen_user</w:t>
             </w:r>
+            <w:proofErr w:type="spellEnd"/>
           </w:p>
         </w:tc>
         <w:tc>
@@ -3441,9 +4898,11 @@
             <w:pPr>
               <w:cnfStyle w:val="000000100000" w:firstRow="0" w:lastRow="0" w:firstColumn="0" w:lastColumn="0" w:oddVBand="0" w:evenVBand="0" w:oddHBand="1" w:evenHBand="0" w:firstRowFirstColumn="0" w:firstRowLastColumn="0" w:lastRowFirstColumn="0" w:lastRowLastColumn="0"/>
             </w:pPr>
+            <w:proofErr w:type="spellStart"/>
             <w:r>
               <w:t>sys_user</w:t>
             </w:r>
+            <w:proofErr w:type="spellEnd"/>
           </w:p>
         </w:tc>
         <w:tc>
@@ -3479,9 +4938,11 @@
             <w:tcW w:w="2769" w:type="dxa"/>
           </w:tcPr>
           <w:p>
+            <w:proofErr w:type="spellStart"/>
             <w:r>
               <w:t>canteen_menu</w:t>
             </w:r>
+            <w:proofErr w:type="spellEnd"/>
           </w:p>
         </w:tc>
         <w:tc>
@@ -3521,9 +4982,11 @@
             <w:tcW w:w="2769" w:type="dxa"/>
           </w:tcPr>
           <w:p>
+            <w:proofErr w:type="spellStart"/>
             <w:r>
               <w:t>canteen_menu</w:t>
             </w:r>
+            <w:proofErr w:type="spellEnd"/>
           </w:p>
         </w:tc>
         <w:tc>
@@ -3560,9 +5023,11 @@
             <w:tcW w:w="2769" w:type="dxa"/>
           </w:tcPr>
           <w:p>
+            <w:proofErr w:type="spellStart"/>
             <w:r>
               <w:t>canteen_menu</w:t>
             </w:r>
+            <w:proofErr w:type="spellEnd"/>
           </w:p>
         </w:tc>
         <w:tc>
@@ -3573,9 +5038,11 @@
             <w:pPr>
               <w:cnfStyle w:val="000000000000" w:firstRow="0" w:lastRow="0" w:firstColumn="0" w:lastColumn="0" w:oddVBand="0" w:evenVBand="0" w:oddHBand="0" w:evenHBand="0" w:firstRowFirstColumn="0" w:firstRowLastColumn="0" w:lastRowFirstColumn="0" w:lastRowLastColumn="0"/>
             </w:pPr>
+            <w:proofErr w:type="spellStart"/>
             <w:r>
               <w:t>menu_dish</w:t>
             </w:r>
+            <w:proofErr w:type="spellEnd"/>
           </w:p>
         </w:tc>
         <w:tc>
@@ -3620,9 +5087,11 @@
             <w:tcW w:w="2769" w:type="dxa"/>
           </w:tcPr>
           <w:p>
+            <w:proofErr w:type="spellStart"/>
             <w:r>
               <w:t>canteen_order</w:t>
             </w:r>
+            <w:proofErr w:type="spellEnd"/>
           </w:p>
         </w:tc>
         <w:tc>
@@ -3659,9 +5128,11 @@
             <w:tcW w:w="2769" w:type="dxa"/>
           </w:tcPr>
           <w:p>
+            <w:proofErr w:type="spellStart"/>
             <w:r>
               <w:t>canteen_order</w:t>
             </w:r>
+            <w:proofErr w:type="spellEnd"/>
           </w:p>
         </w:tc>
         <w:tc>
@@ -3672,9 +5143,11 @@
             <w:pPr>
               <w:cnfStyle w:val="000000000000" w:firstRow="0" w:lastRow="0" w:firstColumn="0" w:lastColumn="0" w:oddVBand="0" w:evenVBand="0" w:oddHBand="0" w:evenHBand="0" w:firstRowFirstColumn="0" w:firstRowLastColumn="0" w:lastRowFirstColumn="0" w:lastRowLastColumn="0"/>
             </w:pPr>
+            <w:proofErr w:type="spellStart"/>
             <w:r>
               <w:t>order_item</w:t>
             </w:r>
+            <w:proofErr w:type="spellEnd"/>
           </w:p>
         </w:tc>
         <w:tc>
@@ -3701,9 +5174,11 @@
             <w:tcW w:w="2769" w:type="dxa"/>
           </w:tcPr>
           <w:p>
+            <w:proofErr w:type="spellStart"/>
             <w:r>
               <w:t>canteen_pickup</w:t>
             </w:r>
+            <w:proofErr w:type="spellEnd"/>
           </w:p>
         </w:tc>
         <w:tc>
@@ -3714,9 +5189,11 @@
             <w:pPr>
               <w:cnfStyle w:val="000000100000" w:firstRow="0" w:lastRow="0" w:firstColumn="0" w:lastColumn="0" w:oddVBand="0" w:evenVBand="0" w:oddHBand="1" w:evenHBand="0" w:firstRowFirstColumn="0" w:firstRowLastColumn="0" w:lastRowFirstColumn="0" w:lastRowLastColumn="0"/>
             </w:pPr>
+            <w:proofErr w:type="spellStart"/>
             <w:r>
               <w:t>canteen_window</w:t>
             </w:r>
+            <w:proofErr w:type="spellEnd"/>
           </w:p>
         </w:tc>
         <w:tc>
@@ -3740,9 +5217,11 @@
             <w:tcW w:w="2769" w:type="dxa"/>
           </w:tcPr>
           <w:p>
+            <w:proofErr w:type="spellStart"/>
             <w:r>
               <w:t>canteen_pickup</w:t>
             </w:r>
+            <w:proofErr w:type="spellEnd"/>
           </w:p>
         </w:tc>
         <w:tc>
@@ -3753,9 +5232,11 @@
             <w:pPr>
               <w:cnfStyle w:val="000000000000" w:firstRow="0" w:lastRow="0" w:firstColumn="0" w:lastColumn="0" w:oddVBand="0" w:evenVBand="0" w:oddHBand="0" w:evenHBand="0" w:firstRowFirstColumn="0" w:firstRowLastColumn="0" w:lastRowFirstColumn="0" w:lastRowLastColumn="0"/>
             </w:pPr>
+            <w:proofErr w:type="spellStart"/>
             <w:r>
               <w:t>pickup_record</w:t>
             </w:r>
+            <w:proofErr w:type="spellEnd"/>
           </w:p>
         </w:tc>
         <w:tc>
@@ -3873,9 +5354,11 @@
             <w:tcW w:w="2769" w:type="dxa"/>
           </w:tcPr>
           <w:p>
+            <w:proofErr w:type="spellStart"/>
             <w:r>
               <w:t>sys_user</w:t>
             </w:r>
+            <w:proofErr w:type="spellEnd"/>
           </w:p>
         </w:tc>
         <w:tc>
@@ -3909,7 +5392,15 @@
               <w:t>调</w:t>
             </w:r>
             <w:r>
-              <w:t xml:space="preserve"> /api/user/me </w:t>
+              <w:t xml:space="preserve"> /</w:t>
+            </w:r>
+            <w:proofErr w:type="spellStart"/>
+            <w:r>
+              <w:t>api</w:t>
+            </w:r>
+            <w:proofErr w:type="spellEnd"/>
+            <w:r>
+              <w:t xml:space="preserve">/user/me </w:t>
             </w:r>
             <w:r>
               <w:t>等</w:t>
@@ -3925,8 +5416,13 @@
           </w:tcPr>
           <w:p>
             <w:r>
-              <w:t>dish / menu / menu_dish</w:t>
-            </w:r>
+              <w:t xml:space="preserve">dish / menu / </w:t>
+            </w:r>
+            <w:proofErr w:type="spellStart"/>
+            <w:r>
+              <w:t>menu_dish</w:t>
+            </w:r>
+            <w:proofErr w:type="spellEnd"/>
           </w:p>
         </w:tc>
         <w:tc>
@@ -3957,7 +5453,15 @@
               <w:t>通过</w:t>
             </w:r>
             <w:r>
-              <w:t xml:space="preserve"> Feign MenuClient </w:t>
+              <w:t xml:space="preserve"> Feign </w:t>
+            </w:r>
+            <w:proofErr w:type="spellStart"/>
+            <w:r>
+              <w:t>MenuClient</w:t>
+            </w:r>
+            <w:proofErr w:type="spellEnd"/>
+            <w:r>
+              <w:t xml:space="preserve"> </w:t>
             </w:r>
             <w:r>
               <w:t>访问</w:t>
@@ -3976,8 +5480,13 @@
           </w:tcPr>
           <w:p>
             <w:r>
-              <w:t>orders / order_item</w:t>
-            </w:r>
+              <w:t xml:space="preserve">orders / </w:t>
+            </w:r>
+            <w:proofErr w:type="spellStart"/>
+            <w:r>
+              <w:t>order_item</w:t>
+            </w:r>
+            <w:proofErr w:type="spellEnd"/>
           </w:p>
         </w:tc>
         <w:tc>
@@ -4008,7 +5517,15 @@
               <w:t>通过</w:t>
             </w:r>
             <w:r>
-              <w:t xml:space="preserve"> Feign OrderRemoteClient </w:t>
+              <w:t xml:space="preserve"> Feign </w:t>
+            </w:r>
+            <w:proofErr w:type="spellStart"/>
+            <w:r>
+              <w:t>OrderRemoteClient</w:t>
+            </w:r>
+            <w:proofErr w:type="spellEnd"/>
+            <w:r>
+              <w:t xml:space="preserve"> </w:t>
             </w:r>
             <w:r>
               <w:t>访问</w:t>
@@ -4023,9 +5540,19 @@
             <w:tcW w:w="2769" w:type="dxa"/>
           </w:tcPr>
           <w:p>
-            <w:r>
-              <w:t>canteen_window / pickup_record</w:t>
-            </w:r>
+            <w:proofErr w:type="spellStart"/>
+            <w:r>
+              <w:t>canteen_window</w:t>
+            </w:r>
+            <w:proofErr w:type="spellEnd"/>
+            <w:r>
+              <w:t xml:space="preserve"> / </w:t>
+            </w:r>
+            <w:proofErr w:type="spellStart"/>
+            <w:r>
+              <w:t>pickup_record</w:t>
+            </w:r>
+            <w:proofErr w:type="spellEnd"/>
           </w:p>
         </w:tc>
         <w:tc>
@@ -4056,7 +5583,15 @@
               <w:t>通过</w:t>
             </w:r>
             <w:r>
-              <w:t xml:space="preserve"> Feign PickupClient </w:t>
+              <w:t xml:space="preserve"> Feign </w:t>
+            </w:r>
+            <w:proofErr w:type="spellStart"/>
+            <w:r>
+              <w:t>PickupClient</w:t>
+            </w:r>
+            <w:proofErr w:type="spellEnd"/>
+            <w:r>
+              <w:t xml:space="preserve"> </w:t>
             </w:r>
             <w:r>
               <w:t>拿窗口列</w:t>
@@ -4150,6 +5685,7 @@
         <w:spacing w:before="20" w:after="20"/>
         <w:ind w:left="567"/>
       </w:pPr>
+      <w:proofErr w:type="spellStart"/>
       <w:r>
         <w:rPr>
           <w:rFonts w:ascii="Consolas" w:eastAsia="Consolas" w:hAnsi="Consolas"/>
@@ -4157,6 +5693,7 @@
         </w:rPr>
         <w:t>erDiagram</w:t>
       </w:r>
+      <w:proofErr w:type="spellEnd"/>
     </w:p>
     <w:p>
       <w:pPr>
@@ -4168,7 +5705,39 @@
           <w:rFonts w:ascii="Consolas" w:eastAsia="Consolas" w:hAnsi="Consolas"/>
           <w:sz w:val="18"/>
         </w:rPr>
-        <w:t xml:space="preserve">    sys_user ||--o{ orders : "下单 userId"</w:t>
+        <w:t xml:space="preserve">    </w:t>
+      </w:r>
+      <w:proofErr w:type="spellStart"/>
+      <w:r>
+        <w:rPr>
+          <w:rFonts w:ascii="Consolas" w:eastAsia="Consolas" w:hAnsi="Consolas"/>
+          <w:sz w:val="18"/>
+        </w:rPr>
+        <w:t>sys_user</w:t>
+      </w:r>
+      <w:proofErr w:type="spellEnd"/>
+      <w:r>
+        <w:rPr>
+          <w:rFonts w:ascii="Consolas" w:eastAsia="Consolas" w:hAnsi="Consolas"/>
+          <w:sz w:val="18"/>
+        </w:rPr>
+        <w:t xml:space="preserve"> ||--o{ orders : "下单 </w:t>
+      </w:r>
+      <w:proofErr w:type="spellStart"/>
+      <w:r>
+        <w:rPr>
+          <w:rFonts w:ascii="Consolas" w:eastAsia="Consolas" w:hAnsi="Consolas"/>
+          <w:sz w:val="18"/>
+        </w:rPr>
+        <w:t>userId</w:t>
+      </w:r>
+      <w:proofErr w:type="spellEnd"/>
+      <w:r>
+        <w:rPr>
+          <w:rFonts w:ascii="Consolas" w:eastAsia="Consolas" w:hAnsi="Consolas"/>
+          <w:sz w:val="18"/>
+        </w:rPr>
+        <w:t>"</w:t>
       </w:r>
     </w:p>
     <w:p>
@@ -4181,7 +5750,55 @@
           <w:rFonts w:ascii="Consolas" w:eastAsia="Consolas" w:hAnsi="Consolas"/>
           <w:sz w:val="18"/>
         </w:rPr>
-        <w:t xml:space="preserve">    sys_user ||--o{ canteen_window : "负责 merchantId"</w:t>
+        <w:t xml:space="preserve">    </w:t>
+      </w:r>
+      <w:proofErr w:type="spellStart"/>
+      <w:r>
+        <w:rPr>
+          <w:rFonts w:ascii="Consolas" w:eastAsia="Consolas" w:hAnsi="Consolas"/>
+          <w:sz w:val="18"/>
+        </w:rPr>
+        <w:t>sys_user</w:t>
+      </w:r>
+      <w:proofErr w:type="spellEnd"/>
+      <w:r>
+        <w:rPr>
+          <w:rFonts w:ascii="Consolas" w:eastAsia="Consolas" w:hAnsi="Consolas"/>
+          <w:sz w:val="18"/>
+        </w:rPr>
+        <w:t xml:space="preserve"> ||--o{ </w:t>
+      </w:r>
+      <w:proofErr w:type="spellStart"/>
+      <w:r>
+        <w:rPr>
+          <w:rFonts w:ascii="Consolas" w:eastAsia="Consolas" w:hAnsi="Consolas"/>
+          <w:sz w:val="18"/>
+        </w:rPr>
+        <w:t>canteen_window</w:t>
+      </w:r>
+      <w:proofErr w:type="spellEnd"/>
+      <w:r>
+        <w:rPr>
+          <w:rFonts w:ascii="Consolas" w:eastAsia="Consolas" w:hAnsi="Consolas"/>
+          <w:sz w:val="18"/>
+        </w:rPr>
+        <w:t xml:space="preserve"> : "负责 </w:t>
+      </w:r>
+      <w:proofErr w:type="spellStart"/>
+      <w:r>
+        <w:rPr>
+          <w:rFonts w:ascii="Consolas" w:eastAsia="Consolas" w:hAnsi="Consolas"/>
+          <w:sz w:val="18"/>
+        </w:rPr>
+        <w:t>merchantId</w:t>
+      </w:r>
+      <w:proofErr w:type="spellEnd"/>
+      <w:r>
+        <w:rPr>
+          <w:rFonts w:ascii="Consolas" w:eastAsia="Consolas" w:hAnsi="Consolas"/>
+          <w:sz w:val="18"/>
+        </w:rPr>
+        <w:t>"</w:t>
       </w:r>
     </w:p>
     <w:p>
@@ -4194,7 +5811,39 @@
           <w:rFonts w:ascii="Consolas" w:eastAsia="Consolas" w:hAnsi="Consolas"/>
           <w:sz w:val="18"/>
         </w:rPr>
-        <w:t xml:space="preserve">    canteen_window ||--o{ orders : "归属窗口 windowId"</w:t>
+        <w:t xml:space="preserve">    </w:t>
+      </w:r>
+      <w:proofErr w:type="spellStart"/>
+      <w:r>
+        <w:rPr>
+          <w:rFonts w:ascii="Consolas" w:eastAsia="Consolas" w:hAnsi="Consolas"/>
+          <w:sz w:val="18"/>
+        </w:rPr>
+        <w:t>canteen_window</w:t>
+      </w:r>
+      <w:proofErr w:type="spellEnd"/>
+      <w:r>
+        <w:rPr>
+          <w:rFonts w:ascii="Consolas" w:eastAsia="Consolas" w:hAnsi="Consolas"/>
+          <w:sz w:val="18"/>
+        </w:rPr>
+        <w:t xml:space="preserve"> ||--o{ orders : "归属窗口 </w:t>
+      </w:r>
+      <w:proofErr w:type="spellStart"/>
+      <w:r>
+        <w:rPr>
+          <w:rFonts w:ascii="Consolas" w:eastAsia="Consolas" w:hAnsi="Consolas"/>
+          <w:sz w:val="18"/>
+        </w:rPr>
+        <w:t>windowId</w:t>
+      </w:r>
+      <w:proofErr w:type="spellEnd"/>
+      <w:r>
+        <w:rPr>
+          <w:rFonts w:ascii="Consolas" w:eastAsia="Consolas" w:hAnsi="Consolas"/>
+          <w:sz w:val="18"/>
+        </w:rPr>
+        <w:t>"</w:t>
       </w:r>
     </w:p>
     <w:p>
@@ -4207,7 +5856,55 @@
           <w:rFonts w:ascii="Consolas" w:eastAsia="Consolas" w:hAnsi="Consolas"/>
           <w:sz w:val="18"/>
         </w:rPr>
-        <w:t xml:space="preserve">    canteen_window ||--o{ pickup_record : "归属窗口 windowId"</w:t>
+        <w:t xml:space="preserve">    </w:t>
+      </w:r>
+      <w:proofErr w:type="spellStart"/>
+      <w:r>
+        <w:rPr>
+          <w:rFonts w:ascii="Consolas" w:eastAsia="Consolas" w:hAnsi="Consolas"/>
+          <w:sz w:val="18"/>
+        </w:rPr>
+        <w:t>canteen_window</w:t>
+      </w:r>
+      <w:proofErr w:type="spellEnd"/>
+      <w:r>
+        <w:rPr>
+          <w:rFonts w:ascii="Consolas" w:eastAsia="Consolas" w:hAnsi="Consolas"/>
+          <w:sz w:val="18"/>
+        </w:rPr>
+        <w:t xml:space="preserve"> ||--o{ </w:t>
+      </w:r>
+      <w:proofErr w:type="spellStart"/>
+      <w:r>
+        <w:rPr>
+          <w:rFonts w:ascii="Consolas" w:eastAsia="Consolas" w:hAnsi="Consolas"/>
+          <w:sz w:val="18"/>
+        </w:rPr>
+        <w:t>pickup_record</w:t>
+      </w:r>
+      <w:proofErr w:type="spellEnd"/>
+      <w:r>
+        <w:rPr>
+          <w:rFonts w:ascii="Consolas" w:eastAsia="Consolas" w:hAnsi="Consolas"/>
+          <w:sz w:val="18"/>
+        </w:rPr>
+        <w:t xml:space="preserve"> : "归属窗口 </w:t>
+      </w:r>
+      <w:proofErr w:type="spellStart"/>
+      <w:r>
+        <w:rPr>
+          <w:rFonts w:ascii="Consolas" w:eastAsia="Consolas" w:hAnsi="Consolas"/>
+          <w:sz w:val="18"/>
+        </w:rPr>
+        <w:t>windowId</w:t>
+      </w:r>
+      <w:proofErr w:type="spellEnd"/>
+      <w:r>
+        <w:rPr>
+          <w:rFonts w:ascii="Consolas" w:eastAsia="Consolas" w:hAnsi="Consolas"/>
+          <w:sz w:val="18"/>
+        </w:rPr>
+        <w:t>"</w:t>
       </w:r>
     </w:p>
     <w:p>
@@ -4220,7 +5917,23 @@
           <w:rFonts w:ascii="Consolas" w:eastAsia="Consolas" w:hAnsi="Consolas"/>
           <w:sz w:val="18"/>
         </w:rPr>
-        <w:t xml:space="preserve">    dish ||--o{ menu_dish : "1:N"</w:t>
+        <w:t xml:space="preserve">    dish ||--o{ </w:t>
+      </w:r>
+      <w:proofErr w:type="spellStart"/>
+      <w:r>
+        <w:rPr>
+          <w:rFonts w:ascii="Consolas" w:eastAsia="Consolas" w:hAnsi="Consolas"/>
+          <w:sz w:val="18"/>
+        </w:rPr>
+        <w:t>menu_dish</w:t>
+      </w:r>
+      <w:proofErr w:type="spellEnd"/>
+      <w:r>
+        <w:rPr>
+          <w:rFonts w:ascii="Consolas" w:eastAsia="Consolas" w:hAnsi="Consolas"/>
+          <w:sz w:val="18"/>
+        </w:rPr>
+        <w:t xml:space="preserve"> : "1:N"</w:t>
       </w:r>
     </w:p>
     <w:p>
@@ -4233,7 +5946,23 @@
           <w:rFonts w:ascii="Consolas" w:eastAsia="Consolas" w:hAnsi="Consolas"/>
           <w:sz w:val="18"/>
         </w:rPr>
-        <w:t xml:space="preserve">    menu ||--o{ menu_dish : "1:N"</w:t>
+        <w:t xml:space="preserve">    menu ||--o{ </w:t>
+      </w:r>
+      <w:proofErr w:type="spellStart"/>
+      <w:r>
+        <w:rPr>
+          <w:rFonts w:ascii="Consolas" w:eastAsia="Consolas" w:hAnsi="Consolas"/>
+          <w:sz w:val="18"/>
+        </w:rPr>
+        <w:t>menu_dish</w:t>
+      </w:r>
+      <w:proofErr w:type="spellEnd"/>
+      <w:r>
+        <w:rPr>
+          <w:rFonts w:ascii="Consolas" w:eastAsia="Consolas" w:hAnsi="Consolas"/>
+          <w:sz w:val="18"/>
+        </w:rPr>
+        <w:t xml:space="preserve"> : "1:N"</w:t>
       </w:r>
     </w:p>
     <w:p>
@@ -4246,7 +5975,55 @@
           <w:rFonts w:ascii="Consolas" w:eastAsia="Consolas" w:hAnsi="Consolas"/>
           <w:sz w:val="18"/>
         </w:rPr>
-        <w:t xml:space="preserve">    menu_dish ||--o{ order_item : "1:N (menu_dish_id)"</w:t>
+        <w:t xml:space="preserve">    </w:t>
+      </w:r>
+      <w:proofErr w:type="spellStart"/>
+      <w:r>
+        <w:rPr>
+          <w:rFonts w:ascii="Consolas" w:eastAsia="Consolas" w:hAnsi="Consolas"/>
+          <w:sz w:val="18"/>
+        </w:rPr>
+        <w:t>menu_dish</w:t>
+      </w:r>
+      <w:proofErr w:type="spellEnd"/>
+      <w:r>
+        <w:rPr>
+          <w:rFonts w:ascii="Consolas" w:eastAsia="Consolas" w:hAnsi="Consolas"/>
+          <w:sz w:val="18"/>
+        </w:rPr>
+        <w:t xml:space="preserve"> ||--o{ </w:t>
+      </w:r>
+      <w:proofErr w:type="spellStart"/>
+      <w:r>
+        <w:rPr>
+          <w:rFonts w:ascii="Consolas" w:eastAsia="Consolas" w:hAnsi="Consolas"/>
+          <w:sz w:val="18"/>
+        </w:rPr>
+        <w:t>order_item</w:t>
+      </w:r>
+      <w:proofErr w:type="spellEnd"/>
+      <w:r>
+        <w:rPr>
+          <w:rFonts w:ascii="Consolas" w:eastAsia="Consolas" w:hAnsi="Consolas"/>
+          <w:sz w:val="18"/>
+        </w:rPr>
+        <w:t xml:space="preserve"> : "1:N (</w:t>
+      </w:r>
+      <w:proofErr w:type="spellStart"/>
+      <w:r>
+        <w:rPr>
+          <w:rFonts w:ascii="Consolas" w:eastAsia="Consolas" w:hAnsi="Consolas"/>
+          <w:sz w:val="18"/>
+        </w:rPr>
+        <w:t>menu_dish_id</w:t>
+      </w:r>
+      <w:proofErr w:type="spellEnd"/>
+      <w:r>
+        <w:rPr>
+          <w:rFonts w:ascii="Consolas" w:eastAsia="Consolas" w:hAnsi="Consolas"/>
+          <w:sz w:val="18"/>
+        </w:rPr>
+        <w:t>)"</w:t>
       </w:r>
     </w:p>
     <w:p>
@@ -4259,7 +6036,39 @@
           <w:rFonts w:ascii="Consolas" w:eastAsia="Consolas" w:hAnsi="Consolas"/>
           <w:sz w:val="18"/>
         </w:rPr>
-        <w:t xml:space="preserve">    orders ||--o{ order_item : "1:N (order_id)"</w:t>
+        <w:t xml:space="preserve">    orders ||--o{ </w:t>
+      </w:r>
+      <w:proofErr w:type="spellStart"/>
+      <w:r>
+        <w:rPr>
+          <w:rFonts w:ascii="Consolas" w:eastAsia="Consolas" w:hAnsi="Consolas"/>
+          <w:sz w:val="18"/>
+        </w:rPr>
+        <w:t>order_item</w:t>
+      </w:r>
+      <w:proofErr w:type="spellEnd"/>
+      <w:r>
+        <w:rPr>
+          <w:rFonts w:ascii="Consolas" w:eastAsia="Consolas" w:hAnsi="Consolas"/>
+          <w:sz w:val="18"/>
+        </w:rPr>
+        <w:t xml:space="preserve"> : "1:N (</w:t>
+      </w:r>
+      <w:proofErr w:type="spellStart"/>
+      <w:r>
+        <w:rPr>
+          <w:rFonts w:ascii="Consolas" w:eastAsia="Consolas" w:hAnsi="Consolas"/>
+          <w:sz w:val="18"/>
+        </w:rPr>
+        <w:t>order_id</w:t>
+      </w:r>
+      <w:proofErr w:type="spellEnd"/>
+      <w:r>
+        <w:rPr>
+          <w:rFonts w:ascii="Consolas" w:eastAsia="Consolas" w:hAnsi="Consolas"/>
+          <w:sz w:val="18"/>
+        </w:rPr>
+        <w:t>)"</w:t>
       </w:r>
     </w:p>
     <w:p>
@@ -4272,7 +6081,39 @@
           <w:rFonts w:ascii="Consolas" w:eastAsia="Consolas" w:hAnsi="Consolas"/>
           <w:sz w:val="18"/>
         </w:rPr>
-        <w:t xml:space="preserve">    orders ||--o{ pickup_record : "1:N (order_id)"</w:t>
+        <w:t xml:space="preserve">    orders ||--o{ </w:t>
+      </w:r>
+      <w:proofErr w:type="spellStart"/>
+      <w:r>
+        <w:rPr>
+          <w:rFonts w:ascii="Consolas" w:eastAsia="Consolas" w:hAnsi="Consolas"/>
+          <w:sz w:val="18"/>
+        </w:rPr>
+        <w:t>pickup_record</w:t>
+      </w:r>
+      <w:proofErr w:type="spellEnd"/>
+      <w:r>
+        <w:rPr>
+          <w:rFonts w:ascii="Consolas" w:eastAsia="Consolas" w:hAnsi="Consolas"/>
+          <w:sz w:val="18"/>
+        </w:rPr>
+        <w:t xml:space="preserve"> : "1:N (</w:t>
+      </w:r>
+      <w:proofErr w:type="spellStart"/>
+      <w:r>
+        <w:rPr>
+          <w:rFonts w:ascii="Consolas" w:eastAsia="Consolas" w:hAnsi="Consolas"/>
+          <w:sz w:val="18"/>
+        </w:rPr>
+        <w:t>order_id</w:t>
+      </w:r>
+      <w:proofErr w:type="spellEnd"/>
+      <w:r>
+        <w:rPr>
+          <w:rFonts w:ascii="Consolas" w:eastAsia="Consolas" w:hAnsi="Consolas"/>
+          <w:sz w:val="18"/>
+        </w:rPr>
+        <w:t>)"</w:t>
       </w:r>
     </w:p>
     <w:p>
@@ -4352,8 +6193,29 @@
       <w:r>
         <w:t>业务唯一键：</w:t>
       </w:r>
-      <w:r>
-        <w:t xml:space="preserve">order_no pickup_code phone student_no </w:t>
+      <w:proofErr w:type="spellStart"/>
+      <w:r>
+        <w:t>order_no</w:t>
+      </w:r>
+      <w:proofErr w:type="spellEnd"/>
+      <w:r>
+        <w:t xml:space="preserve"> </w:t>
+      </w:r>
+      <w:proofErr w:type="spellStart"/>
+      <w:r>
+        <w:t>pickup_code</w:t>
+      </w:r>
+      <w:proofErr w:type="spellEnd"/>
+      <w:r>
+        <w:t xml:space="preserve"> phone </w:t>
+      </w:r>
+      <w:proofErr w:type="spellStart"/>
+      <w:r>
+        <w:t>student_no</w:t>
+      </w:r>
+      <w:proofErr w:type="spellEnd"/>
+      <w:r>
+        <w:t xml:space="preserve"> </w:t>
       </w:r>
       <w:r>
         <w:t>均加</w:t>
@@ -4370,7 +6232,15 @@
         <w:ind w:left="567"/>
       </w:pPr>
       <w:r>
-        <w:t xml:space="preserve">• pickupCode </w:t>
+        <w:t xml:space="preserve">• </w:t>
+      </w:r>
+      <w:proofErr w:type="spellStart"/>
+      <w:r>
+        <w:t>pickupCode</w:t>
+      </w:r>
+      <w:proofErr w:type="spellEnd"/>
+      <w:r>
+        <w:t xml:space="preserve"> </w:t>
       </w:r>
       <w:r>
         <w:t>生成策略见详细设计</w:t>
@@ -4443,7 +6313,15 @@
         <w:ind w:left="567"/>
       </w:pPr>
       <w:r>
-        <w:t xml:space="preserve">• MyBatis-Plus </w:t>
+        <w:t xml:space="preserve">• </w:t>
+      </w:r>
+      <w:proofErr w:type="spellStart"/>
+      <w:r>
+        <w:t>MyBatis</w:t>
+      </w:r>
+      <w:proofErr w:type="spellEnd"/>
+      <w:r>
+        <w:t xml:space="preserve">-Plus </w:t>
       </w:r>
       <w:r>
         <w:t>全局配置</w:t>
@@ -4509,7 +6387,23 @@
           <w:rFonts w:ascii="Consolas" w:eastAsia="Consolas" w:hAnsi="Consolas"/>
           <w:sz w:val="20"/>
         </w:rPr>
-        <w:t>/api/...</w:t>
+        <w:t>/</w:t>
+      </w:r>
+      <w:proofErr w:type="spellStart"/>
+      <w:r>
+        <w:rPr>
+          <w:rFonts w:ascii="Consolas" w:eastAsia="Consolas" w:hAnsi="Consolas"/>
+          <w:sz w:val="20"/>
+        </w:rPr>
+        <w:t>api</w:t>
+      </w:r>
+      <w:proofErr w:type="spellEnd"/>
+      <w:r>
+        <w:rPr>
+          <w:rFonts w:ascii="Consolas" w:eastAsia="Consolas" w:hAnsi="Consolas"/>
+          <w:sz w:val="20"/>
+        </w:rPr>
+        <w:t>/...</w:t>
       </w:r>
       <w:r>
         <w:t>，下游</w:t>
@@ -4534,8 +6428,17 @@
           <w:rFonts w:ascii="Consolas" w:eastAsia="Consolas" w:hAnsi="Consolas"/>
           <w:sz w:val="20"/>
         </w:rPr>
-        <w:t>/api</w:t>
-      </w:r>
+        <w:t>/</w:t>
+      </w:r>
+      <w:proofErr w:type="spellStart"/>
+      <w:r>
+        <w:rPr>
+          <w:rFonts w:ascii="Consolas" w:eastAsia="Consolas" w:hAnsi="Consolas"/>
+          <w:sz w:val="20"/>
+        </w:rPr>
+        <w:t>api</w:t>
+      </w:r>
+      <w:proofErr w:type="spellEnd"/>
       <w:r>
         <w:t xml:space="preserve"> </w:t>
       </w:r>
@@ -4569,7 +6472,25 @@
           <w:b/>
           <w:sz w:val="26"/>
         </w:rPr>
-        <w:t>/api/user/**</w:t>
+        <w:t>/</w:t>
+      </w:r>
+      <w:proofErr w:type="spellStart"/>
+      <w:r>
+        <w:rPr>
+          <w:rFonts w:ascii="Arial" w:eastAsia="黑体" w:hAnsi="Arial"/>
+          <w:b/>
+          <w:sz w:val="26"/>
+        </w:rPr>
+        <w:t>api</w:t>
+      </w:r>
+      <w:proofErr w:type="spellEnd"/>
+      <w:r>
+        <w:rPr>
+          <w:rFonts w:ascii="Arial" w:eastAsia="黑体" w:hAnsi="Arial"/>
+          <w:b/>
+          <w:sz w:val="26"/>
+        </w:rPr>
+        <w:t>/user/**</w:t>
       </w:r>
       <w:r>
         <w:rPr>
@@ -4695,7 +6616,15 @@
               <w:cnfStyle w:val="000000100000" w:firstRow="0" w:lastRow="0" w:firstColumn="0" w:lastColumn="0" w:oddVBand="0" w:evenVBand="0" w:oddHBand="1" w:evenHBand="0" w:firstRowFirstColumn="0" w:firstRowLastColumn="0" w:lastRowFirstColumn="0" w:lastRowLastColumn="0"/>
             </w:pPr>
             <w:r>
-              <w:t>/api/user/register</w:t>
+              <w:t>/</w:t>
+            </w:r>
+            <w:proofErr w:type="spellStart"/>
+            <w:r>
+              <w:t>api</w:t>
+            </w:r>
+            <w:proofErr w:type="spellEnd"/>
+            <w:r>
+              <w:t>/user/register</w:t>
             </w:r>
           </w:p>
         </w:tc>
@@ -4707,8 +6636,21 @@
             <w:pPr>
               <w:cnfStyle w:val="000000100000" w:firstRow="0" w:lastRow="0" w:firstColumn="0" w:lastColumn="0" w:oddVBand="0" w:evenVBand="0" w:oddHBand="1" w:evenHBand="0" w:firstRowFirstColumn="0" w:firstRowLastColumn="0" w:lastRowFirstColumn="0" w:lastRowLastColumn="0"/>
             </w:pPr>
-            <w:r>
-              <w:t>RegisterDTO{ phone,password,nickname,studentNo }</w:t>
+            <w:proofErr w:type="spellStart"/>
+            <w:r>
+              <w:t>RegisterDTO</w:t>
+            </w:r>
+            <w:proofErr w:type="spellEnd"/>
+            <w:r>
+              <w:t xml:space="preserve">{ </w:t>
+            </w:r>
+            <w:proofErr w:type="spellStart"/>
+            <w:r>
+              <w:t>phone,password,nickname,studentNo</w:t>
+            </w:r>
+            <w:proofErr w:type="spellEnd"/>
+            <w:r>
+              <w:t xml:space="preserve"> }</w:t>
             </w:r>
           </w:p>
         </w:tc>
@@ -4760,7 +6702,15 @@
               <w:cnfStyle w:val="000000000000" w:firstRow="0" w:lastRow="0" w:firstColumn="0" w:lastColumn="0" w:oddVBand="0" w:evenVBand="0" w:oddHBand="0" w:evenHBand="0" w:firstRowFirstColumn="0" w:firstRowLastColumn="0" w:lastRowFirstColumn="0" w:lastRowLastColumn="0"/>
             </w:pPr>
             <w:r>
-              <w:t>/api/user/login</w:t>
+              <w:t>/</w:t>
+            </w:r>
+            <w:proofErr w:type="spellStart"/>
+            <w:r>
+              <w:t>api</w:t>
+            </w:r>
+            <w:proofErr w:type="spellEnd"/>
+            <w:r>
+              <w:t>/user/login</w:t>
             </w:r>
           </w:p>
         </w:tc>
@@ -4772,8 +6722,21 @@
             <w:pPr>
               <w:cnfStyle w:val="000000000000" w:firstRow="0" w:lastRow="0" w:firstColumn="0" w:lastColumn="0" w:oddVBand="0" w:evenVBand="0" w:oddHBand="0" w:evenHBand="0" w:firstRowFirstColumn="0" w:firstRowLastColumn="0" w:lastRowFirstColumn="0" w:lastRowLastColumn="0"/>
             </w:pPr>
-            <w:r>
-              <w:t>LoginDTO{ phone,password }</w:t>
+            <w:proofErr w:type="spellStart"/>
+            <w:r>
+              <w:t>LoginDTO</w:t>
+            </w:r>
+            <w:proofErr w:type="spellEnd"/>
+            <w:r>
+              <w:t xml:space="preserve">{ </w:t>
+            </w:r>
+            <w:proofErr w:type="spellStart"/>
+            <w:r>
+              <w:t>phone,password</w:t>
+            </w:r>
+            <w:proofErr w:type="spellEnd"/>
+            <w:r>
+              <w:t xml:space="preserve"> }</w:t>
             </w:r>
           </w:p>
         </w:tc>
@@ -4828,7 +6791,15 @@
               <w:cnfStyle w:val="000000100000" w:firstRow="0" w:lastRow="0" w:firstColumn="0" w:lastColumn="0" w:oddVBand="0" w:evenVBand="0" w:oddHBand="1" w:evenHBand="0" w:firstRowFirstColumn="0" w:firstRowLastColumn="0" w:lastRowFirstColumn="0" w:lastRowLastColumn="0"/>
             </w:pPr>
             <w:r>
-              <w:t>/api/user/refresh</w:t>
+              <w:t>/</w:t>
+            </w:r>
+            <w:proofErr w:type="spellStart"/>
+            <w:r>
+              <w:t>api</w:t>
+            </w:r>
+            <w:proofErr w:type="spellEnd"/>
+            <w:r>
+              <w:t>/user/refresh</w:t>
             </w:r>
           </w:p>
         </w:tc>
@@ -4896,7 +6867,15 @@
               <w:cnfStyle w:val="000000000000" w:firstRow="0" w:lastRow="0" w:firstColumn="0" w:lastColumn="0" w:oddVBand="0" w:evenVBand="0" w:oddHBand="0" w:evenHBand="0" w:firstRowFirstColumn="0" w:firstRowLastColumn="0" w:lastRowFirstColumn="0" w:lastRowLastColumn="0"/>
             </w:pPr>
             <w:r>
-              <w:t>/api/user/me</w:t>
+              <w:t>/</w:t>
+            </w:r>
+            <w:proofErr w:type="spellStart"/>
+            <w:r>
+              <w:t>api</w:t>
+            </w:r>
+            <w:proofErr w:type="spellEnd"/>
+            <w:r>
+              <w:t>/user/me</w:t>
             </w:r>
           </w:p>
         </w:tc>
@@ -4964,7 +6943,15 @@
               <w:cnfStyle w:val="000000100000" w:firstRow="0" w:lastRow="0" w:firstColumn="0" w:lastColumn="0" w:oddVBand="0" w:evenVBand="0" w:oddHBand="1" w:evenHBand="0" w:firstRowFirstColumn="0" w:firstRowLastColumn="0" w:lastRowFirstColumn="0" w:lastRowLastColumn="0"/>
             </w:pPr>
             <w:r>
-              <w:t>/api/user/me</w:t>
+              <w:t>/</w:t>
+            </w:r>
+            <w:proofErr w:type="spellStart"/>
+            <w:r>
+              <w:t>api</w:t>
+            </w:r>
+            <w:proofErr w:type="spellEnd"/>
+            <w:r>
+              <w:t>/user/me</w:t>
             </w:r>
           </w:p>
         </w:tc>
@@ -4976,8 +6963,21 @@
             <w:pPr>
               <w:cnfStyle w:val="000000100000" w:firstRow="0" w:lastRow="0" w:firstColumn="0" w:lastColumn="0" w:oddVBand="0" w:evenVBand="0" w:oddHBand="1" w:evenHBand="0" w:firstRowFirstColumn="0" w:firstRowLastColumn="0" w:lastRowFirstColumn="0" w:lastRowLastColumn="0"/>
             </w:pPr>
-            <w:r>
-              <w:t>UserUpdateDTO{ nickname,avatar }</w:t>
+            <w:proofErr w:type="spellStart"/>
+            <w:r>
+              <w:t>UserUpdateDTO</w:t>
+            </w:r>
+            <w:proofErr w:type="spellEnd"/>
+            <w:r>
+              <w:t xml:space="preserve">{ </w:t>
+            </w:r>
+            <w:proofErr w:type="spellStart"/>
+            <w:r>
+              <w:t>nickname,avatar</w:t>
+            </w:r>
+            <w:proofErr w:type="spellEnd"/>
+            <w:r>
+              <w:t xml:space="preserve"> }</w:t>
             </w:r>
           </w:p>
         </w:tc>
@@ -5035,7 +7035,15 @@
               <w:cnfStyle w:val="000000000000" w:firstRow="0" w:lastRow="0" w:firstColumn="0" w:lastColumn="0" w:oddVBand="0" w:evenVBand="0" w:oddHBand="0" w:evenHBand="0" w:firstRowFirstColumn="0" w:firstRowLastColumn="0" w:lastRowFirstColumn="0" w:lastRowLastColumn="0"/>
             </w:pPr>
             <w:r>
-              <w:t>/api/user/me/password</w:t>
+              <w:t>/</w:t>
+            </w:r>
+            <w:proofErr w:type="spellStart"/>
+            <w:r>
+              <w:t>api</w:t>
+            </w:r>
+            <w:proofErr w:type="spellEnd"/>
+            <w:r>
+              <w:t>/user/me/password</w:t>
             </w:r>
           </w:p>
         </w:tc>
@@ -5047,8 +7055,21 @@
             <w:pPr>
               <w:cnfStyle w:val="000000000000" w:firstRow="0" w:lastRow="0" w:firstColumn="0" w:lastColumn="0" w:oddVBand="0" w:evenVBand="0" w:oddHBand="0" w:evenHBand="0" w:firstRowFirstColumn="0" w:firstRowLastColumn="0" w:lastRowFirstColumn="0" w:lastRowLastColumn="0"/>
             </w:pPr>
-            <w:r>
-              <w:t>ChangePasswordDTO{ oldPassword,newPassword }</w:t>
+            <w:proofErr w:type="spellStart"/>
+            <w:r>
+              <w:t>ChangePasswordDTO</w:t>
+            </w:r>
+            <w:proofErr w:type="spellEnd"/>
+            <w:r>
+              <w:t xml:space="preserve">{ </w:t>
+            </w:r>
+            <w:proofErr w:type="spellStart"/>
+            <w:r>
+              <w:t>oldPassword,newPassword</w:t>
+            </w:r>
+            <w:proofErr w:type="spellEnd"/>
+            <w:r>
+              <w:t xml:space="preserve"> }</w:t>
             </w:r>
           </w:p>
         </w:tc>
@@ -5103,7 +7124,15 @@
               <w:cnfStyle w:val="000000100000" w:firstRow="0" w:lastRow="0" w:firstColumn="0" w:lastColumn="0" w:oddVBand="0" w:evenVBand="0" w:oddHBand="1" w:evenHBand="0" w:firstRowFirstColumn="0" w:firstRowLastColumn="0" w:lastRowFirstColumn="0" w:lastRowLastColumn="0"/>
             </w:pPr>
             <w:r>
-              <w:t>/api/user/list</w:t>
+              <w:t>/</w:t>
+            </w:r>
+            <w:proofErr w:type="spellStart"/>
+            <w:r>
+              <w:t>api</w:t>
+            </w:r>
+            <w:proofErr w:type="spellEnd"/>
+            <w:r>
+              <w:t>/user/list</w:t>
             </w:r>
           </w:p>
         </w:tc>
@@ -5116,8 +7145,13 @@
               <w:cnfStyle w:val="000000100000" w:firstRow="0" w:lastRow="0" w:firstColumn="0" w:lastColumn="0" w:oddVBand="0" w:evenVBand="0" w:oddHBand="1" w:evenHBand="0" w:firstRowFirstColumn="0" w:firstRowLastColumn="0" w:lastRowFirstColumn="0" w:lastRowLastColumn="0"/>
             </w:pPr>
             <w:r>
-              <w:t>?page,size,role,status,phone,nickname,studentNo</w:t>
-            </w:r>
+              <w:t>?</w:t>
+            </w:r>
+            <w:proofErr w:type="spellStart"/>
+            <w:r>
+              <w:t>page,size,role,status,phone,nickname,studentNo</w:t>
+            </w:r>
+            <w:proofErr w:type="spellEnd"/>
           </w:p>
         </w:tc>
         <w:tc>
@@ -5168,7 +7202,15 @@
               <w:cnfStyle w:val="000000000000" w:firstRow="0" w:lastRow="0" w:firstColumn="0" w:lastColumn="0" w:oddVBand="0" w:evenVBand="0" w:oddHBand="0" w:evenHBand="0" w:firstRowFirstColumn="0" w:firstRowLastColumn="0" w:lastRowFirstColumn="0" w:lastRowLastColumn="0"/>
             </w:pPr>
             <w:r>
-              <w:t>/api/user/{id}/status</w:t>
+              <w:t>/</w:t>
+            </w:r>
+            <w:proofErr w:type="spellStart"/>
+            <w:r>
+              <w:t>api</w:t>
+            </w:r>
+            <w:proofErr w:type="spellEnd"/>
+            <w:r>
+              <w:t>/user/{id}/status</w:t>
             </w:r>
           </w:p>
         </w:tc>
@@ -5242,7 +7284,15 @@
               <w:cnfStyle w:val="000000100000" w:firstRow="0" w:lastRow="0" w:firstColumn="0" w:lastColumn="0" w:oddVBand="0" w:evenVBand="0" w:oddHBand="1" w:evenHBand="0" w:firstRowFirstColumn="0" w:firstRowLastColumn="0" w:lastRowFirstColumn="0" w:lastRowLastColumn="0"/>
             </w:pPr>
             <w:r>
-              <w:t>/api/user/{id}</w:t>
+              <w:t>/</w:t>
+            </w:r>
+            <w:proofErr w:type="spellStart"/>
+            <w:r>
+              <w:t>api</w:t>
+            </w:r>
+            <w:proofErr w:type="spellEnd"/>
+            <w:r>
+              <w:t>/user/{id}</w:t>
             </w:r>
           </w:p>
         </w:tc>
@@ -5307,7 +7357,15 @@
               <w:cnfStyle w:val="000000000000" w:firstRow="0" w:lastRow="0" w:firstColumn="0" w:lastColumn="0" w:oddVBand="0" w:evenVBand="0" w:oddHBand="0" w:evenHBand="0" w:firstRowFirstColumn="0" w:firstRowLastColumn="0" w:lastRowFirstColumn="0" w:lastRowLastColumn="0"/>
             </w:pPr>
             <w:r>
-              <w:t>/api/user/{id}/re</w:t>
+              <w:t>/</w:t>
+            </w:r>
+            <w:proofErr w:type="spellStart"/>
+            <w:r>
+              <w:t>api</w:t>
+            </w:r>
+            <w:proofErr w:type="spellEnd"/>
+            <w:r>
+              <w:t>/user/{id}/re</w:t>
             </w:r>
             <w:r>
               <w:lastRenderedPageBreak/>
@@ -5323,9 +7381,14 @@
             <w:pPr>
               <w:cnfStyle w:val="000000000000" w:firstRow="0" w:lastRow="0" w:firstColumn="0" w:lastColumn="0" w:oddVBand="0" w:evenVBand="0" w:oddHBand="0" w:evenHBand="0" w:firstRowFirstColumn="0" w:firstRowLastColumn="0" w:lastRowFirstColumn="0" w:lastRowLastColumn="0"/>
             </w:pPr>
+            <w:proofErr w:type="spellStart"/>
             <w:r>
               <w:lastRenderedPageBreak/>
-              <w:t>AdminResetPasswordDTO{ password }</w:t>
+              <w:t>AdminResetPasswordDTO</w:t>
+            </w:r>
+            <w:proofErr w:type="spellEnd"/>
+            <w:r>
+              <w:t>{ password }</w:t>
             </w:r>
           </w:p>
         </w:tc>
@@ -5393,7 +7456,25 @@
           <w:b/>
           <w:sz w:val="26"/>
         </w:rPr>
-        <w:t>/api/dish/**</w:t>
+        <w:t>/</w:t>
+      </w:r>
+      <w:proofErr w:type="spellStart"/>
+      <w:r>
+        <w:rPr>
+          <w:rFonts w:ascii="Arial" w:eastAsia="黑体" w:hAnsi="Arial"/>
+          <w:b/>
+          <w:sz w:val="26"/>
+        </w:rPr>
+        <w:t>api</w:t>
+      </w:r>
+      <w:proofErr w:type="spellEnd"/>
+      <w:r>
+        <w:rPr>
+          <w:rFonts w:ascii="Arial" w:eastAsia="黑体" w:hAnsi="Arial"/>
+          <w:b/>
+          <w:sz w:val="26"/>
+        </w:rPr>
+        <w:t>/dish/**</w:t>
       </w:r>
       <w:r>
         <w:rPr>
@@ -5495,7 +7576,15 @@
               <w:cnfStyle w:val="000000100000" w:firstRow="0" w:lastRow="0" w:firstColumn="0" w:lastColumn="0" w:oddVBand="0" w:evenVBand="0" w:oddHBand="1" w:evenHBand="0" w:firstRowFirstColumn="0" w:firstRowLastColumn="0" w:lastRowFirstColumn="0" w:lastRowLastColumn="0"/>
             </w:pPr>
             <w:r>
-              <w:t>/api/dish</w:t>
+              <w:t>/</w:t>
+            </w:r>
+            <w:proofErr w:type="spellStart"/>
+            <w:r>
+              <w:t>api</w:t>
+            </w:r>
+            <w:proofErr w:type="spellEnd"/>
+            <w:r>
+              <w:t>/dish</w:t>
             </w:r>
           </w:p>
         </w:tc>
@@ -5507,8 +7596,21 @@
             <w:pPr>
               <w:cnfStyle w:val="000000100000" w:firstRow="0" w:lastRow="0" w:firstColumn="0" w:lastColumn="0" w:oddVBand="0" w:evenVBand="0" w:oddHBand="1" w:evenHBand="0" w:firstRowFirstColumn="0" w:firstRowLastColumn="0" w:lastRowFirstColumn="0" w:lastRowLastColumn="0"/>
             </w:pPr>
-            <w:r>
-              <w:t>DishCreateDTO{ name,description,price,image,category,stockThreshold? }</w:t>
+            <w:proofErr w:type="spellStart"/>
+            <w:r>
+              <w:t>DishCreateDTO</w:t>
+            </w:r>
+            <w:proofErr w:type="spellEnd"/>
+            <w:r>
+              <w:t xml:space="preserve">{ </w:t>
+            </w:r>
+            <w:proofErr w:type="spellStart"/>
+            <w:r>
+              <w:t>name,description,price,image,category,stockThreshold</w:t>
+            </w:r>
+            <w:proofErr w:type="spellEnd"/>
+            <w:r>
+              <w:t>? }</w:t>
             </w:r>
           </w:p>
         </w:tc>
@@ -5547,7 +7649,15 @@
               <w:cnfStyle w:val="000000000000" w:firstRow="0" w:lastRow="0" w:firstColumn="0" w:lastColumn="0" w:oddVBand="0" w:evenVBand="0" w:oddHBand="0" w:evenHBand="0" w:firstRowFirstColumn="0" w:firstRowLastColumn="0" w:lastRowFirstColumn="0" w:lastRowLastColumn="0"/>
             </w:pPr>
             <w:r>
-              <w:t>/api/dish/{id}</w:t>
+              <w:t>/</w:t>
+            </w:r>
+            <w:proofErr w:type="spellStart"/>
+            <w:r>
+              <w:t>api</w:t>
+            </w:r>
+            <w:proofErr w:type="spellEnd"/>
+            <w:r>
+              <w:t>/dish/{id}</w:t>
             </w:r>
           </w:p>
         </w:tc>
@@ -5605,7 +7715,15 @@
               <w:cnfStyle w:val="000000100000" w:firstRow="0" w:lastRow="0" w:firstColumn="0" w:lastColumn="0" w:oddVBand="0" w:evenVBand="0" w:oddHBand="1" w:evenHBand="0" w:firstRowFirstColumn="0" w:firstRowLastColumn="0" w:lastRowFirstColumn="0" w:lastRowLastColumn="0"/>
             </w:pPr>
             <w:r>
-              <w:t>/api/dish/{id}/status</w:t>
+              <w:t>/</w:t>
+            </w:r>
+            <w:proofErr w:type="spellStart"/>
+            <w:r>
+              <w:t>api</w:t>
+            </w:r>
+            <w:proofErr w:type="spellEnd"/>
+            <w:r>
+              <w:t>/dish/{id}/status</w:t>
             </w:r>
           </w:p>
         </w:tc>
@@ -5657,7 +7775,15 @@
               <w:cnfStyle w:val="000000000000" w:firstRow="0" w:lastRow="0" w:firstColumn="0" w:lastColumn="0" w:oddVBand="0" w:evenVBand="0" w:oddHBand="0" w:evenHBand="0" w:firstRowFirstColumn="0" w:firstRowLastColumn="0" w:lastRowFirstColumn="0" w:lastRowLastColumn="0"/>
             </w:pPr>
             <w:r>
-              <w:t>/api/dish/{id}</w:t>
+              <w:t>/</w:t>
+            </w:r>
+            <w:proofErr w:type="spellStart"/>
+            <w:r>
+              <w:t>api</w:t>
+            </w:r>
+            <w:proofErr w:type="spellEnd"/>
+            <w:r>
+              <w:t>/dish/{id}</w:t>
             </w:r>
           </w:p>
         </w:tc>
@@ -5712,7 +7838,15 @@
               <w:cnfStyle w:val="000000100000" w:firstRow="0" w:lastRow="0" w:firstColumn="0" w:lastColumn="0" w:oddVBand="0" w:evenVBand="0" w:oddHBand="1" w:evenHBand="0" w:firstRowFirstColumn="0" w:firstRowLastColumn="0" w:lastRowFirstColumn="0" w:lastRowLastColumn="0"/>
             </w:pPr>
             <w:r>
-              <w:t>/api/dish/{id}</w:t>
+              <w:t>/</w:t>
+            </w:r>
+            <w:proofErr w:type="spellStart"/>
+            <w:r>
+              <w:t>api</w:t>
+            </w:r>
+            <w:proofErr w:type="spellEnd"/>
+            <w:r>
+              <w:t>/dish/{id}</w:t>
             </w:r>
           </w:p>
         </w:tc>
@@ -5764,7 +7898,15 @@
               <w:cnfStyle w:val="000000000000" w:firstRow="0" w:lastRow="0" w:firstColumn="0" w:lastColumn="0" w:oddVBand="0" w:evenVBand="0" w:oddHBand="0" w:evenHBand="0" w:firstRowFirstColumn="0" w:firstRowLastColumn="0" w:lastRowFirstColumn="0" w:lastRowLastColumn="0"/>
             </w:pPr>
             <w:r>
-              <w:t>/api/dish/list</w:t>
+              <w:t>/</w:t>
+            </w:r>
+            <w:proofErr w:type="spellStart"/>
+            <w:r>
+              <w:t>api</w:t>
+            </w:r>
+            <w:proofErr w:type="spellEnd"/>
+            <w:r>
+              <w:t>/dish/list</w:t>
             </w:r>
           </w:p>
         </w:tc>
@@ -5777,8 +7919,13 @@
               <w:cnfStyle w:val="000000000000" w:firstRow="0" w:lastRow="0" w:firstColumn="0" w:lastColumn="0" w:oddVBand="0" w:evenVBand="0" w:oddHBand="0" w:evenHBand="0" w:firstRowFirstColumn="0" w:firstRowLastColumn="0" w:lastRowFirstColumn="0" w:lastRowLastColumn="0"/>
             </w:pPr>
             <w:r>
-              <w:t>?page,size,merchantId,name,category,status,minPrice,maxPrice</w:t>
-            </w:r>
+              <w:t>?</w:t>
+            </w:r>
+            <w:proofErr w:type="spellStart"/>
+            <w:r>
+              <w:t>page,size,merchantId,name,category,status,minPrice,maxPrice</w:t>
+            </w:r>
+            <w:proofErr w:type="spellEnd"/>
           </w:p>
         </w:tc>
         <w:tc>
@@ -5822,7 +7969,25 @@
           <w:b/>
           <w:sz w:val="26"/>
         </w:rPr>
-        <w:t>/api/menu/**</w:t>
+        <w:t>/</w:t>
+      </w:r>
+      <w:proofErr w:type="spellStart"/>
+      <w:r>
+        <w:rPr>
+          <w:rFonts w:ascii="Arial" w:eastAsia="黑体" w:hAnsi="Arial"/>
+          <w:b/>
+          <w:sz w:val="26"/>
+        </w:rPr>
+        <w:t>api</w:t>
+      </w:r>
+      <w:proofErr w:type="spellEnd"/>
+      <w:r>
+        <w:rPr>
+          <w:rFonts w:ascii="Arial" w:eastAsia="黑体" w:hAnsi="Arial"/>
+          <w:b/>
+          <w:sz w:val="26"/>
+        </w:rPr>
+        <w:t>/menu/**</w:t>
       </w:r>
       <w:r>
         <w:rPr>
@@ -5924,7 +8089,15 @@
               <w:cnfStyle w:val="000000100000" w:firstRow="0" w:lastRow="0" w:firstColumn="0" w:lastColumn="0" w:oddVBand="0" w:evenVBand="0" w:oddHBand="1" w:evenHBand="0" w:firstRowFirstColumn="0" w:firstRowLastColumn="0" w:lastRowFirstColumn="0" w:lastRowLastColumn="0"/>
             </w:pPr>
             <w:r>
-              <w:t>/api/menu</w:t>
+              <w:t>/</w:t>
+            </w:r>
+            <w:proofErr w:type="spellStart"/>
+            <w:r>
+              <w:t>api</w:t>
+            </w:r>
+            <w:proofErr w:type="spellEnd"/>
+            <w:r>
+              <w:t>/menu</w:t>
             </w:r>
           </w:p>
         </w:tc>
@@ -5936,8 +8109,29 @@
             <w:pPr>
               <w:cnfStyle w:val="000000100000" w:firstRow="0" w:lastRow="0" w:firstColumn="0" w:lastColumn="0" w:oddVBand="0" w:evenVBand="0" w:oddHBand="1" w:evenHBand="0" w:firstRowFirstColumn="0" w:firstRowLastColumn="0" w:lastRowFirstColumn="0" w:lastRowLastColumn="0"/>
             </w:pPr>
-            <w:r>
-              <w:t>MenuPublishDTO{ name,saleDate,startTime,endTime,items[{dishId,salePrice,stock}] }</w:t>
+            <w:proofErr w:type="spellStart"/>
+            <w:r>
+              <w:t>MenuPublishDTO</w:t>
+            </w:r>
+            <w:proofErr w:type="spellEnd"/>
+            <w:r>
+              <w:t xml:space="preserve">{ </w:t>
+            </w:r>
+            <w:proofErr w:type="spellStart"/>
+            <w:r>
+              <w:t>name,saleDate,startTime,endTime,items</w:t>
+            </w:r>
+            <w:proofErr w:type="spellEnd"/>
+            <w:r>
+              <w:t>[{</w:t>
+            </w:r>
+            <w:proofErr w:type="spellStart"/>
+            <w:r>
+              <w:t>dishId,salePrice,stock</w:t>
+            </w:r>
+            <w:proofErr w:type="spellEnd"/>
+            <w:r>
+              <w:t>}] }</w:t>
             </w:r>
           </w:p>
         </w:tc>
@@ -5976,7 +8170,15 @@
               <w:cnfStyle w:val="000000000000" w:firstRow="0" w:lastRow="0" w:firstColumn="0" w:lastColumn="0" w:oddVBand="0" w:evenVBand="0" w:oddHBand="0" w:evenHBand="0" w:firstRowFirstColumn="0" w:firstRowLastColumn="0" w:lastRowFirstColumn="0" w:lastRowLastColumn="0"/>
             </w:pPr>
             <w:r>
-              <w:t>/api/menu/today</w:t>
+              <w:t>/</w:t>
+            </w:r>
+            <w:proofErr w:type="spellStart"/>
+            <w:r>
+              <w:t>api</w:t>
+            </w:r>
+            <w:proofErr w:type="spellEnd"/>
+            <w:r>
+              <w:t>/menu/today</w:t>
             </w:r>
           </w:p>
         </w:tc>
@@ -6031,7 +8233,15 @@
               <w:cnfStyle w:val="000000100000" w:firstRow="0" w:lastRow="0" w:firstColumn="0" w:lastColumn="0" w:oddVBand="0" w:evenVBand="0" w:oddHBand="1" w:evenHBand="0" w:firstRowFirstColumn="0" w:firstRowLastColumn="0" w:lastRowFirstColumn="0" w:lastRowLastColumn="0"/>
             </w:pPr>
             <w:r>
-              <w:t>/api/menu/{id}</w:t>
+              <w:t>/</w:t>
+            </w:r>
+            <w:proofErr w:type="spellStart"/>
+            <w:r>
+              <w:t>api</w:t>
+            </w:r>
+            <w:proofErr w:type="spellEnd"/>
+            <w:r>
+              <w:t>/menu/{id}</w:t>
             </w:r>
           </w:p>
         </w:tc>
@@ -6083,7 +8293,15 @@
               <w:cnfStyle w:val="000000000000" w:firstRow="0" w:lastRow="0" w:firstColumn="0" w:lastColumn="0" w:oddVBand="0" w:evenVBand="0" w:oddHBand="0" w:evenHBand="0" w:firstRowFirstColumn="0" w:firstRowLastColumn="0" w:lastRowFirstColumn="0" w:lastRowLastColumn="0"/>
             </w:pPr>
             <w:r>
-              <w:t>/api/menu/{id}</w:t>
+              <w:t>/</w:t>
+            </w:r>
+            <w:proofErr w:type="spellStart"/>
+            <w:r>
+              <w:t>api</w:t>
+            </w:r>
+            <w:proofErr w:type="spellEnd"/>
+            <w:r>
+              <w:t>/menu/{id}</w:t>
             </w:r>
           </w:p>
         </w:tc>
@@ -6095,9 +8313,11 @@
             <w:pPr>
               <w:cnfStyle w:val="000000000000" w:firstRow="0" w:lastRow="0" w:firstColumn="0" w:lastColumn="0" w:oddVBand="0" w:evenVBand="0" w:oddHBand="0" w:evenHBand="0" w:firstRowFirstColumn="0" w:firstRowLastColumn="0" w:lastRowFirstColumn="0" w:lastRowLastColumn="0"/>
             </w:pPr>
+            <w:proofErr w:type="spellStart"/>
             <w:r>
               <w:t>AdminMenuUpdateDTO</w:t>
             </w:r>
+            <w:proofErr w:type="spellEnd"/>
           </w:p>
         </w:tc>
         <w:tc>
@@ -6138,7 +8358,15 @@
               <w:cnfStyle w:val="000000100000" w:firstRow="0" w:lastRow="0" w:firstColumn="0" w:lastColumn="0" w:oddVBand="0" w:evenVBand="0" w:oddHBand="1" w:evenHBand="0" w:firstRowFirstColumn="0" w:firstRowLastColumn="0" w:lastRowFirstColumn="0" w:lastRowLastColumn="0"/>
             </w:pPr>
             <w:r>
-              <w:t>/api/menu/{id}/status</w:t>
+              <w:t>/</w:t>
+            </w:r>
+            <w:proofErr w:type="spellStart"/>
+            <w:r>
+              <w:t>api</w:t>
+            </w:r>
+            <w:proofErr w:type="spellEnd"/>
+            <w:r>
+              <w:t>/menu/{id}/status</w:t>
             </w:r>
           </w:p>
         </w:tc>
@@ -6190,7 +8418,15 @@
               <w:cnfStyle w:val="000000000000" w:firstRow="0" w:lastRow="0" w:firstColumn="0" w:lastColumn="0" w:oddVBand="0" w:evenVBand="0" w:oddHBand="0" w:evenHBand="0" w:firstRowFirstColumn="0" w:firstRowLastColumn="0" w:lastRowFirstColumn="0" w:lastRowLastColumn="0"/>
             </w:pPr>
             <w:r>
-              <w:t>/api/menu/{id}</w:t>
+              <w:t>/</w:t>
+            </w:r>
+            <w:proofErr w:type="spellStart"/>
+            <w:r>
+              <w:t>api</w:t>
+            </w:r>
+            <w:proofErr w:type="spellEnd"/>
+            <w:r>
+              <w:t>/menu/{id}</w:t>
             </w:r>
           </w:p>
         </w:tc>
@@ -6245,7 +8481,15 @@
               <w:cnfStyle w:val="000000100000" w:firstRow="0" w:lastRow="0" w:firstColumn="0" w:lastColumn="0" w:oddVBand="0" w:evenVBand="0" w:oddHBand="1" w:evenHBand="0" w:firstRowFirstColumn="0" w:firstRowLastColumn="0" w:lastRowFirstColumn="0" w:lastRowLastColumn="0"/>
             </w:pPr>
             <w:r>
-              <w:t>/api/menu/list</w:t>
+              <w:t>/</w:t>
+            </w:r>
+            <w:proofErr w:type="spellStart"/>
+            <w:r>
+              <w:t>api</w:t>
+            </w:r>
+            <w:proofErr w:type="spellEnd"/>
+            <w:r>
+              <w:t>/menu/list</w:t>
             </w:r>
           </w:p>
         </w:tc>
@@ -6258,8 +8502,13 @@
               <w:cnfStyle w:val="000000100000" w:firstRow="0" w:lastRow="0" w:firstColumn="0" w:lastColumn="0" w:oddVBand="0" w:evenVBand="0" w:oddHBand="1" w:evenHBand="0" w:firstRowFirstColumn="0" w:firstRowLastColumn="0" w:lastRowFirstColumn="0" w:lastRowLastColumn="0"/>
             </w:pPr>
             <w:r>
-              <w:t>?page,size,name,merchantId,saleDate,status,startDate,endDate</w:t>
-            </w:r>
+              <w:t>?</w:t>
+            </w:r>
+            <w:proofErr w:type="spellStart"/>
+            <w:r>
+              <w:t>page,size,name,merchantId,saleDate,status,startDate,endDate</w:t>
+            </w:r>
+            <w:proofErr w:type="spellEnd"/>
           </w:p>
         </w:tc>
         <w:tc>
@@ -6302,11 +8551,27 @@
             </w:pPr>
             <w:r>
               <w:lastRenderedPageBreak/>
-              <w:t>/api/menu/dish/</w:t>
+              <w:t>/</w:t>
+            </w:r>
+            <w:proofErr w:type="spellStart"/>
+            <w:r>
+              <w:t>api</w:t>
+            </w:r>
+            <w:proofErr w:type="spellEnd"/>
+            <w:r>
+              <w:t>/menu/dish/</w:t>
             </w:r>
             <w:r>
               <w:lastRenderedPageBreak/>
-              <w:t>{menuDishId}</w:t>
+              <w:t>{</w:t>
+            </w:r>
+            <w:proofErr w:type="spellStart"/>
+            <w:r>
+              <w:t>menuDishId</w:t>
+            </w:r>
+            <w:proofErr w:type="spellEnd"/>
+            <w:r>
+              <w:t>}</w:t>
             </w:r>
           </w:p>
         </w:tc>
@@ -6362,7 +8627,23 @@
               <w:cnfStyle w:val="000000100000" w:firstRow="0" w:lastRow="0" w:firstColumn="0" w:lastColumn="0" w:oddVBand="0" w:evenVBand="0" w:oddHBand="1" w:evenHBand="0" w:firstRowFirstColumn="0" w:firstRowLastColumn="0" w:lastRowFirstColumn="0" w:lastRowLastColumn="0"/>
             </w:pPr>
             <w:r>
-              <w:t>/api/menu/dish/{menuDishId}</w:t>
+              <w:t>/</w:t>
+            </w:r>
+            <w:proofErr w:type="spellStart"/>
+            <w:r>
+              <w:t>api</w:t>
+            </w:r>
+            <w:proofErr w:type="spellEnd"/>
+            <w:r>
+              <w:t>/menu/dish/{</w:t>
+            </w:r>
+            <w:proofErr w:type="spellStart"/>
+            <w:r>
+              <w:t>menuDishId</w:t>
+            </w:r>
+            <w:proofErr w:type="spellEnd"/>
+            <w:r>
+              <w:t>}</w:t>
             </w:r>
           </w:p>
         </w:tc>
@@ -6374,8 +8655,21 @@
             <w:pPr>
               <w:cnfStyle w:val="000000100000" w:firstRow="0" w:lastRow="0" w:firstColumn="0" w:lastColumn="0" w:oddVBand="0" w:evenVBand="0" w:oddHBand="1" w:evenHBand="0" w:firstRowFirstColumn="0" w:firstRowLastColumn="0" w:lastRowFirstColumn="0" w:lastRowLastColumn="0"/>
             </w:pPr>
-            <w:r>
-              <w:t>AdminMenuDishUpdateDTO{ salePrice?,status? }</w:t>
+            <w:proofErr w:type="spellStart"/>
+            <w:r>
+              <w:t>AdminMenuDishUpdateDTO</w:t>
+            </w:r>
+            <w:proofErr w:type="spellEnd"/>
+            <w:r>
+              <w:t xml:space="preserve">{ </w:t>
+            </w:r>
+            <w:proofErr w:type="spellStart"/>
+            <w:r>
+              <w:t>salePrice</w:t>
+            </w:r>
+            <w:proofErr w:type="spellEnd"/>
+            <w:r>
+              <w:t>?,status? }</w:t>
             </w:r>
           </w:p>
         </w:tc>
@@ -6414,7 +8708,15 @@
               <w:cnfStyle w:val="000000000000" w:firstRow="0" w:lastRow="0" w:firstColumn="0" w:lastColumn="0" w:oddVBand="0" w:evenVBand="0" w:oddHBand="0" w:evenHBand="0" w:firstRowFirstColumn="0" w:firstRowLastColumn="0" w:lastRowFirstColumn="0" w:lastRowLastColumn="0"/>
             </w:pPr>
             <w:r>
-              <w:t>/api/menu/stock/merchant</w:t>
+              <w:t>/</w:t>
+            </w:r>
+            <w:proofErr w:type="spellStart"/>
+            <w:r>
+              <w:t>api</w:t>
+            </w:r>
+            <w:proofErr w:type="spellEnd"/>
+            <w:r>
+              <w:t>/menu/stock/merchant</w:t>
             </w:r>
           </w:p>
         </w:tc>
@@ -6427,8 +8729,13 @@
               <w:cnfStyle w:val="000000000000" w:firstRow="0" w:lastRow="0" w:firstColumn="0" w:lastColumn="0" w:oddVBand="0" w:evenVBand="0" w:oddHBand="0" w:evenHBand="0" w:firstRowFirstColumn="0" w:firstRowLastColumn="0" w:lastRowFirstColumn="0" w:lastRowLastColumn="0"/>
             </w:pPr>
             <w:r>
-              <w:t>?page,size,keyword,status,menuId,dishId,saleDate</w:t>
-            </w:r>
+              <w:t>?</w:t>
+            </w:r>
+            <w:proofErr w:type="spellStart"/>
+            <w:r>
+              <w:t>page,size,keyword,status,menuId,dishId,saleDate</w:t>
+            </w:r>
+            <w:proofErr w:type="spellEnd"/>
           </w:p>
         </w:tc>
         <w:tc>
@@ -6469,7 +8776,15 @@
               <w:cnfStyle w:val="000000100000" w:firstRow="0" w:lastRow="0" w:firstColumn="0" w:lastColumn="0" w:oddVBand="0" w:evenVBand="0" w:oddHBand="1" w:evenHBand="0" w:firstRowFirstColumn="0" w:firstRowLastColumn="0" w:lastRowFirstColumn="0" w:lastRowLastColumn="0"/>
             </w:pPr>
             <w:r>
-              <w:t>/api/menu/stock/list</w:t>
+              <w:t>/</w:t>
+            </w:r>
+            <w:proofErr w:type="spellStart"/>
+            <w:r>
+              <w:t>api</w:t>
+            </w:r>
+            <w:proofErr w:type="spellEnd"/>
+            <w:r>
+              <w:t>/menu/stock/list</w:t>
             </w:r>
           </w:p>
         </w:tc>
@@ -6521,7 +8836,23 @@
               <w:cnfStyle w:val="000000000000" w:firstRow="0" w:lastRow="0" w:firstColumn="0" w:lastColumn="0" w:oddVBand="0" w:evenVBand="0" w:oddHBand="0" w:evenHBand="0" w:firstRowFirstColumn="0" w:firstRowLastColumn="0" w:lastRowFirstColumn="0" w:lastRowLastColumn="0"/>
             </w:pPr>
             <w:r>
-              <w:t>/api/menu/stock/{menuDishId}</w:t>
+              <w:t>/</w:t>
+            </w:r>
+            <w:proofErr w:type="spellStart"/>
+            <w:r>
+              <w:t>api</w:t>
+            </w:r>
+            <w:proofErr w:type="spellEnd"/>
+            <w:r>
+              <w:t>/menu/stock/{</w:t>
+            </w:r>
+            <w:proofErr w:type="spellStart"/>
+            <w:r>
+              <w:t>menuDishId</w:t>
+            </w:r>
+            <w:proofErr w:type="spellEnd"/>
+            <w:r>
+              <w:t>}</w:t>
             </w:r>
           </w:p>
         </w:tc>
@@ -6533,8 +8864,21 @@
             <w:pPr>
               <w:cnfStyle w:val="000000000000" w:firstRow="0" w:lastRow="0" w:firstColumn="0" w:lastColumn="0" w:oddVBand="0" w:evenVBand="0" w:oddHBand="0" w:evenHBand="0" w:firstRowFirstColumn="0" w:firstRowLastColumn="0" w:lastRowFirstColumn="0" w:lastRowLastColumn="0"/>
             </w:pPr>
-            <w:r>
-              <w:t>StockUpdateDTO{ op:SET|INCR|DECR, value, reason? }</w:t>
+            <w:proofErr w:type="spellStart"/>
+            <w:r>
+              <w:t>StockUpdateDTO</w:t>
+            </w:r>
+            <w:proofErr w:type="spellEnd"/>
+            <w:r>
+              <w:t xml:space="preserve">{ </w:t>
+            </w:r>
+            <w:proofErr w:type="spellStart"/>
+            <w:r>
+              <w:t>op:SET|INCR|DECR</w:t>
+            </w:r>
+            <w:proofErr w:type="spellEnd"/>
+            <w:r>
+              <w:t>, value, reason? }</w:t>
             </w:r>
           </w:p>
         </w:tc>
@@ -6576,7 +8920,15 @@
               <w:cnfStyle w:val="000000100000" w:firstRow="0" w:lastRow="0" w:firstColumn="0" w:lastColumn="0" w:oddVBand="0" w:evenVBand="0" w:oddHBand="1" w:evenHBand="0" w:firstRowFirstColumn="0" w:firstRowLastColumn="0" w:lastRowFirstColumn="0" w:lastRowLastColumn="0"/>
             </w:pPr>
             <w:r>
-              <w:t>/api/menu/deduct</w:t>
+              <w:t>/</w:t>
+            </w:r>
+            <w:proofErr w:type="spellStart"/>
+            <w:r>
+              <w:t>api</w:t>
+            </w:r>
+            <w:proofErr w:type="spellEnd"/>
+            <w:r>
+              <w:t>/menu/deduct</w:t>
             </w:r>
           </w:p>
         </w:tc>
@@ -6588,8 +8940,21 @@
             <w:pPr>
               <w:cnfStyle w:val="000000100000" w:firstRow="0" w:lastRow="0" w:firstColumn="0" w:lastColumn="0" w:oddVBand="0" w:evenVBand="0" w:oddHBand="1" w:evenHBand="0" w:firstRowFirstColumn="0" w:firstRowLastColumn="0" w:lastRowFirstColumn="0" w:lastRowLastColumn="0"/>
             </w:pPr>
-            <w:r>
-              <w:t>StockOpDTO{ menuDishId,quantity }</w:t>
+            <w:proofErr w:type="spellStart"/>
+            <w:r>
+              <w:t>StockOpDTO</w:t>
+            </w:r>
+            <w:proofErr w:type="spellEnd"/>
+            <w:r>
+              <w:t xml:space="preserve">{ </w:t>
+            </w:r>
+            <w:proofErr w:type="spellStart"/>
+            <w:r>
+              <w:t>menuDishId,quantity</w:t>
+            </w:r>
+            <w:proofErr w:type="spellEnd"/>
+            <w:r>
+              <w:t xml:space="preserve"> }</w:t>
             </w:r>
           </w:p>
         </w:tc>
@@ -6628,7 +8993,15 @@
               <w:cnfStyle w:val="000000000000" w:firstRow="0" w:lastRow="0" w:firstColumn="0" w:lastColumn="0" w:oddVBand="0" w:evenVBand="0" w:oddHBand="0" w:evenHBand="0" w:firstRowFirstColumn="0" w:firstRowLastColumn="0" w:lastRowFirstColumn="0" w:lastRowLastColumn="0"/>
             </w:pPr>
             <w:r>
-              <w:t>/api/menu/restore</w:t>
+              <w:t>/</w:t>
+            </w:r>
+            <w:proofErr w:type="spellStart"/>
+            <w:r>
+              <w:t>api</w:t>
+            </w:r>
+            <w:proofErr w:type="spellEnd"/>
+            <w:r>
+              <w:t>/menu/restore</w:t>
             </w:r>
           </w:p>
         </w:tc>
@@ -6640,8 +9013,21 @@
             <w:pPr>
               <w:cnfStyle w:val="000000000000" w:firstRow="0" w:lastRow="0" w:firstColumn="0" w:lastColumn="0" w:oddVBand="0" w:evenVBand="0" w:oddHBand="0" w:evenHBand="0" w:firstRowFirstColumn="0" w:firstRowLastColumn="0" w:lastRowFirstColumn="0" w:lastRowLastColumn="0"/>
             </w:pPr>
-            <w:r>
-              <w:t>StockOpDTO{ menuDishId,quantity }</w:t>
+            <w:proofErr w:type="spellStart"/>
+            <w:r>
+              <w:t>StockOpDTO</w:t>
+            </w:r>
+            <w:proofErr w:type="spellEnd"/>
+            <w:r>
+              <w:t xml:space="preserve">{ </w:t>
+            </w:r>
+            <w:proofErr w:type="spellStart"/>
+            <w:r>
+              <w:t>menuDishId,quantity</w:t>
+            </w:r>
+            <w:proofErr w:type="spellEnd"/>
+            <w:r>
+              <w:t xml:space="preserve"> }</w:t>
             </w:r>
           </w:p>
         </w:tc>
@@ -6686,7 +9072,25 @@
           <w:b/>
           <w:sz w:val="26"/>
         </w:rPr>
-        <w:t>/api/order/**</w:t>
+        <w:t>/</w:t>
+      </w:r>
+      <w:proofErr w:type="spellStart"/>
+      <w:r>
+        <w:rPr>
+          <w:rFonts w:ascii="Arial" w:eastAsia="黑体" w:hAnsi="Arial"/>
+          <w:b/>
+          <w:sz w:val="26"/>
+        </w:rPr>
+        <w:t>api</w:t>
+      </w:r>
+      <w:proofErr w:type="spellEnd"/>
+      <w:r>
+        <w:rPr>
+          <w:rFonts w:ascii="Arial" w:eastAsia="黑体" w:hAnsi="Arial"/>
+          <w:b/>
+          <w:sz w:val="26"/>
+        </w:rPr>
+        <w:t>/order/**</w:t>
       </w:r>
       <w:r>
         <w:rPr>
@@ -6788,7 +9192,15 @@
               <w:cnfStyle w:val="000000100000" w:firstRow="0" w:lastRow="0" w:firstColumn="0" w:lastColumn="0" w:oddVBand="0" w:evenVBand="0" w:oddHBand="1" w:evenHBand="0" w:firstRowFirstColumn="0" w:firstRowLastColumn="0" w:lastRowFirstColumn="0" w:lastRowLastColumn="0"/>
             </w:pPr>
             <w:r>
-              <w:t>/api/order</w:t>
+              <w:t>/</w:t>
+            </w:r>
+            <w:proofErr w:type="spellStart"/>
+            <w:r>
+              <w:t>api</w:t>
+            </w:r>
+            <w:proofErr w:type="spellEnd"/>
+            <w:r>
+              <w:t>/order</w:t>
             </w:r>
           </w:p>
         </w:tc>
@@ -6800,8 +9212,29 @@
             <w:pPr>
               <w:cnfStyle w:val="000000100000" w:firstRow="0" w:lastRow="0" w:firstColumn="0" w:lastColumn="0" w:oddVBand="0" w:evenVBand="0" w:oddHBand="1" w:evenHBand="0" w:firstRowFirstColumn="0" w:firstRowLastColumn="0" w:lastRowFirstColumn="0" w:lastRowLastColumn="0"/>
             </w:pPr>
-            <w:r>
-              <w:t>CreateOrderDTO{ windowId,remark?,items[{menuDishId,quantity}] }</w:t>
+            <w:proofErr w:type="spellStart"/>
+            <w:r>
+              <w:t>CreateOrderDTO</w:t>
+            </w:r>
+            <w:proofErr w:type="spellEnd"/>
+            <w:r>
+              <w:t xml:space="preserve">{ </w:t>
+            </w:r>
+            <w:proofErr w:type="spellStart"/>
+            <w:r>
+              <w:t>windowId,remark?,items</w:t>
+            </w:r>
+            <w:proofErr w:type="spellEnd"/>
+            <w:r>
+              <w:t>[{</w:t>
+            </w:r>
+            <w:proofErr w:type="spellStart"/>
+            <w:r>
+              <w:t>menuDishId,quantity</w:t>
+            </w:r>
+            <w:proofErr w:type="spellEnd"/>
+            <w:r>
+              <w:t>}] }</w:t>
             </w:r>
           </w:p>
         </w:tc>
@@ -6840,7 +9273,15 @@
               <w:cnfStyle w:val="000000000000" w:firstRow="0" w:lastRow="0" w:firstColumn="0" w:lastColumn="0" w:oddVBand="0" w:evenVBand="0" w:oddHBand="0" w:evenHBand="0" w:firstRowFirstColumn="0" w:firstRowLastColumn="0" w:lastRowFirstColumn="0" w:lastRowLastColumn="0"/>
             </w:pPr>
             <w:r>
-              <w:t>/api/order/{id}</w:t>
+              <w:t>/</w:t>
+            </w:r>
+            <w:proofErr w:type="spellStart"/>
+            <w:r>
+              <w:t>api</w:t>
+            </w:r>
+            <w:proofErr w:type="spellEnd"/>
+            <w:r>
+              <w:t>/order/{id}</w:t>
             </w:r>
           </w:p>
         </w:tc>
@@ -6901,7 +9342,15 @@
               <w:cnfStyle w:val="000000100000" w:firstRow="0" w:lastRow="0" w:firstColumn="0" w:lastColumn="0" w:oddVBand="0" w:evenVBand="0" w:oddHBand="1" w:evenHBand="0" w:firstRowFirstColumn="0" w:firstRowLastColumn="0" w:lastRowFirstColumn="0" w:lastRowLastColumn="0"/>
             </w:pPr>
             <w:r>
-              <w:t>/api/order/my</w:t>
+              <w:t>/</w:t>
+            </w:r>
+            <w:proofErr w:type="spellStart"/>
+            <w:r>
+              <w:t>api</w:t>
+            </w:r>
+            <w:proofErr w:type="spellEnd"/>
+            <w:r>
+              <w:t>/order/my</w:t>
             </w:r>
           </w:p>
         </w:tc>
@@ -6914,8 +9363,13 @@
               <w:cnfStyle w:val="000000100000" w:firstRow="0" w:lastRow="0" w:firstColumn="0" w:lastColumn="0" w:oddVBand="0" w:evenVBand="0" w:oddHBand="1" w:evenHBand="0" w:firstRowFirstColumn="0" w:firstRowLastColumn="0" w:lastRowFirstColumn="0" w:lastRowLastColumn="0"/>
             </w:pPr>
             <w:r>
-              <w:t>?page,size</w:t>
-            </w:r>
+              <w:t>?</w:t>
+            </w:r>
+            <w:proofErr w:type="spellStart"/>
+            <w:r>
+              <w:t>page,size</w:t>
+            </w:r>
+            <w:proofErr w:type="spellEnd"/>
           </w:p>
         </w:tc>
         <w:tc>
@@ -6953,7 +9407,15 @@
               <w:cnfStyle w:val="000000000000" w:firstRow="0" w:lastRow="0" w:firstColumn="0" w:lastColumn="0" w:oddVBand="0" w:evenVBand="0" w:oddHBand="0" w:evenHBand="0" w:firstRowFirstColumn="0" w:firstRowLastColumn="0" w:lastRowFirstColumn="0" w:lastRowLastColumn="0"/>
             </w:pPr>
             <w:r>
-              <w:t>/api/order/{id}/cancel</w:t>
+              <w:t>/</w:t>
+            </w:r>
+            <w:proofErr w:type="spellStart"/>
+            <w:r>
+              <w:t>api</w:t>
+            </w:r>
+            <w:proofErr w:type="spellEnd"/>
+            <w:r>
+              <w:t>/order/{id}/cancel</w:t>
             </w:r>
           </w:p>
         </w:tc>
@@ -7011,7 +9473,15 @@
               <w:cnfStyle w:val="000000100000" w:firstRow="0" w:lastRow="0" w:firstColumn="0" w:lastColumn="0" w:oddVBand="0" w:evenVBand="0" w:oddHBand="1" w:evenHBand="0" w:firstRowFirstColumn="0" w:firstRowLastColumn="0" w:lastRowFirstColumn="0" w:lastRowLastColumn="0"/>
             </w:pPr>
             <w:r>
-              <w:t>/api/order/{id}/accept</w:t>
+              <w:t>/</w:t>
+            </w:r>
+            <w:proofErr w:type="spellStart"/>
+            <w:r>
+              <w:t>api</w:t>
+            </w:r>
+            <w:proofErr w:type="spellEnd"/>
+            <w:r>
+              <w:t>/order/{id}/accept</w:t>
             </w:r>
           </w:p>
         </w:tc>
@@ -7063,7 +9533,15 @@
               <w:cnfStyle w:val="000000000000" w:firstRow="0" w:lastRow="0" w:firstColumn="0" w:lastColumn="0" w:oddVBand="0" w:evenVBand="0" w:oddHBand="0" w:evenHBand="0" w:firstRowFirstColumn="0" w:firstRowLastColumn="0" w:lastRowFirstColumn="0" w:lastRowLastColumn="0"/>
             </w:pPr>
             <w:r>
-              <w:t>/api/order/{id}/cook</w:t>
+              <w:t>/</w:t>
+            </w:r>
+            <w:proofErr w:type="spellStart"/>
+            <w:r>
+              <w:t>api</w:t>
+            </w:r>
+            <w:proofErr w:type="spellEnd"/>
+            <w:r>
+              <w:t>/order/{id}/cook</w:t>
             </w:r>
           </w:p>
         </w:tc>
@@ -7118,7 +9596,15 @@
               <w:cnfStyle w:val="000000100000" w:firstRow="0" w:lastRow="0" w:firstColumn="0" w:lastColumn="0" w:oddVBand="0" w:evenVBand="0" w:oddHBand="1" w:evenHBand="0" w:firstRowFirstColumn="0" w:firstRowLastColumn="0" w:lastRowFirstColumn="0" w:lastRowLastColumn="0"/>
             </w:pPr>
             <w:r>
-              <w:t>/api/order/{id}/ready</w:t>
+              <w:t>/</w:t>
+            </w:r>
+            <w:proofErr w:type="spellStart"/>
+            <w:r>
+              <w:t>api</w:t>
+            </w:r>
+            <w:proofErr w:type="spellEnd"/>
+            <w:r>
+              <w:t>/order/{id}/ready</w:t>
             </w:r>
           </w:p>
         </w:tc>
@@ -7170,7 +9656,15 @@
               <w:cnfStyle w:val="000000000000" w:firstRow="0" w:lastRow="0" w:firstColumn="0" w:lastColumn="0" w:oddVBand="0" w:evenVBand="0" w:oddHBand="0" w:evenHBand="0" w:firstRowFirstColumn="0" w:firstRowLastColumn="0" w:lastRowFirstColumn="0" w:lastRowLastColumn="0"/>
             </w:pPr>
             <w:r>
-              <w:t>/api/order/{id}/pickup</w:t>
+              <w:t>/</w:t>
+            </w:r>
+            <w:proofErr w:type="spellStart"/>
+            <w:r>
+              <w:t>api</w:t>
+            </w:r>
+            <w:proofErr w:type="spellEnd"/>
+            <w:r>
+              <w:t>/order/{id}/pickup</w:t>
             </w:r>
           </w:p>
         </w:tc>
@@ -7231,7 +9725,15 @@
               <w:cnfStyle w:val="000000100000" w:firstRow="0" w:lastRow="0" w:firstColumn="0" w:lastColumn="0" w:oddVBand="0" w:evenVBand="0" w:oddHBand="1" w:evenHBand="0" w:firstRowFirstColumn="0" w:firstRowLastColumn="0" w:lastRowFirstColumn="0" w:lastRowLastColumn="0"/>
             </w:pPr>
             <w:r>
-              <w:t>/api/order/{id}/remark</w:t>
+              <w:t>/</w:t>
+            </w:r>
+            <w:proofErr w:type="spellStart"/>
+            <w:r>
+              <w:t>api</w:t>
+            </w:r>
+            <w:proofErr w:type="spellEnd"/>
+            <w:r>
+              <w:t>/order/{id}/remark</w:t>
             </w:r>
           </w:p>
         </w:tc>
@@ -7283,7 +9785,15 @@
               <w:cnfStyle w:val="000000000000" w:firstRow="0" w:lastRow="0" w:firstColumn="0" w:lastColumn="0" w:oddVBand="0" w:evenVBand="0" w:oddHBand="0" w:evenHBand="0" w:firstRowFirstColumn="0" w:firstRowLastColumn="0" w:lastRowFirstColumn="0" w:lastRowLastColumn="0"/>
             </w:pPr>
             <w:r>
-              <w:t>/api/order/batch/status</w:t>
+              <w:t>/</w:t>
+            </w:r>
+            <w:proofErr w:type="spellStart"/>
+            <w:r>
+              <w:t>api</w:t>
+            </w:r>
+            <w:proofErr w:type="spellEnd"/>
+            <w:r>
+              <w:t>/order/batch/status</w:t>
             </w:r>
           </w:p>
         </w:tc>
@@ -7295,8 +9805,21 @@
             <w:pPr>
               <w:cnfStyle w:val="000000000000" w:firstRow="0" w:lastRow="0" w:firstColumn="0" w:lastColumn="0" w:oddVBand="0" w:evenVBand="0" w:oddHBand="0" w:evenHBand="0" w:firstRowFirstColumn="0" w:firstRowLastColumn="0" w:lastRowFirstColumn="0" w:lastRowLastColumn="0"/>
             </w:pPr>
-            <w:r>
-              <w:t>OrderBatchStatusDTO{ orderIds[],status }</w:t>
+            <w:proofErr w:type="spellStart"/>
+            <w:r>
+              <w:t>OrderBatchStatusDTO</w:t>
+            </w:r>
+            <w:proofErr w:type="spellEnd"/>
+            <w:r>
+              <w:t xml:space="preserve">{ </w:t>
+            </w:r>
+            <w:proofErr w:type="spellStart"/>
+            <w:r>
+              <w:t>orderIds</w:t>
+            </w:r>
+            <w:proofErr w:type="spellEnd"/>
+            <w:r>
+              <w:t>[],status }</w:t>
             </w:r>
           </w:p>
         </w:tc>
@@ -7338,7 +9861,15 @@
               <w:cnfStyle w:val="000000100000" w:firstRow="0" w:lastRow="0" w:firstColumn="0" w:lastColumn="0" w:oddVBand="0" w:evenVBand="0" w:oddHBand="1" w:evenHBand="0" w:firstRowFirstColumn="0" w:firstRowLastColumn="0" w:lastRowFirstColumn="0" w:lastRowLastColumn="0"/>
             </w:pPr>
             <w:r>
-              <w:t>/api/order/pickup-code/{code}</w:t>
+              <w:t>/</w:t>
+            </w:r>
+            <w:proofErr w:type="spellStart"/>
+            <w:r>
+              <w:t>api</w:t>
+            </w:r>
+            <w:proofErr w:type="spellEnd"/>
+            <w:r>
+              <w:t>/order/pickup-code/{code}</w:t>
             </w:r>
           </w:p>
         </w:tc>
@@ -7391,7 +9922,15 @@
               <w:cnfStyle w:val="000000000000" w:firstRow="0" w:lastRow="0" w:firstColumn="0" w:lastColumn="0" w:oddVBand="0" w:evenVBand="0" w:oddHBand="0" w:evenHBand="0" w:firstRowFirstColumn="0" w:firstRowLastColumn="0" w:lastRowFirstColumn="0" w:lastRowLastColumn="0"/>
             </w:pPr>
             <w:r>
-              <w:t>/api/order/merchant</w:t>
+              <w:t>/</w:t>
+            </w:r>
+            <w:proofErr w:type="spellStart"/>
+            <w:r>
+              <w:t>api</w:t>
+            </w:r>
+            <w:proofErr w:type="spellEnd"/>
+            <w:r>
+              <w:t>/order/merchant</w:t>
             </w:r>
           </w:p>
         </w:tc>
@@ -7404,8 +9943,13 @@
               <w:cnfStyle w:val="000000000000" w:firstRow="0" w:lastRow="0" w:firstColumn="0" w:lastColumn="0" w:oddVBand="0" w:evenVBand="0" w:oddHBand="0" w:evenHBand="0" w:firstRowFirstColumn="0" w:firstRowLastColumn="0" w:lastRowFirstColumn="0" w:lastRowLastColumn="0"/>
             </w:pPr>
             <w:r>
-              <w:t>?page,size,status,windowId,keyword,dateFrom,dateTo</w:t>
-            </w:r>
+              <w:t>?</w:t>
+            </w:r>
+            <w:proofErr w:type="spellStart"/>
+            <w:r>
+              <w:t>page,size,status,windowId,keyword,dateFrom,dateTo</w:t>
+            </w:r>
+            <w:proofErr w:type="spellEnd"/>
           </w:p>
         </w:tc>
         <w:tc>
@@ -7446,7 +9990,15 @@
               <w:cnfStyle w:val="000000100000" w:firstRow="0" w:lastRow="0" w:firstColumn="0" w:lastColumn="0" w:oddVBand="0" w:evenVBand="0" w:oddHBand="1" w:evenHBand="0" w:firstRowFirstColumn="0" w:firstRowLastColumn="0" w:lastRowFirstColumn="0" w:lastRowLastColumn="0"/>
             </w:pPr>
             <w:r>
-              <w:t>/api/order/list</w:t>
+              <w:t>/</w:t>
+            </w:r>
+            <w:proofErr w:type="spellStart"/>
+            <w:r>
+              <w:t>api</w:t>
+            </w:r>
+            <w:proofErr w:type="spellEnd"/>
+            <w:r>
+              <w:t>/order/list</w:t>
             </w:r>
           </w:p>
         </w:tc>
@@ -7504,7 +10056,25 @@
           <w:b/>
           <w:sz w:val="26"/>
         </w:rPr>
-        <w:t>/api/stat/**</w:t>
+        <w:t>/</w:t>
+      </w:r>
+      <w:proofErr w:type="spellStart"/>
+      <w:r>
+        <w:rPr>
+          <w:rFonts w:ascii="Arial" w:eastAsia="黑体" w:hAnsi="Arial"/>
+          <w:b/>
+          <w:sz w:val="26"/>
+        </w:rPr>
+        <w:t>api</w:t>
+      </w:r>
+      <w:proofErr w:type="spellEnd"/>
+      <w:r>
+        <w:rPr>
+          <w:rFonts w:ascii="Arial" w:eastAsia="黑体" w:hAnsi="Arial"/>
+          <w:b/>
+          <w:sz w:val="26"/>
+        </w:rPr>
+        <w:t>/stat/**</w:t>
       </w:r>
       <w:r>
         <w:rPr>
@@ -7592,7 +10162,15 @@
               <w:cnfStyle w:val="000000100000" w:firstRow="0" w:lastRow="0" w:firstColumn="0" w:lastColumn="0" w:oddVBand="0" w:evenVBand="0" w:oddHBand="1" w:evenHBand="0" w:firstRowFirstColumn="0" w:firstRowLastColumn="0" w:lastRowFirstColumn="0" w:lastRowLastColumn="0"/>
             </w:pPr>
             <w:r>
-              <w:t>/api/stat/merchant/dashboard</w:t>
+              <w:t>/</w:t>
+            </w:r>
+            <w:proofErr w:type="spellStart"/>
+            <w:r>
+              <w:t>api</w:t>
+            </w:r>
+            <w:proofErr w:type="spellEnd"/>
+            <w:r>
+              <w:t>/stat/merchant/dashboard</w:t>
             </w:r>
           </w:p>
         </w:tc>
@@ -7631,7 +10209,15 @@
               <w:cnfStyle w:val="000000000000" w:firstRow="0" w:lastRow="0" w:firstColumn="0" w:lastColumn="0" w:oddVBand="0" w:evenVBand="0" w:oddHBand="0" w:evenHBand="0" w:firstRowFirstColumn="0" w:firstRowLastColumn="0" w:lastRowFirstColumn="0" w:lastRowLastColumn="0"/>
             </w:pPr>
             <w:r>
-              <w:t>/api/stat/admin/dashboard</w:t>
+              <w:t>/</w:t>
+            </w:r>
+            <w:proofErr w:type="spellStart"/>
+            <w:r>
+              <w:t>api</w:t>
+            </w:r>
+            <w:proofErr w:type="spellEnd"/>
+            <w:r>
+              <w:t>/stat/admin/dashboard</w:t>
             </w:r>
           </w:p>
         </w:tc>
@@ -7676,7 +10262,25 @@
           <w:b/>
           <w:sz w:val="26"/>
         </w:rPr>
-        <w:t>/api/pickup/**</w:t>
+        <w:t>/</w:t>
+      </w:r>
+      <w:proofErr w:type="spellStart"/>
+      <w:r>
+        <w:rPr>
+          <w:rFonts w:ascii="Arial" w:eastAsia="黑体" w:hAnsi="Arial"/>
+          <w:b/>
+          <w:sz w:val="26"/>
+        </w:rPr>
+        <w:t>api</w:t>
+      </w:r>
+      <w:proofErr w:type="spellEnd"/>
+      <w:r>
+        <w:rPr>
+          <w:rFonts w:ascii="Arial" w:eastAsia="黑体" w:hAnsi="Arial"/>
+          <w:b/>
+          <w:sz w:val="26"/>
+        </w:rPr>
+        <w:t>/pickup/**</w:t>
       </w:r>
       <w:r>
         <w:rPr>
@@ -7778,7 +10382,15 @@
               <w:cnfStyle w:val="000000100000" w:firstRow="0" w:lastRow="0" w:firstColumn="0" w:lastColumn="0" w:oddVBand="0" w:evenVBand="0" w:oddHBand="1" w:evenHBand="0" w:firstRowFirstColumn="0" w:firstRowLastColumn="0" w:lastRowFirstColumn="0" w:lastRowLastColumn="0"/>
             </w:pPr>
             <w:r>
-              <w:t>/api/pickup/enqueue</w:t>
+              <w:t>/</w:t>
+            </w:r>
+            <w:proofErr w:type="spellStart"/>
+            <w:r>
+              <w:t>api</w:t>
+            </w:r>
+            <w:proofErr w:type="spellEnd"/>
+            <w:r>
+              <w:t>/pickup/enqueue</w:t>
             </w:r>
           </w:p>
         </w:tc>
@@ -7790,8 +10402,21 @@
             <w:pPr>
               <w:cnfStyle w:val="000000100000" w:firstRow="0" w:lastRow="0" w:firstColumn="0" w:lastColumn="0" w:oddVBand="0" w:evenVBand="0" w:oddHBand="1" w:evenHBand="0" w:firstRowFirstColumn="0" w:firstRowLastColumn="0" w:lastRowFirstColumn="0" w:lastRowLastColumn="0"/>
             </w:pPr>
-            <w:r>
-              <w:t>EnqueueBody{ orderId,windowId }</w:t>
+            <w:proofErr w:type="spellStart"/>
+            <w:r>
+              <w:t>EnqueueBody</w:t>
+            </w:r>
+            <w:proofErr w:type="spellEnd"/>
+            <w:r>
+              <w:t xml:space="preserve">{ </w:t>
+            </w:r>
+            <w:proofErr w:type="spellStart"/>
+            <w:r>
+              <w:t>orderId,windowId</w:t>
+            </w:r>
+            <w:proofErr w:type="spellEnd"/>
+            <w:r>
+              <w:t xml:space="preserve"> }</w:t>
             </w:r>
           </w:p>
         </w:tc>
@@ -7830,7 +10455,23 @@
               <w:cnfStyle w:val="000000000000" w:firstRow="0" w:lastRow="0" w:firstColumn="0" w:lastColumn="0" w:oddVBand="0" w:evenVBand="0" w:oddHBand="0" w:evenHBand="0" w:firstRowFirstColumn="0" w:firstRowLastColumn="0" w:lastRowFirstColumn="0" w:lastRowLastColumn="0"/>
             </w:pPr>
             <w:r>
-              <w:t>/api/pickup/{wid}/call</w:t>
+              <w:t>/</w:t>
+            </w:r>
+            <w:proofErr w:type="spellStart"/>
+            <w:r>
+              <w:t>api</w:t>
+            </w:r>
+            <w:proofErr w:type="spellEnd"/>
+            <w:r>
+              <w:t>/pickup/{</w:t>
+            </w:r>
+            <w:proofErr w:type="spellStart"/>
+            <w:r>
+              <w:t>wid</w:t>
+            </w:r>
+            <w:proofErr w:type="spellEnd"/>
+            <w:r>
+              <w:t>}/call</w:t>
             </w:r>
           </w:p>
         </w:tc>
@@ -7885,7 +10526,15 @@
               <w:cnfStyle w:val="000000100000" w:firstRow="0" w:lastRow="0" w:firstColumn="0" w:lastColumn="0" w:oddVBand="0" w:evenVBand="0" w:oddHBand="1" w:evenHBand="0" w:firstRowFirstColumn="0" w:firstRowLastColumn="0" w:lastRowFirstColumn="0" w:lastRowLastColumn="0"/>
             </w:pPr>
             <w:r>
-              <w:t>/api/pickup/verify</w:t>
+              <w:t>/</w:t>
+            </w:r>
+            <w:proofErr w:type="spellStart"/>
+            <w:r>
+              <w:t>api</w:t>
+            </w:r>
+            <w:proofErr w:type="spellEnd"/>
+            <w:r>
+              <w:t>/pickup/verify</w:t>
             </w:r>
           </w:p>
         </w:tc>
@@ -7897,8 +10546,21 @@
             <w:pPr>
               <w:cnfStyle w:val="000000100000" w:firstRow="0" w:lastRow="0" w:firstColumn="0" w:lastColumn="0" w:oddVBand="0" w:evenVBand="0" w:oddHBand="1" w:evenHBand="0" w:firstRowFirstColumn="0" w:firstRowLastColumn="0" w:lastRowFirstColumn="0" w:lastRowLastColumn="0"/>
             </w:pPr>
-            <w:r>
-              <w:t>VerifyDTO{ pickupCode }</w:t>
+            <w:proofErr w:type="spellStart"/>
+            <w:r>
+              <w:t>VerifyDTO</w:t>
+            </w:r>
+            <w:proofErr w:type="spellEnd"/>
+            <w:r>
+              <w:t xml:space="preserve">{ </w:t>
+            </w:r>
+            <w:proofErr w:type="spellStart"/>
+            <w:r>
+              <w:t>pickupCode</w:t>
+            </w:r>
+            <w:proofErr w:type="spellEnd"/>
+            <w:r>
+              <w:t xml:space="preserve"> }</w:t>
             </w:r>
           </w:p>
         </w:tc>
@@ -7937,7 +10599,23 @@
               <w:cnfStyle w:val="000000000000" w:firstRow="0" w:lastRow="0" w:firstColumn="0" w:lastColumn="0" w:oddVBand="0" w:evenVBand="0" w:oddHBand="0" w:evenHBand="0" w:firstRowFirstColumn="0" w:firstRowLastColumn="0" w:lastRowFirstColumn="0" w:lastRowLastColumn="0"/>
             </w:pPr>
             <w:r>
-              <w:t>/api/pickup/{wid}/queue</w:t>
+              <w:t>/</w:t>
+            </w:r>
+            <w:proofErr w:type="spellStart"/>
+            <w:r>
+              <w:t>api</w:t>
+            </w:r>
+            <w:proofErr w:type="spellEnd"/>
+            <w:r>
+              <w:t>/pickup/{</w:t>
+            </w:r>
+            <w:proofErr w:type="spellStart"/>
+            <w:r>
+              <w:t>wid</w:t>
+            </w:r>
+            <w:proofErr w:type="spellEnd"/>
+            <w:r>
+              <w:t>}/queue</w:t>
             </w:r>
           </w:p>
         </w:tc>
@@ -7992,7 +10670,23 @@
               <w:cnfStyle w:val="000000100000" w:firstRow="0" w:lastRow="0" w:firstColumn="0" w:lastColumn="0" w:oddVBand="0" w:evenVBand="0" w:oddHBand="1" w:evenHBand="0" w:firstRowFirstColumn="0" w:firstRowLastColumn="0" w:lastRowFirstColumn="0" w:lastRowLastColumn="0"/>
             </w:pPr>
             <w:r>
-              <w:t>/api/pickup/{wid}/display</w:t>
+              <w:t>/</w:t>
+            </w:r>
+            <w:proofErr w:type="spellStart"/>
+            <w:r>
+              <w:t>api</w:t>
+            </w:r>
+            <w:proofErr w:type="spellEnd"/>
+            <w:r>
+              <w:t>/pickup/{</w:t>
+            </w:r>
+            <w:proofErr w:type="spellStart"/>
+            <w:r>
+              <w:t>wid</w:t>
+            </w:r>
+            <w:proofErr w:type="spellEnd"/>
+            <w:r>
+              <w:t>}/display</w:t>
             </w:r>
           </w:p>
         </w:tc>
@@ -8044,7 +10738,15 @@
               <w:cnfStyle w:val="000000000000" w:firstRow="0" w:lastRow="0" w:firstColumn="0" w:lastColumn="0" w:oddVBand="0" w:evenVBand="0" w:oddHBand="0" w:evenHBand="0" w:firstRowFirstColumn="0" w:firstRowLastColumn="0" w:lastRowFirstColumn="0" w:lastRowLastColumn="0"/>
             </w:pPr>
             <w:r>
-              <w:t>/api/pickup/windows</w:t>
+              <w:t>/</w:t>
+            </w:r>
+            <w:proofErr w:type="spellStart"/>
+            <w:r>
+              <w:t>api</w:t>
+            </w:r>
+            <w:proofErr w:type="spellEnd"/>
+            <w:r>
+              <w:t>/pickup/windows</w:t>
             </w:r>
           </w:p>
         </w:tc>
@@ -8057,8 +10759,13 @@
               <w:cnfStyle w:val="000000000000" w:firstRow="0" w:lastRow="0" w:firstColumn="0" w:lastColumn="0" w:oddVBand="0" w:evenVBand="0" w:oddHBand="0" w:evenHBand="0" w:firstRowFirstColumn="0" w:firstRowLastColumn="0" w:lastRowFirstColumn="0" w:lastRowLastColumn="0"/>
             </w:pPr>
             <w:r>
-              <w:t>?page,size,status,merchantId,keyword</w:t>
-            </w:r>
+              <w:t>?</w:t>
+            </w:r>
+            <w:proofErr w:type="spellStart"/>
+            <w:r>
+              <w:t>page,size,status,merchantId,keyword</w:t>
+            </w:r>
+            <w:proofErr w:type="spellEnd"/>
           </w:p>
         </w:tc>
         <w:tc>
@@ -8099,7 +10806,15 @@
               <w:cnfStyle w:val="000000100000" w:firstRow="0" w:lastRow="0" w:firstColumn="0" w:lastColumn="0" w:oddVBand="0" w:evenVBand="0" w:oddHBand="1" w:evenHBand="0" w:firstRowFirstColumn="0" w:firstRowLastColumn="0" w:lastRowFirstColumn="0" w:lastRowLastColumn="0"/>
             </w:pPr>
             <w:r>
-              <w:t>/api/pickup/window</w:t>
+              <w:t>/</w:t>
+            </w:r>
+            <w:proofErr w:type="spellStart"/>
+            <w:r>
+              <w:t>api</w:t>
+            </w:r>
+            <w:proofErr w:type="spellEnd"/>
+            <w:r>
+              <w:t>/pickup/window</w:t>
             </w:r>
           </w:p>
         </w:tc>
@@ -8111,8 +10826,21 @@
             <w:pPr>
               <w:cnfStyle w:val="000000100000" w:firstRow="0" w:lastRow="0" w:firstColumn="0" w:lastColumn="0" w:oddVBand="0" w:evenVBand="0" w:oddHBand="1" w:evenHBand="0" w:firstRowFirstColumn="0" w:firstRowLastColumn="0" w:lastRowFirstColumn="0" w:lastRowLastColumn="0"/>
             </w:pPr>
-            <w:r>
-              <w:t>WindowCreateDTO{ name,location,merchantId,pickupPrefix? }</w:t>
+            <w:proofErr w:type="spellStart"/>
+            <w:r>
+              <w:t>WindowCreateDTO</w:t>
+            </w:r>
+            <w:proofErr w:type="spellEnd"/>
+            <w:r>
+              <w:t xml:space="preserve">{ </w:t>
+            </w:r>
+            <w:proofErr w:type="spellStart"/>
+            <w:r>
+              <w:t>name,location,merchantId,pickupPrefix</w:t>
+            </w:r>
+            <w:proofErr w:type="spellEnd"/>
+            <w:r>
+              <w:t>? }</w:t>
             </w:r>
           </w:p>
         </w:tc>
@@ -8151,7 +10879,15 @@
               <w:cnfStyle w:val="000000000000" w:firstRow="0" w:lastRow="0" w:firstColumn="0" w:lastColumn="0" w:oddVBand="0" w:evenVBand="0" w:oddHBand="0" w:evenHBand="0" w:firstRowFirstColumn="0" w:firstRowLastColumn="0" w:lastRowFirstColumn="0" w:lastRowLastColumn="0"/>
             </w:pPr>
             <w:r>
-              <w:t>/api/pickup/window/{id}</w:t>
+              <w:t>/</w:t>
+            </w:r>
+            <w:proofErr w:type="spellStart"/>
+            <w:r>
+              <w:t>api</w:t>
+            </w:r>
+            <w:proofErr w:type="spellEnd"/>
+            <w:r>
+              <w:t>/pickup/window/{id}</w:t>
             </w:r>
           </w:p>
         </w:tc>
@@ -8206,7 +10942,15 @@
               <w:cnfStyle w:val="000000100000" w:firstRow="0" w:lastRow="0" w:firstColumn="0" w:lastColumn="0" w:oddVBand="0" w:evenVBand="0" w:oddHBand="1" w:evenHBand="0" w:firstRowFirstColumn="0" w:firstRowLastColumn="0" w:lastRowFirstColumn="0" w:lastRowLastColumn="0"/>
             </w:pPr>
             <w:r>
-              <w:t>/api/pickup/window/{id}/status</w:t>
+              <w:t>/</w:t>
+            </w:r>
+            <w:proofErr w:type="spellStart"/>
+            <w:r>
+              <w:t>api</w:t>
+            </w:r>
+            <w:proofErr w:type="spellEnd"/>
+            <w:r>
+              <w:t>/pickup/window/{id}/status</w:t>
             </w:r>
           </w:p>
         </w:tc>
@@ -8258,7 +11002,15 @@
               <w:cnfStyle w:val="000000000000" w:firstRow="0" w:lastRow="0" w:firstColumn="0" w:lastColumn="0" w:oddVBand="0" w:evenVBand="0" w:oddHBand="0" w:evenHBand="0" w:firstRowFirstColumn="0" w:firstRowLastColumn="0" w:lastRowFirstColumn="0" w:lastRowLastColumn="0"/>
             </w:pPr>
             <w:r>
-              <w:t>/api/pickup/window/{id}</w:t>
+              <w:t>/</w:t>
+            </w:r>
+            <w:proofErr w:type="spellStart"/>
+            <w:r>
+              <w:t>api</w:t>
+            </w:r>
+            <w:proofErr w:type="spellEnd"/>
+            <w:r>
+              <w:t>/pickup/window/{id}</w:t>
             </w:r>
           </w:p>
         </w:tc>
@@ -8316,7 +11068,15 @@
               <w:cnfStyle w:val="000000100000" w:firstRow="0" w:lastRow="0" w:firstColumn="0" w:lastColumn="0" w:oddVBand="0" w:evenVBand="0" w:oddHBand="1" w:evenHBand="0" w:firstRowFirstColumn="0" w:firstRowLastColumn="0" w:lastRowFirstColumn="0" w:lastRowLastColumn="0"/>
             </w:pPr>
             <w:r>
-              <w:t>/api/pickup/window/{id}/history</w:t>
+              <w:t>/</w:t>
+            </w:r>
+            <w:proofErr w:type="spellStart"/>
+            <w:r>
+              <w:t>api</w:t>
+            </w:r>
+            <w:proofErr w:type="spellEnd"/>
+            <w:r>
+              <w:t>/pickup/window/{id}/history</w:t>
             </w:r>
           </w:p>
         </w:tc>
@@ -8425,7 +11185,15 @@
           </w:tcPr>
           <w:p>
             <w:r>
-              <w:t>/ws/pickup</w:t>
+              <w:t>/</w:t>
+            </w:r>
+            <w:proofErr w:type="spellStart"/>
+            <w:r>
+              <w:t>ws</w:t>
+            </w:r>
+            <w:proofErr w:type="spellEnd"/>
+            <w:r>
+              <w:t>/pickup</w:t>
             </w:r>
           </w:p>
         </w:tc>
@@ -8437,9 +11205,19 @@
             <w:pPr>
               <w:cnfStyle w:val="000000100000" w:firstRow="0" w:lastRow="0" w:firstColumn="0" w:lastColumn="0" w:oddVBand="0" w:evenVBand="0" w:oddHBand="1" w:evenHBand="0" w:firstRowFirstColumn="0" w:firstRowLastColumn="0" w:lastRowFirstColumn="0" w:lastRowLastColumn="0"/>
             </w:pPr>
-            <w:r>
-              <w:t>ws / wss</w:t>
-            </w:r>
+            <w:proofErr w:type="spellStart"/>
+            <w:r>
+              <w:t>ws</w:t>
+            </w:r>
+            <w:proofErr w:type="spellEnd"/>
+            <w:r>
+              <w:t xml:space="preserve"> / </w:t>
+            </w:r>
+            <w:proofErr w:type="spellStart"/>
+            <w:r>
+              <w:t>wss</w:t>
+            </w:r>
+            <w:proofErr w:type="spellEnd"/>
           </w:p>
         </w:tc>
         <w:tc>
@@ -8493,14 +11271,7 @@
         <w:t>架构设计文档</w:t>
       </w:r>
       <w:r>
-        <w:rPr>
-          <w:color w:val="0563C1"/>
-          <w:u w:val="single"/>
-        </w:rPr>
-        <w:t>.md</w:t>
-      </w:r>
-      <w:r>
-        <w:t xml:space="preserve"> §5.5</w:t>
+        <w:t>§5.5</w:t>
       </w:r>
       <w:r>
         <w:t>。</w:t>
@@ -8606,7 +11377,39 @@
           <w:rFonts w:ascii="Consolas" w:eastAsia="Consolas" w:hAnsi="Consolas"/>
           <w:sz w:val="18"/>
         </w:rPr>
-        <w:t>public static &lt;T&gt; Result&lt;T&gt; error(StatusCode statusCode);</w:t>
+        <w:t>public static &lt;T&gt; Result&lt;T&gt; error(</w:t>
+      </w:r>
+      <w:proofErr w:type="spellStart"/>
+      <w:r>
+        <w:rPr>
+          <w:rFonts w:ascii="Consolas" w:eastAsia="Consolas" w:hAnsi="Consolas"/>
+          <w:sz w:val="18"/>
+        </w:rPr>
+        <w:t>StatusCode</w:t>
+      </w:r>
+      <w:proofErr w:type="spellEnd"/>
+      <w:r>
+        <w:rPr>
+          <w:rFonts w:ascii="Consolas" w:eastAsia="Consolas" w:hAnsi="Consolas"/>
+          <w:sz w:val="18"/>
+        </w:rPr>
+        <w:t xml:space="preserve"> </w:t>
+      </w:r>
+      <w:proofErr w:type="spellStart"/>
+      <w:r>
+        <w:rPr>
+          <w:rFonts w:ascii="Consolas" w:eastAsia="Consolas" w:hAnsi="Consolas"/>
+          <w:sz w:val="18"/>
+        </w:rPr>
+        <w:t>statusCode</w:t>
+      </w:r>
+      <w:proofErr w:type="spellEnd"/>
+      <w:r>
+        <w:rPr>
+          <w:rFonts w:ascii="Consolas" w:eastAsia="Consolas" w:hAnsi="Consolas"/>
+          <w:sz w:val="18"/>
+        </w:rPr>
+        <w:t>);</w:t>
       </w:r>
     </w:p>
     <w:p>
@@ -8632,7 +11435,39 @@
           <w:rFonts w:ascii="Consolas" w:eastAsia="Consolas" w:hAnsi="Consolas"/>
           <w:sz w:val="18"/>
         </w:rPr>
-        <w:t>public boolean isSuccess();   // code == 200</w:t>
+        <w:t xml:space="preserve">public </w:t>
+      </w:r>
+      <w:proofErr w:type="spellStart"/>
+      <w:r>
+        <w:rPr>
+          <w:rFonts w:ascii="Consolas" w:eastAsia="Consolas" w:hAnsi="Consolas"/>
+          <w:sz w:val="18"/>
+        </w:rPr>
+        <w:t>boolean</w:t>
+      </w:r>
+      <w:proofErr w:type="spellEnd"/>
+      <w:r>
+        <w:rPr>
+          <w:rFonts w:ascii="Consolas" w:eastAsia="Consolas" w:hAnsi="Consolas"/>
+          <w:sz w:val="18"/>
+        </w:rPr>
+        <w:t xml:space="preserve"> </w:t>
+      </w:r>
+      <w:proofErr w:type="spellStart"/>
+      <w:r>
+        <w:rPr>
+          <w:rFonts w:ascii="Consolas" w:eastAsia="Consolas" w:hAnsi="Consolas"/>
+          <w:sz w:val="18"/>
+        </w:rPr>
+        <w:t>isSuccess</w:t>
+      </w:r>
+      <w:proofErr w:type="spellEnd"/>
+      <w:r>
+        <w:rPr>
+          <w:rFonts w:ascii="Consolas" w:eastAsia="Consolas" w:hAnsi="Consolas"/>
+          <w:sz w:val="18"/>
+        </w:rPr>
+        <w:t>();   // code == 200</w:t>
       </w:r>
     </w:p>
     <w:p>
@@ -8676,135 +11511,88 @@
           <w:b/>
           <w:sz w:val="26"/>
         </w:rPr>
-        <w:t>5.2 StatusCode</w:t>
-      </w:r>
+        <w:t xml:space="preserve">5.2 </w:t>
+      </w:r>
+      <w:proofErr w:type="spellStart"/>
       <w:r>
         <w:rPr>
           <w:rFonts w:ascii="Arial" w:eastAsia="黑体" w:hAnsi="Arial"/>
           <w:b/>
           <w:sz w:val="26"/>
         </w:rPr>
-        <w:t>（业务码）</w:t>
-      </w:r>
-    </w:p>
-    <w:p>
-      <w:pPr>
-        <w:spacing w:after="120" w:line="360" w:lineRule="exact"/>
-      </w:pPr>
-      <w:r>
-        <w:t>枚举</w:t>
-      </w:r>
-      <w:r>
-        <w:t xml:space="preserve"> </w:t>
-      </w:r>
-      <w:r>
-        <w:rPr>
-          <w:color w:val="0563C1"/>
-          <w:u w:val="single"/>
-        </w:rPr>
-        <w:t>StatusCode.java</w:t>
-      </w:r>
-      <w:r>
-        <w:t>，</w:t>
-      </w:r>
-      <w:r>
-        <w:t xml:space="preserve">3 </w:t>
-      </w:r>
-      <w:r>
-        <w:t>段式（</w:t>
-      </w:r>
-      <w:r>
-        <w:t xml:space="preserve">HTTP </w:t>
-      </w:r>
-      <w:r>
-        <w:t>通用</w:t>
-      </w:r>
-      <w:r>
-        <w:t xml:space="preserve"> / </w:t>
-      </w:r>
-      <w:r>
-        <w:t>用户</w:t>
-      </w:r>
-      <w:r>
-        <w:t xml:space="preserve"> / </w:t>
-      </w:r>
-      <w:r>
-        <w:t>库存</w:t>
-      </w:r>
-      <w:r>
-        <w:t xml:space="preserve"> / </w:t>
-      </w:r>
-      <w:r>
-        <w:t>订单</w:t>
-      </w:r>
-      <w:r>
-        <w:t xml:space="preserve"> / </w:t>
-      </w:r>
-      <w:r>
-        <w:t>取餐</w:t>
-      </w:r>
-      <w:r>
-        <w:t xml:space="preserve"> / </w:t>
-      </w:r>
-      <w:r>
-        <w:t>数据冲突），每段有保留区间，避免冲突。</w:t>
-      </w:r>
-    </w:p>
-    <w:p>
-      <w:pPr>
-        <w:spacing w:before="240" w:after="160"/>
-      </w:pPr>
+        <w:t>StatusCode</w:t>
+      </w:r>
+      <w:proofErr w:type="spellEnd"/>
       <w:r>
         <w:rPr>
           <w:rFonts w:ascii="Arial" w:eastAsia="黑体" w:hAnsi="Arial"/>
           <w:b/>
           <w:sz w:val="26"/>
         </w:rPr>
-        <w:t>5.3 BusinessException</w:t>
+        <w:t>（业务码）</w:t>
       </w:r>
     </w:p>
     <w:p>
       <w:pPr>
         <w:spacing w:after="120" w:line="360" w:lineRule="exact"/>
       </w:pPr>
+      <w:r>
+        <w:t>枚举</w:t>
+      </w:r>
+      <w:r>
+        <w:t xml:space="preserve"> </w:t>
+      </w:r>
       <w:r>
         <w:rPr>
           <w:color w:val="0563C1"/>
           <w:u w:val="single"/>
         </w:rPr>
-        <w:t>BusinessException.java</w:t>
-      </w:r>
-      <w:r>
-        <w:t xml:space="preserve"> </w:t>
-      </w:r>
-      <w:r>
-        <w:t>扩展</w:t>
-      </w:r>
-      <w:r>
-        <w:t xml:space="preserve"> </w:t>
-      </w:r>
-      <w:r>
-        <w:rPr>
-          <w:rFonts w:ascii="Consolas" w:eastAsia="Consolas" w:hAnsi="Consolas"/>
-          <w:sz w:val="20"/>
-        </w:rPr>
-        <w:t>RuntimeException</w:t>
-      </w:r>
-      <w:r>
-        <w:t>，携带</w:t>
-      </w:r>
-      <w:r>
-        <w:t xml:space="preserve"> </w:t>
-      </w:r>
-      <w:r>
-        <w:rPr>
-          <w:rFonts w:ascii="Consolas" w:eastAsia="Consolas" w:hAnsi="Consolas"/>
-          <w:sz w:val="20"/>
-        </w:rPr>
-        <w:t>StatusCode</w:t>
-      </w:r>
-      <w:r>
-        <w:t>。</w:t>
+        <w:t>StatusCode.java</w:t>
+      </w:r>
+      <w:r>
+        <w:t>，</w:t>
+      </w:r>
+      <w:r>
+        <w:t xml:space="preserve">3 </w:t>
+      </w:r>
+      <w:r>
+        <w:t>段式（</w:t>
+      </w:r>
+      <w:r>
+        <w:t xml:space="preserve">HTTP </w:t>
+      </w:r>
+      <w:r>
+        <w:t>通用</w:t>
+      </w:r>
+      <w:r>
+        <w:t xml:space="preserve"> / </w:t>
+      </w:r>
+      <w:r>
+        <w:t>用户</w:t>
+      </w:r>
+      <w:r>
+        <w:t xml:space="preserve"> / </w:t>
+      </w:r>
+      <w:r>
+        <w:t>库存</w:t>
+      </w:r>
+      <w:r>
+        <w:t xml:space="preserve"> / </w:t>
+      </w:r>
+      <w:r>
+        <w:t>订单</w:t>
+      </w:r>
+      <w:r>
+        <w:t xml:space="preserve"> / </w:t>
+      </w:r>
+      <w:r>
+        <w:t>取餐</w:t>
+      </w:r>
+      <w:r>
+        <w:t xml:space="preserve"> / </w:t>
+      </w:r>
+      <w:r>
+        <w:t>数据冲突），每段有保留区间，避免冲突。</w:t>
       </w:r>
     </w:p>
     <w:p>
@@ -8817,8 +11605,89 @@
           <w:b/>
           <w:sz w:val="26"/>
         </w:rPr>
-        <w:t>5.4 GlobalExceptionHandler</w:t>
-      </w:r>
+        <w:t xml:space="preserve">5.3 </w:t>
+      </w:r>
+      <w:proofErr w:type="spellStart"/>
+      <w:r>
+        <w:rPr>
+          <w:rFonts w:ascii="Arial" w:eastAsia="黑体" w:hAnsi="Arial"/>
+          <w:b/>
+          <w:sz w:val="26"/>
+        </w:rPr>
+        <w:t>BusinessException</w:t>
+      </w:r>
+      <w:proofErr w:type="spellEnd"/>
+    </w:p>
+    <w:p>
+      <w:pPr>
+        <w:spacing w:after="120" w:line="360" w:lineRule="exact"/>
+      </w:pPr>
+      <w:r>
+        <w:rPr>
+          <w:color w:val="0563C1"/>
+          <w:u w:val="single"/>
+        </w:rPr>
+        <w:t>BusinessException.java</w:t>
+      </w:r>
+      <w:r>
+        <w:t xml:space="preserve"> </w:t>
+      </w:r>
+      <w:r>
+        <w:t>扩展</w:t>
+      </w:r>
+      <w:r>
+        <w:t xml:space="preserve"> </w:t>
+      </w:r>
+      <w:proofErr w:type="spellStart"/>
+      <w:r>
+        <w:rPr>
+          <w:rFonts w:ascii="Consolas" w:eastAsia="Consolas" w:hAnsi="Consolas"/>
+          <w:sz w:val="20"/>
+        </w:rPr>
+        <w:t>RuntimeException</w:t>
+      </w:r>
+      <w:proofErr w:type="spellEnd"/>
+      <w:r>
+        <w:t>，携带</w:t>
+      </w:r>
+      <w:r>
+        <w:t xml:space="preserve"> </w:t>
+      </w:r>
+      <w:proofErr w:type="spellStart"/>
+      <w:r>
+        <w:rPr>
+          <w:rFonts w:ascii="Consolas" w:eastAsia="Consolas" w:hAnsi="Consolas"/>
+          <w:sz w:val="20"/>
+        </w:rPr>
+        <w:t>StatusCode</w:t>
+      </w:r>
+      <w:proofErr w:type="spellEnd"/>
+      <w:r>
+        <w:t>。</w:t>
+      </w:r>
+    </w:p>
+    <w:p>
+      <w:pPr>
+        <w:spacing w:before="240" w:after="160"/>
+      </w:pPr>
+      <w:r>
+        <w:rPr>
+          <w:rFonts w:ascii="Arial" w:eastAsia="黑体" w:hAnsi="Arial"/>
+          <w:b/>
+          <w:sz w:val="26"/>
+        </w:rPr>
+        <w:t xml:space="preserve">5.4 </w:t>
+      </w:r>
+      <w:proofErr w:type="spellStart"/>
+      <w:r>
+        <w:rPr>
+          <w:rFonts w:ascii="Arial" w:eastAsia="黑体" w:hAnsi="Arial"/>
+          <w:b/>
+          <w:sz w:val="26"/>
+        </w:rPr>
+        <w:t>GlobalExceptionHandler</w:t>
+      </w:r>
+      <w:proofErr w:type="spellEnd"/>
     </w:p>
     <w:p>
       <w:pPr>
@@ -8912,9 +11781,11 @@
             <w:tcW w:w="4153" w:type="dxa"/>
           </w:tcPr>
           <w:p>
+            <w:proofErr w:type="spellStart"/>
             <w:r>
               <w:t>BusinessException</w:t>
             </w:r>
+            <w:proofErr w:type="spellEnd"/>
           </w:p>
         </w:tc>
         <w:tc>
@@ -8925,8 +11796,13 @@
             <w:pPr>
               <w:cnfStyle w:val="000000100000" w:firstRow="0" w:lastRow="0" w:firstColumn="0" w:lastColumn="0" w:oddVBand="0" w:evenVBand="0" w:oddHBand="1" w:evenHBand="0" w:firstRowFirstColumn="0" w:firstRowLastColumn="0" w:lastRowFirstColumn="0" w:lastRowLastColumn="0"/>
             </w:pPr>
-            <w:r>
-              <w:t>Result.error(code, msg)</w:t>
+            <w:proofErr w:type="spellStart"/>
+            <w:r>
+              <w:t>Result.error</w:t>
+            </w:r>
+            <w:proofErr w:type="spellEnd"/>
+            <w:r>
+              <w:t>(code, msg)</w:t>
             </w:r>
             <w:r>
               <w:t>，</w:t>
@@ -8944,9 +11820,19 @@
             <w:tcW w:w="4153" w:type="dxa"/>
           </w:tcPr>
           <w:p>
-            <w:r>
-              <w:t>MethodArgumentNotValidException / BindException</w:t>
-            </w:r>
+            <w:proofErr w:type="spellStart"/>
+            <w:r>
+              <w:t>MethodArgumentNotValidException</w:t>
+            </w:r>
+            <w:proofErr w:type="spellEnd"/>
+            <w:r>
+              <w:t xml:space="preserve"> / </w:t>
+            </w:r>
+            <w:proofErr w:type="spellStart"/>
+            <w:r>
+              <w:t>BindException</w:t>
+            </w:r>
+            <w:proofErr w:type="spellEnd"/>
           </w:p>
         </w:tc>
         <w:tc>
@@ -8957,8 +11843,21 @@
             <w:pPr>
               <w:cnfStyle w:val="000000000000" w:firstRow="0" w:lastRow="0" w:firstColumn="0" w:lastColumn="0" w:oddVBand="0" w:evenVBand="0" w:oddHBand="0" w:evenHBand="0" w:firstRowFirstColumn="0" w:firstRowLastColumn="0" w:lastRowFirstColumn="0" w:lastRowLastColumn="0"/>
             </w:pPr>
-            <w:r>
-              <w:t>Result.error(400, fieldError)</w:t>
+            <w:proofErr w:type="spellStart"/>
+            <w:r>
+              <w:t>Result.error</w:t>
+            </w:r>
+            <w:proofErr w:type="spellEnd"/>
+            <w:r>
+              <w:t xml:space="preserve">(400, </w:t>
+            </w:r>
+            <w:proofErr w:type="spellStart"/>
+            <w:r>
+              <w:t>fieldError</w:t>
+            </w:r>
+            <w:proofErr w:type="spellEnd"/>
+            <w:r>
+              <w:t>)</w:t>
             </w:r>
             <w:r>
               <w:t>，</w:t>
@@ -8979,9 +11878,19 @@
             <w:tcW w:w="4153" w:type="dxa"/>
           </w:tcPr>
           <w:p>
-            <w:r>
-              <w:t>DuplicateKeyException / DataIntegrityViolationException</w:t>
-            </w:r>
+            <w:proofErr w:type="spellStart"/>
+            <w:r>
+              <w:t>DuplicateKeyException</w:t>
+            </w:r>
+            <w:proofErr w:type="spellEnd"/>
+            <w:r>
+              <w:t xml:space="preserve"> / </w:t>
+            </w:r>
+            <w:proofErr w:type="spellStart"/>
+            <w:r>
+              <w:t>DataIntegrityViolationException</w:t>
+            </w:r>
+            <w:proofErr w:type="spellEnd"/>
           </w:p>
         </w:tc>
         <w:tc>
@@ -8992,8 +11901,13 @@
             <w:pPr>
               <w:cnfStyle w:val="000000100000" w:firstRow="0" w:lastRow="0" w:firstColumn="0" w:lastColumn="0" w:oddVBand="0" w:evenVBand="0" w:oddHBand="1" w:evenHBand="0" w:firstRowFirstColumn="0" w:firstRowLastColumn="0" w:lastRowFirstColumn="0" w:lastRowLastColumn="0"/>
             </w:pPr>
-            <w:r>
-              <w:t>Result.error(4090, "</w:t>
+            <w:proofErr w:type="spellStart"/>
+            <w:r>
+              <w:t>Result.error</w:t>
+            </w:r>
+            <w:proofErr w:type="spellEnd"/>
+            <w:r>
+              <w:t>(4090, "</w:t>
             </w:r>
             <w:r>
               <w:t>数据冲突</w:t>
@@ -9011,9 +11925,11 @@
             <w:tcW w:w="4153" w:type="dxa"/>
           </w:tcPr>
           <w:p>
+            <w:proofErr w:type="spellStart"/>
             <w:r>
               <w:t>HttpRequestMethodNotSupportedException</w:t>
             </w:r>
+            <w:proofErr w:type="spellEnd"/>
           </w:p>
         </w:tc>
         <w:tc>
@@ -9024,8 +11940,13 @@
             <w:pPr>
               <w:cnfStyle w:val="000000000000" w:firstRow="0" w:lastRow="0" w:firstColumn="0" w:lastColumn="0" w:oddVBand="0" w:evenVBand="0" w:oddHBand="0" w:evenHBand="0" w:firstRowFirstColumn="0" w:firstRowLastColumn="0" w:lastRowFirstColumn="0" w:lastRowLastColumn="0"/>
             </w:pPr>
-            <w:r>
-              <w:t>Result.error(400, "</w:t>
+            <w:proofErr w:type="spellStart"/>
+            <w:r>
+              <w:t>Result.error</w:t>
+            </w:r>
+            <w:proofErr w:type="spellEnd"/>
+            <w:r>
+              <w:t>(400, "</w:t>
             </w:r>
             <w:r>
               <w:t>请求方法不支持</w:t>
@@ -9059,8 +11980,21 @@
             <w:pPr>
               <w:cnfStyle w:val="000000100000" w:firstRow="0" w:lastRow="0" w:firstColumn="0" w:lastColumn="0" w:oddVBand="0" w:evenVBand="0" w:oddHBand="1" w:evenHBand="0" w:firstRowFirstColumn="0" w:firstRowLastColumn="0" w:lastRowFirstColumn="0" w:lastRowLastColumn="0"/>
             </w:pPr>
-            <w:r>
-              <w:t>Result.error(StatusCode.ERROR)</w:t>
+            <w:proofErr w:type="spellStart"/>
+            <w:r>
+              <w:t>Result.error</w:t>
+            </w:r>
+            <w:proofErr w:type="spellEnd"/>
+            <w:r>
+              <w:t>(</w:t>
+            </w:r>
+            <w:proofErr w:type="spellStart"/>
+            <w:r>
+              <w:t>StatusCode.ERROR</w:t>
+            </w:r>
+            <w:proofErr w:type="spellEnd"/>
+            <w:r>
+              <w:t>)</w:t>
             </w:r>
           </w:p>
         </w:tc>
@@ -9096,8 +12030,17 @@
           <w:i/>
           <w:color w:val="666666"/>
         </w:rPr>
-        <w:t xml:space="preserve"> body.code</w:t>
-      </w:r>
+        <w:t xml:space="preserve"> </w:t>
+      </w:r>
+      <w:proofErr w:type="spellStart"/>
+      <w:r>
+        <w:rPr>
+          <w:i/>
+          <w:color w:val="666666"/>
+        </w:rPr>
+        <w:t>body.code</w:t>
+      </w:r>
+      <w:proofErr w:type="spellEnd"/>
       <w:r>
         <w:rPr>
           <w:i/>
@@ -9131,151 +12074,18 @@
           <w:sz w:val="26"/>
         </w:rPr>
         <w:lastRenderedPageBreak/>
-        <w:t>5.5 JwtUtil</w:t>
-      </w:r>
-    </w:p>
-    <w:p>
-      <w:pPr>
-        <w:spacing w:after="120" w:line="360" w:lineRule="exact"/>
-      </w:pPr>
-      <w:r>
-        <w:rPr>
-          <w:color w:val="0563C1"/>
-          <w:u w:val="single"/>
-        </w:rPr>
-        <w:t>JwtUtil.java</w:t>
-      </w:r>
-      <w:r>
-        <w:t xml:space="preserve"> </w:t>
-      </w:r>
-      <w:r>
-        <w:t>暴露：</w:t>
-      </w:r>
-    </w:p>
-    <w:p>
-      <w:pPr>
-        <w:spacing w:before="20" w:after="20"/>
-        <w:ind w:left="567"/>
-      </w:pPr>
-      <w:r>
-        <w:rPr>
-          <w:rFonts w:ascii="Consolas" w:eastAsia="Consolas" w:hAnsi="Consolas"/>
-          <w:sz w:val="18"/>
-        </w:rPr>
-        <w:t>String generateToken(secret, expirationMillis, userId, username, role);</w:t>
-      </w:r>
-    </w:p>
-    <w:p>
-      <w:pPr>
-        <w:spacing w:before="20" w:after="20"/>
-        <w:ind w:left="567"/>
-      </w:pPr>
-      <w:r>
-        <w:rPr>
-          <w:rFonts w:ascii="Consolas" w:eastAsia="Consolas" w:hAnsi="Consolas"/>
-          <w:sz w:val="18"/>
-        </w:rPr>
-        <w:t>Claims parseToken(secret, token);                  // 失败抛 JwtException</w:t>
-      </w:r>
-    </w:p>
-    <w:p>
-      <w:pPr>
-        <w:spacing w:before="20" w:after="20"/>
-        <w:ind w:left="567"/>
-      </w:pPr>
-      <w:r>
-        <w:rPr>
-          <w:rFonts w:ascii="Consolas" w:eastAsia="Consolas" w:hAnsi="Consolas"/>
-          <w:sz w:val="18"/>
-        </w:rPr>
-        <w:t>Claims parseTokenAllowExpired(secret, token);      // 过期仍可读，用于 refresh</w:t>
-      </w:r>
-    </w:p>
-    <w:p>
-      <w:pPr>
-        <w:spacing w:before="20" w:after="20"/>
-        <w:ind w:left="567"/>
-      </w:pPr>
-      <w:r>
-        <w:rPr>
-          <w:rFonts w:ascii="Consolas" w:eastAsia="Consolas" w:hAnsi="Consolas"/>
-          <w:sz w:val="18"/>
-        </w:rPr>
-        <w:t>boolean validateToken(secret, token);              // gateway 用</w:t>
-      </w:r>
-    </w:p>
-    <w:p>
-      <w:pPr>
-        <w:spacing w:before="20" w:after="20"/>
-        <w:ind w:left="567"/>
-      </w:pPr>
-      <w:r>
-        <w:rPr>
-          <w:rFonts w:ascii="Consolas" w:eastAsia="Consolas" w:hAnsi="Consolas"/>
-          <w:sz w:val="18"/>
-        </w:rPr>
-        <w:t>Long getUserId(secret, token);</w:t>
-      </w:r>
-    </w:p>
-    <w:p>
-      <w:pPr>
-        <w:spacing w:before="20" w:after="20"/>
-        <w:ind w:left="567"/>
-      </w:pPr>
-      <w:r>
-        <w:rPr>
-          <w:rFonts w:ascii="Consolas" w:eastAsia="Consolas" w:hAnsi="Consolas"/>
-          <w:sz w:val="18"/>
-        </w:rPr>
-        <w:t>String getRole(secret, token);</w:t>
-      </w:r>
-    </w:p>
-    <w:p>
-      <w:pPr>
-        <w:spacing w:before="20" w:after="20"/>
-        <w:ind w:left="567"/>
-      </w:pPr>
-      <w:r>
-        <w:rPr>
-          <w:rFonts w:ascii="Consolas" w:eastAsia="Consolas" w:hAnsi="Consolas"/>
-          <w:sz w:val="18"/>
-        </w:rPr>
-        <w:t xml:space="preserve"> </w:t>
-      </w:r>
-    </w:p>
-    <w:p>
-      <w:pPr>
-        <w:spacing w:after="120" w:line="360" w:lineRule="exact"/>
-      </w:pPr>
-      <w:r>
-        <w:t xml:space="preserve">Claims </w:t>
-      </w:r>
-      <w:r>
-        <w:t>结构：</w:t>
-      </w:r>
-      <w:r>
-        <w:rPr>
-          <w:rFonts w:ascii="Consolas" w:eastAsia="Consolas" w:hAnsi="Consolas"/>
-          <w:sz w:val="20"/>
-        </w:rPr>
-        <w:t>{ userId, username, role, sub=userId, iat, exp }</w:t>
-      </w:r>
-      <w:r>
-        <w:t>。</w:t>
-      </w:r>
-    </w:p>
-    <w:p>
-      <w:pPr>
-        <w:spacing w:before="240" w:after="160"/>
-      </w:pPr>
+        <w:t xml:space="preserve">5.5 </w:t>
+      </w:r>
+      <w:proofErr w:type="spellStart"/>
       <w:r>
         <w:rPr>
           <w:rFonts w:ascii="Arial" w:eastAsia="黑体" w:hAnsi="Arial"/>
           <w:b/>
           <w:sz w:val="26"/>
         </w:rPr>
-        <w:t>5.6 RoleNames / UserHeaders</w:t>
-      </w:r>
+        <w:t>JwtUtil</w:t>
+      </w:r>
+      <w:proofErr w:type="spellEnd"/>
     </w:p>
     <w:p>
       <w:pPr>
@@ -9286,64 +12096,316 @@
           <w:color w:val="0563C1"/>
           <w:u w:val="single"/>
         </w:rPr>
-        <w:t>RoleNames.java</w:t>
+        <w:t>JwtUtil.java</w:t>
       </w:r>
       <w:r>
         <w:t xml:space="preserve"> </w:t>
       </w:r>
       <w:r>
-        <w:t>在</w:t>
-      </w:r>
-      <w:r>
-        <w:t xml:space="preserve"> DB int role </w:t>
-      </w:r>
-      <w:r>
-        <w:t>与</w:t>
-      </w:r>
-      <w:r>
-        <w:t xml:space="preserve"> token role </w:t>
-      </w:r>
-      <w:r>
-        <w:t>字符串之间转换：</w:t>
+        <w:t>暴露：</w:t>
+      </w:r>
+    </w:p>
+    <w:p>
+      <w:pPr>
+        <w:spacing w:before="20" w:after="20"/>
+        <w:ind w:left="567"/>
+      </w:pPr>
+      <w:r>
+        <w:rPr>
+          <w:rFonts w:ascii="Consolas" w:eastAsia="Consolas" w:hAnsi="Consolas"/>
+          <w:sz w:val="18"/>
+        </w:rPr>
+        <w:t xml:space="preserve">String </w:t>
+      </w:r>
+      <w:proofErr w:type="spellStart"/>
+      <w:r>
+        <w:rPr>
+          <w:rFonts w:ascii="Consolas" w:eastAsia="Consolas" w:hAnsi="Consolas"/>
+          <w:sz w:val="18"/>
+        </w:rPr>
+        <w:t>generateToken</w:t>
+      </w:r>
+      <w:proofErr w:type="spellEnd"/>
+      <w:r>
+        <w:rPr>
+          <w:rFonts w:ascii="Consolas" w:eastAsia="Consolas" w:hAnsi="Consolas"/>
+          <w:sz w:val="18"/>
+        </w:rPr>
+        <w:t xml:space="preserve">(secret, </w:t>
+      </w:r>
+      <w:proofErr w:type="spellStart"/>
+      <w:r>
+        <w:rPr>
+          <w:rFonts w:ascii="Consolas" w:eastAsia="Consolas" w:hAnsi="Consolas"/>
+          <w:sz w:val="18"/>
+        </w:rPr>
+        <w:t>expirationMillis</w:t>
+      </w:r>
+      <w:proofErr w:type="spellEnd"/>
+      <w:r>
+        <w:rPr>
+          <w:rFonts w:ascii="Consolas" w:eastAsia="Consolas" w:hAnsi="Consolas"/>
+          <w:sz w:val="18"/>
+        </w:rPr>
+        <w:t xml:space="preserve">, </w:t>
+      </w:r>
+      <w:proofErr w:type="spellStart"/>
+      <w:r>
+        <w:rPr>
+          <w:rFonts w:ascii="Consolas" w:eastAsia="Consolas" w:hAnsi="Consolas"/>
+          <w:sz w:val="18"/>
+        </w:rPr>
+        <w:t>userId</w:t>
+      </w:r>
+      <w:proofErr w:type="spellEnd"/>
+      <w:r>
+        <w:rPr>
+          <w:rFonts w:ascii="Consolas" w:eastAsia="Consolas" w:hAnsi="Consolas"/>
+          <w:sz w:val="18"/>
+        </w:rPr>
+        <w:t>, username, role);</w:t>
+      </w:r>
+    </w:p>
+    <w:p>
+      <w:pPr>
+        <w:spacing w:before="20" w:after="20"/>
+        <w:ind w:left="567"/>
+      </w:pPr>
+      <w:r>
+        <w:rPr>
+          <w:rFonts w:ascii="Consolas" w:eastAsia="Consolas" w:hAnsi="Consolas"/>
+          <w:sz w:val="18"/>
+        </w:rPr>
+        <w:t xml:space="preserve">Claims </w:t>
+      </w:r>
+      <w:proofErr w:type="spellStart"/>
+      <w:r>
+        <w:rPr>
+          <w:rFonts w:ascii="Consolas" w:eastAsia="Consolas" w:hAnsi="Consolas"/>
+          <w:sz w:val="18"/>
+        </w:rPr>
+        <w:t>parseToken</w:t>
+      </w:r>
+      <w:proofErr w:type="spellEnd"/>
+      <w:r>
+        <w:rPr>
+          <w:rFonts w:ascii="Consolas" w:eastAsia="Consolas" w:hAnsi="Consolas"/>
+          <w:sz w:val="18"/>
+        </w:rPr>
+        <w:t xml:space="preserve">(secret, token);                  // 失败抛 </w:t>
+      </w:r>
+      <w:proofErr w:type="spellStart"/>
+      <w:r>
+        <w:rPr>
+          <w:rFonts w:ascii="Consolas" w:eastAsia="Consolas" w:hAnsi="Consolas"/>
+          <w:sz w:val="18"/>
+        </w:rPr>
+        <w:t>JwtException</w:t>
+      </w:r>
+      <w:proofErr w:type="spellEnd"/>
+    </w:p>
+    <w:p>
+      <w:pPr>
+        <w:spacing w:before="20" w:after="20"/>
+        <w:ind w:left="567"/>
+      </w:pPr>
+      <w:r>
+        <w:rPr>
+          <w:rFonts w:ascii="Consolas" w:eastAsia="Consolas" w:hAnsi="Consolas"/>
+          <w:sz w:val="18"/>
+        </w:rPr>
+        <w:t xml:space="preserve">Claims </w:t>
+      </w:r>
+      <w:proofErr w:type="spellStart"/>
+      <w:r>
+        <w:rPr>
+          <w:rFonts w:ascii="Consolas" w:eastAsia="Consolas" w:hAnsi="Consolas"/>
+          <w:sz w:val="18"/>
+        </w:rPr>
+        <w:t>parseTokenAllowExpired</w:t>
+      </w:r>
+      <w:proofErr w:type="spellEnd"/>
+      <w:r>
+        <w:rPr>
+          <w:rFonts w:ascii="Consolas" w:eastAsia="Consolas" w:hAnsi="Consolas"/>
+          <w:sz w:val="18"/>
+        </w:rPr>
+        <w:t>(secret, token);      // 过期仍可读，用于 refresh</w:t>
+      </w:r>
+    </w:p>
+    <w:p>
+      <w:pPr>
+        <w:spacing w:before="20" w:after="20"/>
+        <w:ind w:left="567"/>
+      </w:pPr>
+      <w:proofErr w:type="spellStart"/>
+      <w:r>
+        <w:rPr>
+          <w:rFonts w:ascii="Consolas" w:eastAsia="Consolas" w:hAnsi="Consolas"/>
+          <w:sz w:val="18"/>
+        </w:rPr>
+        <w:t>boolean</w:t>
+      </w:r>
+      <w:proofErr w:type="spellEnd"/>
+      <w:r>
+        <w:rPr>
+          <w:rFonts w:ascii="Consolas" w:eastAsia="Consolas" w:hAnsi="Consolas"/>
+          <w:sz w:val="18"/>
+        </w:rPr>
+        <w:t xml:space="preserve"> </w:t>
+      </w:r>
+      <w:proofErr w:type="spellStart"/>
+      <w:r>
+        <w:rPr>
+          <w:rFonts w:ascii="Consolas" w:eastAsia="Consolas" w:hAnsi="Consolas"/>
+          <w:sz w:val="18"/>
+        </w:rPr>
+        <w:t>validateToken</w:t>
+      </w:r>
+      <w:proofErr w:type="spellEnd"/>
+      <w:r>
+        <w:rPr>
+          <w:rFonts w:ascii="Consolas" w:eastAsia="Consolas" w:hAnsi="Consolas"/>
+          <w:sz w:val="18"/>
+        </w:rPr>
+        <w:t>(secret, token);              // gateway 用</w:t>
+      </w:r>
+    </w:p>
+    <w:p>
+      <w:pPr>
+        <w:spacing w:before="20" w:after="20"/>
+        <w:ind w:left="567"/>
+      </w:pPr>
+      <w:r>
+        <w:rPr>
+          <w:rFonts w:ascii="Consolas" w:eastAsia="Consolas" w:hAnsi="Consolas"/>
+          <w:sz w:val="18"/>
+        </w:rPr>
+        <w:t xml:space="preserve">Long </w:t>
+      </w:r>
+      <w:proofErr w:type="spellStart"/>
+      <w:r>
+        <w:rPr>
+          <w:rFonts w:ascii="Consolas" w:eastAsia="Consolas" w:hAnsi="Consolas"/>
+          <w:sz w:val="18"/>
+        </w:rPr>
+        <w:t>getUserId</w:t>
+      </w:r>
+      <w:proofErr w:type="spellEnd"/>
+      <w:r>
+        <w:rPr>
+          <w:rFonts w:ascii="Consolas" w:eastAsia="Consolas" w:hAnsi="Consolas"/>
+          <w:sz w:val="18"/>
+        </w:rPr>
+        <w:t>(secret, token);</w:t>
+      </w:r>
+    </w:p>
+    <w:p>
+      <w:pPr>
+        <w:spacing w:before="20" w:after="20"/>
+        <w:ind w:left="567"/>
+      </w:pPr>
+      <w:r>
+        <w:rPr>
+          <w:rFonts w:ascii="Consolas" w:eastAsia="Consolas" w:hAnsi="Consolas"/>
+          <w:sz w:val="18"/>
+        </w:rPr>
+        <w:t xml:space="preserve">String </w:t>
+      </w:r>
+      <w:proofErr w:type="spellStart"/>
+      <w:r>
+        <w:rPr>
+          <w:rFonts w:ascii="Consolas" w:eastAsia="Consolas" w:hAnsi="Consolas"/>
+          <w:sz w:val="18"/>
+        </w:rPr>
+        <w:t>getRole</w:t>
+      </w:r>
+      <w:proofErr w:type="spellEnd"/>
+      <w:r>
+        <w:rPr>
+          <w:rFonts w:ascii="Consolas" w:eastAsia="Consolas" w:hAnsi="Consolas"/>
+          <w:sz w:val="18"/>
+        </w:rPr>
+        <w:t>(secret, token);</w:t>
+      </w:r>
+    </w:p>
+    <w:p>
+      <w:pPr>
+        <w:spacing w:before="20" w:after="20"/>
+        <w:ind w:left="567"/>
+      </w:pPr>
+      <w:r>
+        <w:rPr>
+          <w:rFonts w:ascii="Consolas" w:eastAsia="Consolas" w:hAnsi="Consolas"/>
+          <w:sz w:val="18"/>
+        </w:rPr>
+        <w:t xml:space="preserve"> </w:t>
+      </w:r>
+    </w:p>
+    <w:p>
+      <w:pPr>
+        <w:spacing w:after="120" w:line="360" w:lineRule="exact"/>
+      </w:pPr>
+      <w:r>
+        <w:t xml:space="preserve">Claims </w:t>
+      </w:r>
+      <w:r>
+        <w:t>结构：</w:t>
       </w:r>
       <w:r>
         <w:rPr>
           <w:rFonts w:ascii="Consolas" w:eastAsia="Consolas" w:hAnsi="Consolas"/>
           <w:sz w:val="20"/>
         </w:rPr>
-        <w:t>0↔USER, 1↔MERCHANT, 2↔ADMIN</w:t>
-      </w:r>
-      <w:r>
-        <w:t>。</w:t>
-      </w:r>
-      <w:r>
-        <w:br/>
-      </w:r>
-      <w:r>
-        <w:rPr>
-          <w:color w:val="0563C1"/>
-          <w:u w:val="single"/>
-        </w:rPr>
-        <w:t>UserHeaders.java</w:t>
-      </w:r>
-      <w:r>
-        <w:t xml:space="preserve"> </w:t>
-      </w:r>
-      <w:r>
-        <w:t>定义网关注入</w:t>
-      </w:r>
-      <w:r>
-        <w:t xml:space="preserve"> Header </w:t>
-      </w:r>
-      <w:r>
-        <w:t>名称：</w:t>
-      </w:r>
+        <w:t xml:space="preserve">{ </w:t>
+      </w:r>
+      <w:proofErr w:type="spellStart"/>
       <w:r>
         <w:rPr>
           <w:rFonts w:ascii="Consolas" w:eastAsia="Consolas" w:hAnsi="Consolas"/>
           <w:sz w:val="20"/>
         </w:rPr>
-        <w:t>X-User-Id / X-Username / X-Role</w:t>
+        <w:t>userId</w:t>
+      </w:r>
+      <w:proofErr w:type="spellEnd"/>
+      <w:r>
+        <w:rPr>
+          <w:rFonts w:ascii="Consolas" w:eastAsia="Consolas" w:hAnsi="Consolas"/>
+          <w:sz w:val="20"/>
+        </w:rPr>
+        <w:t>, username, role, sub=</w:t>
+      </w:r>
+      <w:proofErr w:type="spellStart"/>
+      <w:r>
+        <w:rPr>
+          <w:rFonts w:ascii="Consolas" w:eastAsia="Consolas" w:hAnsi="Consolas"/>
+          <w:sz w:val="20"/>
+        </w:rPr>
+        <w:t>userId</w:t>
+      </w:r>
+      <w:proofErr w:type="spellEnd"/>
+      <w:r>
+        <w:rPr>
+          <w:rFonts w:ascii="Consolas" w:eastAsia="Consolas" w:hAnsi="Consolas"/>
+          <w:sz w:val="20"/>
+        </w:rPr>
+        <w:t xml:space="preserve">, </w:t>
+      </w:r>
+      <w:proofErr w:type="spellStart"/>
+      <w:r>
+        <w:rPr>
+          <w:rFonts w:ascii="Consolas" w:eastAsia="Consolas" w:hAnsi="Consolas"/>
+          <w:sz w:val="20"/>
+        </w:rPr>
+        <w:t>iat</w:t>
+      </w:r>
+      <w:proofErr w:type="spellEnd"/>
+      <w:r>
+        <w:rPr>
+          <w:rFonts w:ascii="Consolas" w:eastAsia="Consolas" w:hAnsi="Consolas"/>
+          <w:sz w:val="20"/>
+        </w:rPr>
+        <w:t>, exp }</w:t>
       </w:r>
       <w:r>
         <w:t>。</w:t>
@@ -9359,8 +12421,36 @@
           <w:b/>
           <w:sz w:val="26"/>
         </w:rPr>
-        <w:t>5.7 BaseEntity</w:t>
-      </w:r>
+        <w:t xml:space="preserve">5.6 </w:t>
+      </w:r>
+      <w:proofErr w:type="spellStart"/>
+      <w:r>
+        <w:rPr>
+          <w:rFonts w:ascii="Arial" w:eastAsia="黑体" w:hAnsi="Arial"/>
+          <w:b/>
+          <w:sz w:val="26"/>
+        </w:rPr>
+        <w:t>RoleNames</w:t>
+      </w:r>
+      <w:proofErr w:type="spellEnd"/>
+      <w:r>
+        <w:rPr>
+          <w:rFonts w:ascii="Arial" w:eastAsia="黑体" w:hAnsi="Arial"/>
+          <w:b/>
+          <w:sz w:val="26"/>
+        </w:rPr>
+        <w:t xml:space="preserve"> / </w:t>
+      </w:r>
+      <w:proofErr w:type="spellStart"/>
+      <w:r>
+        <w:rPr>
+          <w:rFonts w:ascii="Arial" w:eastAsia="黑体" w:hAnsi="Arial"/>
+          <w:b/>
+          <w:sz w:val="26"/>
+        </w:rPr>
+        <w:t>UserHeaders</w:t>
+      </w:r>
+      <w:proofErr w:type="spellEnd"/>
     </w:p>
     <w:p>
       <w:pPr>
@@ -9371,6 +12461,101 @@
           <w:color w:val="0563C1"/>
           <w:u w:val="single"/>
         </w:rPr>
+        <w:t>RoleNames.java</w:t>
+      </w:r>
+      <w:r>
+        <w:t xml:space="preserve"> </w:t>
+      </w:r>
+      <w:r>
+        <w:t>在</w:t>
+      </w:r>
+      <w:r>
+        <w:t xml:space="preserve"> DB int role </w:t>
+      </w:r>
+      <w:r>
+        <w:t>与</w:t>
+      </w:r>
+      <w:r>
+        <w:t xml:space="preserve"> token role </w:t>
+      </w:r>
+      <w:r>
+        <w:t>字符串之间转换：</w:t>
+      </w:r>
+      <w:r>
+        <w:rPr>
+          <w:rFonts w:ascii="Consolas" w:eastAsia="Consolas" w:hAnsi="Consolas"/>
+          <w:sz w:val="20"/>
+        </w:rPr>
+        <w:t>0↔USER, 1↔MERCHANT, 2↔ADMIN</w:t>
+      </w:r>
+      <w:r>
+        <w:t>。</w:t>
+      </w:r>
+      <w:r>
+        <w:br/>
+      </w:r>
+      <w:r>
+        <w:rPr>
+          <w:color w:val="0563C1"/>
+          <w:u w:val="single"/>
+        </w:rPr>
+        <w:t>UserHeaders.java</w:t>
+      </w:r>
+      <w:r>
+        <w:t xml:space="preserve"> </w:t>
+      </w:r>
+      <w:r>
+        <w:t>定义网关注入</w:t>
+      </w:r>
+      <w:r>
+        <w:t xml:space="preserve"> Header </w:t>
+      </w:r>
+      <w:r>
+        <w:t>名称：</w:t>
+      </w:r>
+      <w:r>
+        <w:rPr>
+          <w:rFonts w:ascii="Consolas" w:eastAsia="Consolas" w:hAnsi="Consolas"/>
+          <w:sz w:val="20"/>
+        </w:rPr>
+        <w:t>X-User-Id / X-Username / X-Role</w:t>
+      </w:r>
+      <w:r>
+        <w:t>。</w:t>
+      </w:r>
+    </w:p>
+    <w:p>
+      <w:pPr>
+        <w:spacing w:before="240" w:after="160"/>
+      </w:pPr>
+      <w:r>
+        <w:rPr>
+          <w:rFonts w:ascii="Arial" w:eastAsia="黑体" w:hAnsi="Arial"/>
+          <w:b/>
+          <w:sz w:val="26"/>
+        </w:rPr>
+        <w:t xml:space="preserve">5.7 </w:t>
+      </w:r>
+      <w:proofErr w:type="spellStart"/>
+      <w:r>
+        <w:rPr>
+          <w:rFonts w:ascii="Arial" w:eastAsia="黑体" w:hAnsi="Arial"/>
+          <w:b/>
+          <w:sz w:val="26"/>
+        </w:rPr>
+        <w:t>BaseEntity</w:t>
+      </w:r>
+      <w:proofErr w:type="spellEnd"/>
+    </w:p>
+    <w:p>
+      <w:pPr>
+        <w:spacing w:after="120" w:line="360" w:lineRule="exact"/>
+      </w:pPr>
+      <w:r>
+        <w:rPr>
+          <w:color w:val="0563C1"/>
+          <w:u w:val="single"/>
+        </w:rPr>
         <w:t>BaseEntity.java</w:t>
       </w:r>
       <w:r>
@@ -9381,7 +12566,39 @@
           <w:rFonts w:ascii="Consolas" w:eastAsia="Consolas" w:hAnsi="Consolas"/>
           <w:sz w:val="20"/>
         </w:rPr>
-        <w:t>id / createTime / updateTime / deleted</w:t>
+        <w:t xml:space="preserve">id / </w:t>
+      </w:r>
+      <w:proofErr w:type="spellStart"/>
+      <w:r>
+        <w:rPr>
+          <w:rFonts w:ascii="Consolas" w:eastAsia="Consolas" w:hAnsi="Consolas"/>
+          <w:sz w:val="20"/>
+        </w:rPr>
+        <w:t>createTime</w:t>
+      </w:r>
+      <w:proofErr w:type="spellEnd"/>
+      <w:r>
+        <w:rPr>
+          <w:rFonts w:ascii="Consolas" w:eastAsia="Consolas" w:hAnsi="Consolas"/>
+          <w:sz w:val="20"/>
+        </w:rPr>
+        <w:t xml:space="preserve"> / </w:t>
+      </w:r>
+      <w:proofErr w:type="spellStart"/>
+      <w:r>
+        <w:rPr>
+          <w:rFonts w:ascii="Consolas" w:eastAsia="Consolas" w:hAnsi="Consolas"/>
+          <w:sz w:val="20"/>
+        </w:rPr>
+        <w:t>updateTime</w:t>
+      </w:r>
+      <w:proofErr w:type="spellEnd"/>
+      <w:r>
+        <w:rPr>
+          <w:rFonts w:ascii="Consolas" w:eastAsia="Consolas" w:hAnsi="Consolas"/>
+          <w:sz w:val="20"/>
+        </w:rPr>
+        <w:t xml:space="preserve"> / deleted</w:t>
       </w:r>
       <w:r>
         <w:t>，所有业务实体继承。</w:t>
@@ -9466,9 +12683,11 @@
             <w:tcW w:w="2769" w:type="dxa"/>
           </w:tcPr>
           <w:p>
+            <w:proofErr w:type="spellStart"/>
             <w:r>
               <w:t>MenuClient</w:t>
             </w:r>
+            <w:proofErr w:type="spellEnd"/>
           </w:p>
         </w:tc>
         <w:tc>
@@ -9498,9 +12717,11 @@
             <w:tcW w:w="2769" w:type="dxa"/>
           </w:tcPr>
           <w:p>
+            <w:proofErr w:type="spellStart"/>
             <w:r>
               <w:t>PickupClient</w:t>
             </w:r>
+            <w:proofErr w:type="spellEnd"/>
           </w:p>
         </w:tc>
         <w:tc>
@@ -9530,9 +12751,11 @@
             <w:tcW w:w="2769" w:type="dxa"/>
           </w:tcPr>
           <w:p>
+            <w:proofErr w:type="spellStart"/>
             <w:r>
               <w:t>OrderRemoteClient</w:t>
             </w:r>
+            <w:proofErr w:type="spellEnd"/>
           </w:p>
         </w:tc>
         <w:tc>
@@ -9554,7 +12777,15 @@
               <w:t>按</w:t>
             </w:r>
             <w:r>
-              <w:t xml:space="preserve"> pickupCode </w:t>
+              <w:t xml:space="preserve"> </w:t>
+            </w:r>
+            <w:proofErr w:type="spellStart"/>
+            <w:r>
+              <w:t>pickupCode</w:t>
+            </w:r>
+            <w:proofErr w:type="spellEnd"/>
+            <w:r>
+              <w:t xml:space="preserve"> </w:t>
             </w:r>
             <w:r>
               <w:t>取订单、订单状态置</w:t>
@@ -9587,7 +12818,23 @@
           <w:rFonts w:ascii="Consolas" w:eastAsia="Consolas" w:hAnsi="Consolas"/>
           <w:sz w:val="20"/>
         </w:rPr>
-        <w:t>@FeignClient(name="...", contextId="...")</w:t>
+        <w:t xml:space="preserve">@FeignClient(name="...", </w:t>
+      </w:r>
+      <w:proofErr w:type="spellStart"/>
+      <w:r>
+        <w:rPr>
+          <w:rFonts w:ascii="Consolas" w:eastAsia="Consolas" w:hAnsi="Consolas"/>
+          <w:sz w:val="20"/>
+        </w:rPr>
+        <w:t>contextId</w:t>
+      </w:r>
+      <w:proofErr w:type="spellEnd"/>
+      <w:r>
+        <w:rPr>
+          <w:rFonts w:ascii="Consolas" w:eastAsia="Consolas" w:hAnsi="Consolas"/>
+          <w:sz w:val="20"/>
+        </w:rPr>
+        <w:t>="...")</w:t>
       </w:r>
       <w:r>
         <w:t xml:space="preserve"> </w:t>
@@ -9780,14 +13027,21 @@
             <w:pPr>
               <w:cnfStyle w:val="000000100000" w:firstRow="0" w:lastRow="0" w:firstColumn="0" w:lastColumn="0" w:oddVBand="0" w:evenVBand="0" w:oddHBand="1" w:evenHBand="0" w:firstRowFirstColumn="0" w:firstRowLastColumn="0" w:lastRowFirstColumn="0" w:lastRowLastColumn="0"/>
             </w:pPr>
+            <w:proofErr w:type="spellStart"/>
             <w:r>
               <w:t>application.yml</w:t>
             </w:r>
+            <w:proofErr w:type="spellEnd"/>
             <w:r>
               <w:t>（</w:t>
             </w:r>
-            <w:r>
-              <w:t xml:space="preserve">Nacos </w:t>
+            <w:proofErr w:type="spellStart"/>
+            <w:r>
+              <w:t>Nacos</w:t>
+            </w:r>
+            <w:proofErr w:type="spellEnd"/>
+            <w:r>
+              <w:t xml:space="preserve"> </w:t>
             </w:r>
             <w:r>
               <w:t>可</w:t>
@@ -9852,8 +13106,13 @@
             <w:pPr>
               <w:cnfStyle w:val="000000000000" w:firstRow="0" w:lastRow="0" w:firstColumn="0" w:lastColumn="0" w:oddVBand="0" w:evenVBand="0" w:oddHBand="0" w:evenHBand="0" w:firstRowFirstColumn="0" w:firstRowLastColumn="0" w:lastRowFirstColumn="0" w:lastRowLastColumn="0"/>
             </w:pPr>
-            <w:r>
-              <w:t>kubectl apply</w:t>
+            <w:proofErr w:type="spellStart"/>
+            <w:r>
+              <w:t>kubectl</w:t>
+            </w:r>
+            <w:proofErr w:type="spellEnd"/>
+            <w:r>
+              <w:t xml:space="preserve"> apply</w:t>
             </w:r>
           </w:p>
         </w:tc>
@@ -9866,7 +13125,15 @@
               <w:cnfStyle w:val="000000000000" w:firstRow="0" w:lastRow="0" w:firstColumn="0" w:lastColumn="0" w:oddVBand="0" w:evenVBand="0" w:oddHBand="0" w:evenHBand="0" w:firstRowFirstColumn="0" w:firstRowLastColumn="0" w:lastRowFirstColumn="0" w:lastRowLastColumn="0"/>
             </w:pPr>
             <w:r>
-              <w:t>YAML env + Nacos Config</w:t>
+              <w:t xml:space="preserve">YAML env + </w:t>
+            </w:r>
+            <w:proofErr w:type="spellStart"/>
+            <w:r>
+              <w:t>Nacos</w:t>
+            </w:r>
+            <w:proofErr w:type="spellEnd"/>
+            <w:r>
+              <w:t xml:space="preserve"> Config</w:t>
             </w:r>
           </w:p>
         </w:tc>
@@ -9942,7 +13209,39 @@
           <w:rFonts w:ascii="Consolas" w:eastAsia="Consolas" w:hAnsi="Consolas"/>
           <w:sz w:val="18"/>
         </w:rPr>
-        <w:t xml:space="preserve">    A[application.yml 默认值] --&gt; B[Nacos Config 覆盖]</w:t>
+        <w:t xml:space="preserve">    A[</w:t>
+      </w:r>
+      <w:proofErr w:type="spellStart"/>
+      <w:r>
+        <w:rPr>
+          <w:rFonts w:ascii="Consolas" w:eastAsia="Consolas" w:hAnsi="Consolas"/>
+          <w:sz w:val="18"/>
+        </w:rPr>
+        <w:t>application.yml</w:t>
+      </w:r>
+      <w:proofErr w:type="spellEnd"/>
+      <w:r>
+        <w:rPr>
+          <w:rFonts w:ascii="Consolas" w:eastAsia="Consolas" w:hAnsi="Consolas"/>
+          <w:sz w:val="18"/>
+        </w:rPr>
+        <w:t xml:space="preserve"> 默认值] --&gt; B[</w:t>
+      </w:r>
+      <w:proofErr w:type="spellStart"/>
+      <w:r>
+        <w:rPr>
+          <w:rFonts w:ascii="Consolas" w:eastAsia="Consolas" w:hAnsi="Consolas"/>
+          <w:sz w:val="18"/>
+        </w:rPr>
+        <w:t>Nacos</w:t>
+      </w:r>
+      <w:proofErr w:type="spellEnd"/>
+      <w:r>
+        <w:rPr>
+          <w:rFonts w:ascii="Consolas" w:eastAsia="Consolas" w:hAnsi="Consolas"/>
+          <w:sz w:val="18"/>
+        </w:rPr>
+        <w:t xml:space="preserve"> Config 覆盖]</w:t>
       </w:r>
     </w:p>
     <w:p>
@@ -9995,14 +13294,27 @@
         <w:t>加载顺序：环境变量</w:t>
       </w:r>
       <w:r>
-        <w:t xml:space="preserve"> &gt; Nacos </w:t>
+        <w:t xml:space="preserve"> &gt; </w:t>
+      </w:r>
+      <w:proofErr w:type="spellStart"/>
+      <w:r>
+        <w:t>Nacos</w:t>
+      </w:r>
+      <w:proofErr w:type="spellEnd"/>
+      <w:r>
+        <w:t xml:space="preserve"> </w:t>
       </w:r>
       <w:r>
         <w:t>远端</w:t>
       </w:r>
       <w:r>
-        <w:t xml:space="preserve"> &gt; application.yml</w:t>
-      </w:r>
+        <w:t xml:space="preserve"> &gt; </w:t>
+      </w:r>
+      <w:proofErr w:type="spellStart"/>
+      <w:r>
+        <w:t>application.yml</w:t>
+      </w:r>
+      <w:proofErr w:type="spellEnd"/>
       <w:r>
         <w:t>。所以</w:t>
       </w:r>
@@ -10029,153 +13341,33 @@
           <w:b/>
           <w:sz w:val="26"/>
         </w:rPr>
-        <w:t xml:space="preserve">6.3 Nacos </w:t>
-      </w:r>
+        <w:t xml:space="preserve">6.3 </w:t>
+      </w:r>
+      <w:proofErr w:type="spellStart"/>
       <w:r>
         <w:rPr>
           <w:rFonts w:ascii="Arial" w:eastAsia="黑体" w:hAnsi="Arial"/>
           <w:b/>
           <w:sz w:val="26"/>
         </w:rPr>
-        <w:t>中应有的</w:t>
-      </w:r>
+        <w:t>Nacos</w:t>
+      </w:r>
+      <w:proofErr w:type="spellEnd"/>
       <w:r>
         <w:rPr>
           <w:rFonts w:ascii="Arial" w:eastAsia="黑体" w:hAnsi="Arial"/>
           <w:b/>
           <w:sz w:val="26"/>
         </w:rPr>
-        <w:t xml:space="preserve"> DataId</w:t>
-      </w:r>
-    </w:p>
-    <w:p>
-      <w:pPr>
-        <w:spacing w:after="120" w:line="360" w:lineRule="exact"/>
-      </w:pPr>
-      <w:r>
-        <w:t>每个服务一个</w:t>
-      </w:r>
-      <w:r>
-        <w:t xml:space="preserve"> DataId</w:t>
-      </w:r>
-      <w:r>
-        <w:t>（见</w:t>
-      </w:r>
-      <w:r>
         <w:t xml:space="preserve"> </w:t>
       </w:r>
-      <w:r>
-        <w:rPr>
-          <w:color w:val="0563C1"/>
-          <w:u w:val="single"/>
-        </w:rPr>
-        <w:t>02-K3S</w:t>
-      </w:r>
-      <w:r>
-        <w:rPr>
-          <w:color w:val="0563C1"/>
-          <w:u w:val="single"/>
-        </w:rPr>
-        <w:t>部署方案说明</w:t>
-      </w:r>
-      <w:r>
-        <w:rPr>
-          <w:color w:val="0563C1"/>
-          <w:u w:val="single"/>
-        </w:rPr>
-        <w:t>.md</w:t>
-      </w:r>
-      <w:r>
-        <w:t xml:space="preserve"> §2.5</w:t>
-      </w:r>
-      <w:r>
-        <w:t>），内容覆盖：</w:t>
-      </w:r>
-    </w:p>
-    <w:p>
-      <w:pPr>
-        <w:ind w:left="567"/>
-      </w:pPr>
-      <w:r>
-        <w:t>• spring.datasource.*</w:t>
-      </w:r>
-      <w:r>
-        <w:t>（</w:t>
-      </w:r>
-      <w:r>
-        <w:t xml:space="preserve">K3S </w:t>
-      </w:r>
-      <w:r>
-        <w:t>部署时由</w:t>
-      </w:r>
-      <w:r>
-        <w:t xml:space="preserve"> env </w:t>
-      </w:r>
-      <w:r>
-        <w:t>再次覆盖）</w:t>
-      </w:r>
-    </w:p>
-    <w:p>
-      <w:pPr>
-        <w:ind w:left="567"/>
-      </w:pPr>
-      <w:r>
-        <w:t>• spring.cloud.nacos.discovery/config.server-addr</w:t>
-      </w:r>
-    </w:p>
-    <w:p>
-      <w:pPr>
-        <w:ind w:left="567"/>
-      </w:pPr>
-      <w:r>
-        <w:t>• spring.redis.host/port</w:t>
-      </w:r>
-    </w:p>
-    <w:p>
-      <w:pPr>
-        <w:ind w:left="567"/>
-      </w:pPr>
-      <w:r>
-        <w:t>• jwt.secret/expiration</w:t>
-      </w:r>
-      <w:r>
-        <w:t>（</w:t>
-      </w:r>
-      <w:r>
-        <w:t>gateway / user</w:t>
-      </w:r>
-      <w:r>
-        <w:t>）</w:t>
-      </w:r>
-    </w:p>
-    <w:p>
-      <w:pPr>
-        <w:ind w:left="567"/>
-      </w:pPr>
-      <w:r>
-        <w:t>• rate-limit.*</w:t>
-      </w:r>
-      <w:r>
-        <w:t>（</w:t>
-      </w:r>
-      <w:r>
-        <w:t>gateway</w:t>
-      </w:r>
-      <w:r>
-        <w:t>）</w:t>
-      </w:r>
-    </w:p>
-    <w:p>
-      <w:pPr>
-        <w:spacing w:before="240" w:after="160"/>
-      </w:pPr>
       <w:r>
         <w:rPr>
           <w:rFonts w:ascii="Arial" w:eastAsia="黑体" w:hAnsi="Arial"/>
           <w:b/>
           <w:sz w:val="26"/>
         </w:rPr>
-        <w:t xml:space="preserve">6.4 </w:t>
+        <w:t>中应有的</w:t>
       </w:r>
       <w:r>
         <w:rPr>
@@ -10183,22 +13375,212 @@
           <w:b/>
           <w:sz w:val="26"/>
         </w:rPr>
-        <w:t>服务启动顺序（生产</w:t>
-      </w:r>
+        <w:t xml:space="preserve"> </w:t>
+      </w:r>
+      <w:proofErr w:type="spellStart"/>
       <w:r>
         <w:rPr>
           <w:rFonts w:ascii="Arial" w:eastAsia="黑体" w:hAnsi="Arial"/>
           <w:b/>
           <w:sz w:val="26"/>
         </w:rPr>
-        <w:t xml:space="preserve"> / </w:t>
-      </w:r>
+        <w:t>DataId</w:t>
+      </w:r>
+      <w:proofErr w:type="spellEnd"/>
+    </w:p>
+    <w:p>
+      <w:pPr>
+        <w:spacing w:after="120" w:line="360" w:lineRule="exact"/>
+      </w:pPr>
+      <w:r>
+        <w:t>每个服务一个</w:t>
+      </w:r>
+      <w:r>
+        <w:t xml:space="preserve"> </w:t>
+      </w:r>
+      <w:proofErr w:type="spellStart"/>
+      <w:r>
+        <w:t>DataId</w:t>
+      </w:r>
+      <w:proofErr w:type="spellEnd"/>
+      <w:r>
+        <w:t>（见</w:t>
+      </w:r>
+      <w:r>
+        <w:t xml:space="preserve"> </w:t>
+      </w:r>
+      <w:r>
+        <w:rPr>
+          <w:color w:val="0563C1"/>
+          <w:u w:val="single"/>
+        </w:rPr>
+        <w:t>02-K3S</w:t>
+      </w:r>
+      <w:r>
+        <w:rPr>
+          <w:color w:val="0563C1"/>
+          <w:u w:val="single"/>
+        </w:rPr>
+        <w:t>部署方案说明</w:t>
+      </w:r>
+      <w:r>
+        <w:rPr>
+          <w:color w:val="0563C1"/>
+          <w:u w:val="single"/>
+        </w:rPr>
+        <w:t>.md</w:t>
+      </w:r>
+      <w:r>
+        <w:t xml:space="preserve"> §2.5</w:t>
+      </w:r>
+      <w:r>
+        <w:t>），内容覆盖：</w:t>
+      </w:r>
+    </w:p>
+    <w:p>
+      <w:pPr>
+        <w:ind w:left="567"/>
+      </w:pPr>
+      <w:r>
+        <w:t xml:space="preserve">• </w:t>
+      </w:r>
+      <w:proofErr w:type="spellStart"/>
+      <w:r>
+        <w:t>spring.datasource</w:t>
+      </w:r>
+      <w:proofErr w:type="spellEnd"/>
+      <w:r>
+        <w:t>.*</w:t>
+      </w:r>
+      <w:r>
+        <w:t>（</w:t>
+      </w:r>
+      <w:r>
+        <w:t xml:space="preserve">K3S </w:t>
+      </w:r>
+      <w:r>
+        <w:t>部署时由</w:t>
+      </w:r>
+      <w:r>
+        <w:t xml:space="preserve"> env </w:t>
+      </w:r>
+      <w:r>
+        <w:t>再次覆盖）</w:t>
+      </w:r>
+    </w:p>
+    <w:p>
+      <w:pPr>
+        <w:ind w:left="567"/>
+      </w:pPr>
+      <w:r>
+        <w:t xml:space="preserve">• </w:t>
+      </w:r>
+      <w:proofErr w:type="spellStart"/>
+      <w:r>
+        <w:t>spring.cloud.nacos.discovery</w:t>
+      </w:r>
+      <w:proofErr w:type="spellEnd"/>
+      <w:r>
+        <w:t>/</w:t>
+      </w:r>
+      <w:proofErr w:type="spellStart"/>
+      <w:r>
+        <w:t>config.server-addr</w:t>
+      </w:r>
+      <w:proofErr w:type="spellEnd"/>
+    </w:p>
+    <w:p>
+      <w:pPr>
+        <w:ind w:left="567"/>
+      </w:pPr>
+      <w:r>
+        <w:t xml:space="preserve">• </w:t>
+      </w:r>
+      <w:proofErr w:type="spellStart"/>
+      <w:r>
+        <w:t>spring.redis.host</w:t>
+      </w:r>
+      <w:proofErr w:type="spellEnd"/>
+      <w:r>
+        <w:t>/port</w:t>
+      </w:r>
+    </w:p>
+    <w:p>
+      <w:pPr>
+        <w:ind w:left="567"/>
+      </w:pPr>
+      <w:r>
+        <w:t xml:space="preserve">• </w:t>
+      </w:r>
+      <w:proofErr w:type="spellStart"/>
+      <w:r>
+        <w:t>jwt.secret</w:t>
+      </w:r>
+      <w:proofErr w:type="spellEnd"/>
+      <w:r>
+        <w:t>/expiration</w:t>
+      </w:r>
+      <w:r>
+        <w:t>（</w:t>
+      </w:r>
+      <w:r>
+        <w:t>gateway / user</w:t>
+      </w:r>
+      <w:r>
+        <w:t>）</w:t>
+      </w:r>
+    </w:p>
+    <w:p>
+      <w:pPr>
+        <w:ind w:left="567"/>
+      </w:pPr>
+      <w:r>
+        <w:t>• rate-limit.*</w:t>
+      </w:r>
+      <w:r>
+        <w:t>（</w:t>
+      </w:r>
+      <w:r>
+        <w:t>gateway</w:t>
+      </w:r>
+      <w:r>
+        <w:t>）</w:t>
+      </w:r>
+    </w:p>
+    <w:p>
+      <w:pPr>
+        <w:spacing w:before="240" w:after="160"/>
+      </w:pPr>
       <w:r>
         <w:rPr>
           <w:rFonts w:ascii="Arial" w:eastAsia="黑体" w:hAnsi="Arial"/>
           <w:b/>
           <w:sz w:val="26"/>
         </w:rPr>
+        <w:t xml:space="preserve">6.4 </w:t>
+      </w:r>
+      <w:r>
+        <w:rPr>
+          <w:rFonts w:ascii="Arial" w:eastAsia="黑体" w:hAnsi="Arial"/>
+          <w:b/>
+          <w:sz w:val="26"/>
+        </w:rPr>
+        <w:t>服务启动顺序（生产</w:t>
+      </w:r>
+      <w:r>
+        <w:rPr>
+          <w:rFonts w:ascii="Arial" w:eastAsia="黑体" w:hAnsi="Arial"/>
+          <w:b/>
+          <w:sz w:val="26"/>
+        </w:rPr>
+        <w:t xml:space="preserve"> / </w:t>
+      </w:r>
+      <w:r>
+        <w:rPr>
+          <w:rFonts w:ascii="Arial" w:eastAsia="黑体" w:hAnsi="Arial"/>
+          <w:b/>
+          <w:sz w:val="26"/>
+        </w:rPr>
         <w:t>开发一致）</w:t>
       </w:r>
     </w:p>
@@ -10207,7 +13589,15 @@
         <w:ind w:left="567"/>
       </w:pPr>
       <w:r>
-        <w:t>1. Nacos / MySQL / Redis</w:t>
+        <w:t xml:space="preserve">1. </w:t>
+      </w:r>
+      <w:proofErr w:type="spellStart"/>
+      <w:r>
+        <w:t>Nacos</w:t>
+      </w:r>
+      <w:proofErr w:type="spellEnd"/>
+      <w:r>
+        <w:t xml:space="preserve"> / MySQL / Redis</w:t>
       </w:r>
       <w:r>
         <w:t>（基础设施）</w:t>
@@ -10287,7 +13677,23 @@
           <w:i/>
           <w:color w:val="666666"/>
         </w:rPr>
-        <w:t xml:space="preserve"> Nacos </w:t>
+        <w:t xml:space="preserve"> </w:t>
+      </w:r>
+      <w:proofErr w:type="spellStart"/>
+      <w:r>
+        <w:rPr>
+          <w:i/>
+          <w:color w:val="666666"/>
+        </w:rPr>
+        <w:t>Nacos</w:t>
+      </w:r>
+      <w:proofErr w:type="spellEnd"/>
+      <w:r>
+        <w:rPr>
+          <w:i/>
+          <w:color w:val="666666"/>
+        </w:rPr>
+        <w:t xml:space="preserve"> </w:t>
       </w:r>
       <w:r>
         <w:rPr>
@@ -10440,8 +13846,13 @@
               <w:t>各服务</w:t>
             </w:r>
             <w:r>
-              <w:t xml:space="preserve"> GlobalExceptionHandler</w:t>
-            </w:r>
+              <w:t xml:space="preserve"> </w:t>
+            </w:r>
+            <w:proofErr w:type="spellStart"/>
+            <w:r>
+              <w:t>GlobalExceptionHandler</w:t>
+            </w:r>
+            <w:proofErr w:type="spellEnd"/>
           </w:p>
         </w:tc>
       </w:tr>
@@ -10514,8 +13925,13 @@
             <w:pPr>
               <w:cnfStyle w:val="000000000000" w:firstRow="0" w:lastRow="0" w:firstColumn="0" w:lastColumn="0" w:oddVBand="0" w:evenVBand="0" w:oddHBand="0" w:evenHBand="0" w:firstRowFirstColumn="0" w:firstRowLastColumn="0" w:lastRowFirstColumn="0" w:lastRowLastColumn="0"/>
             </w:pPr>
-            <w:r>
-              <w:t xml:space="preserve">MyBatis-Plus </w:t>
+            <w:proofErr w:type="spellStart"/>
+            <w:r>
+              <w:t>MyBatis</w:t>
+            </w:r>
+            <w:proofErr w:type="spellEnd"/>
+            <w:r>
+              <w:t xml:space="preserve">-Plus </w:t>
             </w:r>
             <w:r>
               <w:t>全局</w:t>
@@ -10556,8 +13972,13 @@
               <w:t>默认</w:t>
             </w:r>
             <w:r>
-              <w:t xml:space="preserve"> logback</w:t>
-            </w:r>
+              <w:t xml:space="preserve"> </w:t>
+            </w:r>
+            <w:proofErr w:type="spellStart"/>
+            <w:r>
+              <w:t>logback</w:t>
+            </w:r>
+            <w:proofErr w:type="spellEnd"/>
             <w:r>
               <w:t>；定时任务异常</w:t>
             </w:r>
@@ -10588,7 +14009,15 @@
               <w:cnfStyle w:val="000000000000" w:firstRow="0" w:lastRow="0" w:firstColumn="0" w:lastColumn="0" w:oddVBand="0" w:evenVBand="0" w:oddHBand="0" w:evenHBand="0" w:firstRowFirstColumn="0" w:firstRowLastColumn="0" w:lastRowFirstColumn="0" w:lastRowLastColumn="0"/>
             </w:pPr>
             <w:r>
-              <w:t>gateway globalcors.cors-configurations</w:t>
+              <w:t xml:space="preserve">gateway </w:t>
+            </w:r>
+            <w:proofErr w:type="spellStart"/>
+            <w:r>
+              <w:t>globalcors.cors</w:t>
+            </w:r>
+            <w:proofErr w:type="spellEnd"/>
+            <w:r>
+              <w:t>-configurations</w:t>
             </w:r>
           </w:p>
         </w:tc>
@@ -10617,13 +14046,37 @@
               <w:cnfStyle w:val="000000100000" w:firstRow="0" w:lastRow="0" w:firstColumn="0" w:lastColumn="0" w:oddVBand="0" w:evenVBand="0" w:oddHBand="1" w:evenHBand="0" w:firstRowFirstColumn="0" w:firstRowLastColumn="0" w:lastRowFirstColumn="0" w:lastRowLastColumn="0"/>
             </w:pPr>
             <w:r>
-              <w:t>pickup-service WebSocketConfig.addHandler("/ws/pickup")</w:t>
+              <w:t xml:space="preserve">pickup-service </w:t>
+            </w:r>
+            <w:proofErr w:type="spellStart"/>
+            <w:r>
+              <w:t>WebSocketConfig.addHandler</w:t>
+            </w:r>
+            <w:proofErr w:type="spellEnd"/>
+            <w:r>
+              <w:t>("/</w:t>
+            </w:r>
+            <w:proofErr w:type="spellStart"/>
+            <w:r>
+              <w:t>ws</w:t>
+            </w:r>
+            <w:proofErr w:type="spellEnd"/>
+            <w:r>
+              <w:t>/pickup")</w:t>
             </w:r>
             <w:r>
               <w:t>，</w:t>
             </w:r>
             <w:r>
-              <w:t xml:space="preserve">gateway lb:ws://... </w:t>
+              <w:t xml:space="preserve">gateway </w:t>
+            </w:r>
+            <w:proofErr w:type="spellStart"/>
+            <w:r>
+              <w:t>lb:ws</w:t>
+            </w:r>
+            <w:proofErr w:type="spellEnd"/>
+            <w:r>
+              <w:t xml:space="preserve">://... </w:t>
             </w:r>
             <w:r>
               <w:t>路由</w:t>
@@ -10652,7 +14105,15 @@
               <w:cnfStyle w:val="000000000000" w:firstRow="0" w:lastRow="0" w:firstColumn="0" w:lastColumn="0" w:oddVBand="0" w:evenVBand="0" w:oddHBand="0" w:evenHBand="0" w:firstRowFirstColumn="0" w:firstRowLastColumn="0" w:lastRowFirstColumn="0" w:lastRowLastColumn="0"/>
             </w:pPr>
             <w:r>
-              <w:t>JDBC URL serverTimezone=Asia/Shanghai</w:t>
+              <w:t xml:space="preserve">JDBC URL </w:t>
+            </w:r>
+            <w:proofErr w:type="spellStart"/>
+            <w:r>
+              <w:t>serverTimezone</w:t>
+            </w:r>
+            <w:proofErr w:type="spellEnd"/>
+            <w:r>
+              <w:t>=Asia/Shanghai</w:t>
             </w:r>
             <w:r>
               <w:t>；</w:t>

--- a/doc/大作业文档/04-概要设计说明书.docx
+++ b/doc/大作业文档/04-概要设计说明书.docx
@@ -107,26 +107,14 @@
                 <v:textbox>
                   <w:txbxContent>
                     <w:p>
-                      <w:pPr>
-                        <w:rPr>
-                          <w:sz w:val="24"/>
-                        </w:rPr>
-                      </w:pPr>
                       <w:r>
                         <w:rPr>
                           <w:rFonts w:hint="eastAsia"/>
-                          <w:sz w:val="24"/>
                         </w:rPr>
                         <w:t>编号：</w:t>
                       </w:r>
                     </w:p>
-                    <w:p>
-                      <w:pPr>
-                        <w:rPr>
-                          <w:sz w:val="24"/>
-                        </w:rPr>
-                      </w:pPr>
-                    </w:p>
+                    <w:p/>
                   </w:txbxContent>
                 </v:textbox>
               </v:shape>
@@ -153,12 +141,14 @@
         </w:rPr>
         <w:t xml:space="preserve">  </w:t>
       </w:r>
+      <w:proofErr w:type="gramStart"/>
       <w:r>
         <w:rPr>
           <w:rFonts w:hint="eastAsia"/>
         </w:rPr>
         <w:t>学年第</w:t>
       </w:r>
+      <w:proofErr w:type="gramEnd"/>
       <w:r>
         <w:rPr>
           <w:bCs/>
@@ -268,11 +258,19 @@
       </w:pPr>
       <w:r>
         <w:rPr>
+          <w:rFonts w:ascii="华文新魏" w:eastAsia="华文新魏"/>
+          <w:sz w:val="72"/>
+          <w:szCs w:val="72"/>
+        </w:rPr>
+        <w:t>大</w:t>
+      </w:r>
+      <w:r>
+        <w:rPr>
           <w:rFonts w:ascii="华文新魏" w:eastAsia="华文新魏" w:hint="eastAsia"/>
           <w:sz w:val="72"/>
           <w:szCs w:val="72"/>
         </w:rPr>
-        <w:t>期中作业</w:t>
+        <w:t>作业</w:t>
       </w:r>
     </w:p>
     <w:p/>
@@ -1061,7 +1059,15 @@
           </w:tcPr>
           <w:p>
             <w:r>
-              <w:t>智能食堂点餐与取餐微服务系统（</w:t>
+              <w:t>智能食堂点餐与</w:t>
+            </w:r>
+            <w:proofErr w:type="gramStart"/>
+            <w:r>
+              <w:t>取餐微服务系统</w:t>
+            </w:r>
+            <w:proofErr w:type="gramEnd"/>
+            <w:r>
+              <w:t>（</w:t>
             </w:r>
             <w:r>
               <w:t>smart-canteen</w:t>
@@ -1257,7 +1263,23 @@
           <w:rFonts w:ascii="Consolas" w:eastAsia="Consolas" w:hAnsi="Consolas"/>
           <w:sz w:val="18"/>
         </w:rPr>
-        <w:t xml:space="preserve">        FE[smart-canteen-web Vue3 + Vite + nginx]</w:t>
+        <w:t xml:space="preserve">        </w:t>
+      </w:r>
+      <w:proofErr w:type="gramStart"/>
+      <w:r>
+        <w:rPr>
+          <w:rFonts w:ascii="Consolas" w:eastAsia="Consolas" w:hAnsi="Consolas"/>
+          <w:sz w:val="18"/>
+        </w:rPr>
+        <w:t>FE[</w:t>
+      </w:r>
+      <w:proofErr w:type="gramEnd"/>
+      <w:r>
+        <w:rPr>
+          <w:rFonts w:ascii="Consolas" w:eastAsia="Consolas" w:hAnsi="Consolas"/>
+          <w:sz w:val="18"/>
+        </w:rPr>
+        <w:t>smart-canteen-web Vue3 + Vite + nginx]</w:t>
       </w:r>
     </w:p>
     <w:p>
@@ -1335,7 +1357,23 @@
           <w:rFonts w:ascii="Consolas" w:eastAsia="Consolas" w:hAnsi="Consolas"/>
           <w:sz w:val="18"/>
         </w:rPr>
-        <w:t xml:space="preserve">        US[canteen-user-service]</w:t>
+        <w:t xml:space="preserve">        </w:t>
+      </w:r>
+      <w:proofErr w:type="gramStart"/>
+      <w:r>
+        <w:rPr>
+          <w:rFonts w:ascii="Consolas" w:eastAsia="Consolas" w:hAnsi="Consolas"/>
+          <w:sz w:val="18"/>
+        </w:rPr>
+        <w:t>US[</w:t>
+      </w:r>
+      <w:proofErr w:type="gramEnd"/>
+      <w:r>
+        <w:rPr>
+          <w:rFonts w:ascii="Consolas" w:eastAsia="Consolas" w:hAnsi="Consolas"/>
+          <w:sz w:val="18"/>
+        </w:rPr>
+        <w:t>canteen-user-service]</w:t>
       </w:r>
     </w:p>
     <w:p>
@@ -1348,7 +1386,23 @@
           <w:rFonts w:ascii="Consolas" w:eastAsia="Consolas" w:hAnsi="Consolas"/>
           <w:sz w:val="18"/>
         </w:rPr>
-        <w:t xml:space="preserve">        MS[canteen-menu-service]</w:t>
+        <w:t xml:space="preserve">        </w:t>
+      </w:r>
+      <w:proofErr w:type="gramStart"/>
+      <w:r>
+        <w:rPr>
+          <w:rFonts w:ascii="Consolas" w:eastAsia="Consolas" w:hAnsi="Consolas"/>
+          <w:sz w:val="18"/>
+        </w:rPr>
+        <w:t>MS[</w:t>
+      </w:r>
+      <w:proofErr w:type="gramEnd"/>
+      <w:r>
+        <w:rPr>
+          <w:rFonts w:ascii="Consolas" w:eastAsia="Consolas" w:hAnsi="Consolas"/>
+          <w:sz w:val="18"/>
+        </w:rPr>
+        <w:t>canteen-menu-service]</w:t>
       </w:r>
     </w:p>
     <w:p>
@@ -1361,7 +1415,23 @@
           <w:rFonts w:ascii="Consolas" w:eastAsia="Consolas" w:hAnsi="Consolas"/>
           <w:sz w:val="18"/>
         </w:rPr>
-        <w:t xml:space="preserve">        OS[canteen-order-service]</w:t>
+        <w:t xml:space="preserve">        </w:t>
+      </w:r>
+      <w:proofErr w:type="gramStart"/>
+      <w:r>
+        <w:rPr>
+          <w:rFonts w:ascii="Consolas" w:eastAsia="Consolas" w:hAnsi="Consolas"/>
+          <w:sz w:val="18"/>
+        </w:rPr>
+        <w:t>OS[</w:t>
+      </w:r>
+      <w:proofErr w:type="gramEnd"/>
+      <w:r>
+        <w:rPr>
+          <w:rFonts w:ascii="Consolas" w:eastAsia="Consolas" w:hAnsi="Consolas"/>
+          <w:sz w:val="18"/>
+        </w:rPr>
+        <w:t>canteen-order-service]</w:t>
       </w:r>
     </w:p>
     <w:p>
@@ -1374,7 +1444,23 @@
           <w:rFonts w:ascii="Consolas" w:eastAsia="Consolas" w:hAnsi="Consolas"/>
           <w:sz w:val="18"/>
         </w:rPr>
-        <w:t xml:space="preserve">        PS[canteen-pickup-service]</w:t>
+        <w:t xml:space="preserve">        </w:t>
+      </w:r>
+      <w:proofErr w:type="gramStart"/>
+      <w:r>
+        <w:rPr>
+          <w:rFonts w:ascii="Consolas" w:eastAsia="Consolas" w:hAnsi="Consolas"/>
+          <w:sz w:val="18"/>
+        </w:rPr>
+        <w:t>PS[</w:t>
+      </w:r>
+      <w:proofErr w:type="gramEnd"/>
+      <w:r>
+        <w:rPr>
+          <w:rFonts w:ascii="Consolas" w:eastAsia="Consolas" w:hAnsi="Consolas"/>
+          <w:sz w:val="18"/>
+        </w:rPr>
+        <w:t>canteen-pickup-service]</w:t>
       </w:r>
     </w:p>
     <w:p>
@@ -1413,7 +1499,23 @@
           <w:rFonts w:ascii="Consolas" w:eastAsia="Consolas" w:hAnsi="Consolas"/>
           <w:sz w:val="18"/>
         </w:rPr>
-        <w:t xml:space="preserve">        Common[canteen-common Result/StatusCode/Exception/JwtUtil/Headers/RoleNames/BaseEntity]</w:t>
+        <w:t xml:space="preserve">        </w:t>
+      </w:r>
+      <w:proofErr w:type="gramStart"/>
+      <w:r>
+        <w:rPr>
+          <w:rFonts w:ascii="Consolas" w:eastAsia="Consolas" w:hAnsi="Consolas"/>
+          <w:sz w:val="18"/>
+        </w:rPr>
+        <w:t>Common[</w:t>
+      </w:r>
+      <w:proofErr w:type="gramEnd"/>
+      <w:r>
+        <w:rPr>
+          <w:rFonts w:ascii="Consolas" w:eastAsia="Consolas" w:hAnsi="Consolas"/>
+          <w:sz w:val="18"/>
+        </w:rPr>
+        <w:t>canteen-common Result/StatusCode/Exception/JwtUtil/Headers/RoleNames/BaseEntity]</w:t>
       </w:r>
     </w:p>
     <w:p>
@@ -1615,7 +1717,23 @@
           <w:sz w:val="18"/>
         </w:rPr>
         <w:lastRenderedPageBreak/>
-        <w:t xml:space="preserve">    US -.depend.-&gt; Common</w:t>
+        <w:t xml:space="preserve">    US </w:t>
+      </w:r>
+      <w:proofErr w:type="gramStart"/>
+      <w:r>
+        <w:rPr>
+          <w:rFonts w:ascii="Consolas" w:eastAsia="Consolas" w:hAnsi="Consolas"/>
+          <w:sz w:val="18"/>
+        </w:rPr>
+        <w:t>-.depend</w:t>
+      </w:r>
+      <w:proofErr w:type="gramEnd"/>
+      <w:r>
+        <w:rPr>
+          <w:rFonts w:ascii="Consolas" w:eastAsia="Consolas" w:hAnsi="Consolas"/>
+          <w:sz w:val="18"/>
+        </w:rPr>
+        <w:t>.-&gt; Common</w:t>
       </w:r>
     </w:p>
     <w:p>
@@ -1628,7 +1746,23 @@
           <w:rFonts w:ascii="Consolas" w:eastAsia="Consolas" w:hAnsi="Consolas"/>
           <w:sz w:val="18"/>
         </w:rPr>
-        <w:t xml:space="preserve">    MS -.-&gt; Common</w:t>
+        <w:t xml:space="preserve">    MS </w:t>
+      </w:r>
+      <w:proofErr w:type="gramStart"/>
+      <w:r>
+        <w:rPr>
+          <w:rFonts w:ascii="Consolas" w:eastAsia="Consolas" w:hAnsi="Consolas"/>
+          <w:sz w:val="18"/>
+        </w:rPr>
+        <w:t>-.-</w:t>
+      </w:r>
+      <w:proofErr w:type="gramEnd"/>
+      <w:r>
+        <w:rPr>
+          <w:rFonts w:ascii="Consolas" w:eastAsia="Consolas" w:hAnsi="Consolas"/>
+          <w:sz w:val="18"/>
+        </w:rPr>
+        <w:t>&gt; Common</w:t>
       </w:r>
     </w:p>
     <w:p>
@@ -1641,7 +1775,23 @@
           <w:rFonts w:ascii="Consolas" w:eastAsia="Consolas" w:hAnsi="Consolas"/>
           <w:sz w:val="18"/>
         </w:rPr>
-        <w:t xml:space="preserve">    OS -.-&gt; Common</w:t>
+        <w:t xml:space="preserve">    OS </w:t>
+      </w:r>
+      <w:proofErr w:type="gramStart"/>
+      <w:r>
+        <w:rPr>
+          <w:rFonts w:ascii="Consolas" w:eastAsia="Consolas" w:hAnsi="Consolas"/>
+          <w:sz w:val="18"/>
+        </w:rPr>
+        <w:t>-.-</w:t>
+      </w:r>
+      <w:proofErr w:type="gramEnd"/>
+      <w:r>
+        <w:rPr>
+          <w:rFonts w:ascii="Consolas" w:eastAsia="Consolas" w:hAnsi="Consolas"/>
+          <w:sz w:val="18"/>
+        </w:rPr>
+        <w:t>&gt; Common</w:t>
       </w:r>
     </w:p>
     <w:p>
@@ -1654,7 +1804,23 @@
           <w:rFonts w:ascii="Consolas" w:eastAsia="Consolas" w:hAnsi="Consolas"/>
           <w:sz w:val="18"/>
         </w:rPr>
-        <w:t xml:space="preserve">    PS -.-&gt; Common</w:t>
+        <w:t xml:space="preserve">    PS </w:t>
+      </w:r>
+      <w:proofErr w:type="gramStart"/>
+      <w:r>
+        <w:rPr>
+          <w:rFonts w:ascii="Consolas" w:eastAsia="Consolas" w:hAnsi="Consolas"/>
+          <w:sz w:val="18"/>
+        </w:rPr>
+        <w:t>-.-</w:t>
+      </w:r>
+      <w:proofErr w:type="gramEnd"/>
+      <w:r>
+        <w:rPr>
+          <w:rFonts w:ascii="Consolas" w:eastAsia="Consolas" w:hAnsi="Consolas"/>
+          <w:sz w:val="18"/>
+        </w:rPr>
+        <w:t>&gt; Common</w:t>
       </w:r>
     </w:p>
     <w:p>
@@ -1667,7 +1833,23 @@
           <w:rFonts w:ascii="Consolas" w:eastAsia="Consolas" w:hAnsi="Consolas"/>
           <w:sz w:val="18"/>
         </w:rPr>
-        <w:t xml:space="preserve">    GW -.-&gt; Common</w:t>
+        <w:t xml:space="preserve">    GW </w:t>
+      </w:r>
+      <w:proofErr w:type="gramStart"/>
+      <w:r>
+        <w:rPr>
+          <w:rFonts w:ascii="Consolas" w:eastAsia="Consolas" w:hAnsi="Consolas"/>
+          <w:sz w:val="18"/>
+        </w:rPr>
+        <w:t>-.-</w:t>
+      </w:r>
+      <w:proofErr w:type="gramEnd"/>
+      <w:r>
+        <w:rPr>
+          <w:rFonts w:ascii="Consolas" w:eastAsia="Consolas" w:hAnsi="Consolas"/>
+          <w:sz w:val="18"/>
+        </w:rPr>
+        <w:t>&gt; Common</w:t>
       </w:r>
     </w:p>
     <w:p>
@@ -1955,8 +2137,21 @@
             <w:r>
               <w:t xml:space="preserve">5 </w:t>
             </w:r>
-            <w:r>
-              <w:t>个服务按业务领域拆分，每个服务唯一一个写库；下游服务只暴露领域</w:t>
+            <w:proofErr w:type="gramStart"/>
+            <w:r>
+              <w:t>个</w:t>
+            </w:r>
+            <w:proofErr w:type="gramEnd"/>
+            <w:r>
+              <w:t>服务按业务领域拆分，每个服务唯一</w:t>
+            </w:r>
+            <w:proofErr w:type="gramStart"/>
+            <w:r>
+              <w:t>一个</w:t>
+            </w:r>
+            <w:proofErr w:type="gramEnd"/>
+            <w:r>
+              <w:t>写库；下游服务只暴露领域</w:t>
             </w:r>
             <w:r>
               <w:t xml:space="preserve"> API</w:t>
@@ -2083,7 +2278,15 @@
           </w:tcPr>
           <w:p>
             <w:r>
-              <w:t>数据强一致优先</w:t>
+              <w:t>数据</w:t>
+            </w:r>
+            <w:proofErr w:type="gramStart"/>
+            <w:r>
+              <w:t>强一致</w:t>
+            </w:r>
+            <w:proofErr w:type="gramEnd"/>
+            <w:r>
+              <w:t>优先</w:t>
             </w:r>
           </w:p>
         </w:tc>
@@ -5338,8 +5541,13 @@
             <w:pPr>
               <w:cnfStyle w:val="100000000000" w:firstRow="1" w:lastRow="0" w:firstColumn="0" w:lastColumn="0" w:oddVBand="0" w:evenVBand="0" w:oddHBand="0" w:evenHBand="0" w:firstRowFirstColumn="0" w:firstRowLastColumn="0" w:lastRowFirstColumn="0" w:lastRowLastColumn="0"/>
             </w:pPr>
-            <w:r>
-              <w:t>跨服务读取方式</w:t>
+            <w:proofErr w:type="gramStart"/>
+            <w:r>
+              <w:t>跨服务</w:t>
+            </w:r>
+            <w:proofErr w:type="gramEnd"/>
+            <w:r>
+              <w:t>读取方式</w:t>
             </w:r>
           </w:p>
         </w:tc>
@@ -5614,8 +5822,17 @@
           <w:color w:val="666666"/>
         </w:rPr>
         <w:lastRenderedPageBreak/>
-        <w:t>不允许跨库直接</w:t>
-      </w:r>
+        <w:t>不允许</w:t>
+      </w:r>
+      <w:proofErr w:type="gramStart"/>
+      <w:r>
+        <w:rPr>
+          <w:i/>
+          <w:color w:val="666666"/>
+        </w:rPr>
+        <w:t>跨库直接</w:t>
+      </w:r>
+      <w:proofErr w:type="gramEnd"/>
       <w:r>
         <w:rPr>
           <w:i/>
@@ -5917,23 +6134,71 @@
           <w:rFonts w:ascii="Consolas" w:eastAsia="Consolas" w:hAnsi="Consolas"/>
           <w:sz w:val="18"/>
         </w:rPr>
-        <w:t xml:space="preserve">    dish ||--o{ </w:t>
-      </w:r>
-      <w:proofErr w:type="spellStart"/>
-      <w:r>
-        <w:rPr>
-          <w:rFonts w:ascii="Consolas" w:eastAsia="Consolas" w:hAnsi="Consolas"/>
-          <w:sz w:val="18"/>
-        </w:rPr>
-        <w:t>menu_dish</w:t>
-      </w:r>
-      <w:proofErr w:type="spellEnd"/>
-      <w:r>
-        <w:rPr>
-          <w:rFonts w:ascii="Consolas" w:eastAsia="Consolas" w:hAnsi="Consolas"/>
-          <w:sz w:val="18"/>
-        </w:rPr>
-        <w:t xml:space="preserve"> : "1:N"</w:t>
+        <w:t xml:space="preserve">    dish ||--</w:t>
+      </w:r>
+      <w:proofErr w:type="gramStart"/>
+      <w:r>
+        <w:rPr>
+          <w:rFonts w:ascii="Consolas" w:eastAsia="Consolas" w:hAnsi="Consolas"/>
+          <w:sz w:val="18"/>
+        </w:rPr>
+        <w:t xml:space="preserve">o{ </w:t>
+      </w:r>
+      <w:proofErr w:type="spellStart"/>
+      <w:r>
+        <w:rPr>
+          <w:rFonts w:ascii="Consolas" w:eastAsia="Consolas" w:hAnsi="Consolas"/>
+          <w:sz w:val="18"/>
+        </w:rPr>
+        <w:t>menu</w:t>
+      </w:r>
+      <w:proofErr w:type="gramEnd"/>
+      <w:r>
+        <w:rPr>
+          <w:rFonts w:ascii="Consolas" w:eastAsia="Consolas" w:hAnsi="Consolas"/>
+          <w:sz w:val="18"/>
+        </w:rPr>
+        <w:t>_</w:t>
+      </w:r>
+      <w:proofErr w:type="gramStart"/>
+      <w:r>
+        <w:rPr>
+          <w:rFonts w:ascii="Consolas" w:eastAsia="Consolas" w:hAnsi="Consolas"/>
+          <w:sz w:val="18"/>
+        </w:rPr>
+        <w:t>dish</w:t>
+      </w:r>
+      <w:proofErr w:type="spellEnd"/>
+      <w:r>
+        <w:rPr>
+          <w:rFonts w:ascii="Consolas" w:eastAsia="Consolas" w:hAnsi="Consolas"/>
+          <w:sz w:val="18"/>
+        </w:rPr>
+        <w:t xml:space="preserve"> :</w:t>
+      </w:r>
+      <w:proofErr w:type="gramEnd"/>
+      <w:r>
+        <w:rPr>
+          <w:rFonts w:ascii="Consolas" w:eastAsia="Consolas" w:hAnsi="Consolas"/>
+          <w:sz w:val="18"/>
+        </w:rPr>
+        <w:t xml:space="preserve"> "</w:t>
+      </w:r>
+      <w:proofErr w:type="gramStart"/>
+      <w:r>
+        <w:rPr>
+          <w:rFonts w:ascii="Consolas" w:eastAsia="Consolas" w:hAnsi="Consolas"/>
+          <w:sz w:val="18"/>
+        </w:rPr>
+        <w:t>1:N</w:t>
+      </w:r>
+      <w:proofErr w:type="gramEnd"/>
+      <w:r>
+        <w:rPr>
+          <w:rFonts w:ascii="Consolas" w:eastAsia="Consolas" w:hAnsi="Consolas"/>
+          <w:sz w:val="18"/>
+        </w:rPr>
+        <w:t>"</w:t>
       </w:r>
     </w:p>
     <w:p>
@@ -5946,23 +6211,71 @@
           <w:rFonts w:ascii="Consolas" w:eastAsia="Consolas" w:hAnsi="Consolas"/>
           <w:sz w:val="18"/>
         </w:rPr>
-        <w:t xml:space="preserve">    menu ||--o{ </w:t>
-      </w:r>
-      <w:proofErr w:type="spellStart"/>
-      <w:r>
-        <w:rPr>
-          <w:rFonts w:ascii="Consolas" w:eastAsia="Consolas" w:hAnsi="Consolas"/>
-          <w:sz w:val="18"/>
-        </w:rPr>
-        <w:t>menu_dish</w:t>
-      </w:r>
-      <w:proofErr w:type="spellEnd"/>
-      <w:r>
-        <w:rPr>
-          <w:rFonts w:ascii="Consolas" w:eastAsia="Consolas" w:hAnsi="Consolas"/>
-          <w:sz w:val="18"/>
-        </w:rPr>
-        <w:t xml:space="preserve"> : "1:N"</w:t>
+        <w:t xml:space="preserve">    menu ||--</w:t>
+      </w:r>
+      <w:proofErr w:type="gramStart"/>
+      <w:r>
+        <w:rPr>
+          <w:rFonts w:ascii="Consolas" w:eastAsia="Consolas" w:hAnsi="Consolas"/>
+          <w:sz w:val="18"/>
+        </w:rPr>
+        <w:t xml:space="preserve">o{ </w:t>
+      </w:r>
+      <w:proofErr w:type="spellStart"/>
+      <w:r>
+        <w:rPr>
+          <w:rFonts w:ascii="Consolas" w:eastAsia="Consolas" w:hAnsi="Consolas"/>
+          <w:sz w:val="18"/>
+        </w:rPr>
+        <w:t>menu</w:t>
+      </w:r>
+      <w:proofErr w:type="gramEnd"/>
+      <w:r>
+        <w:rPr>
+          <w:rFonts w:ascii="Consolas" w:eastAsia="Consolas" w:hAnsi="Consolas"/>
+          <w:sz w:val="18"/>
+        </w:rPr>
+        <w:t>_</w:t>
+      </w:r>
+      <w:proofErr w:type="gramStart"/>
+      <w:r>
+        <w:rPr>
+          <w:rFonts w:ascii="Consolas" w:eastAsia="Consolas" w:hAnsi="Consolas"/>
+          <w:sz w:val="18"/>
+        </w:rPr>
+        <w:t>dish</w:t>
+      </w:r>
+      <w:proofErr w:type="spellEnd"/>
+      <w:r>
+        <w:rPr>
+          <w:rFonts w:ascii="Consolas" w:eastAsia="Consolas" w:hAnsi="Consolas"/>
+          <w:sz w:val="18"/>
+        </w:rPr>
+        <w:t xml:space="preserve"> :</w:t>
+      </w:r>
+      <w:proofErr w:type="gramEnd"/>
+      <w:r>
+        <w:rPr>
+          <w:rFonts w:ascii="Consolas" w:eastAsia="Consolas" w:hAnsi="Consolas"/>
+          <w:sz w:val="18"/>
+        </w:rPr>
+        <w:t xml:space="preserve"> "</w:t>
+      </w:r>
+      <w:proofErr w:type="gramStart"/>
+      <w:r>
+        <w:rPr>
+          <w:rFonts w:ascii="Consolas" w:eastAsia="Consolas" w:hAnsi="Consolas"/>
+          <w:sz w:val="18"/>
+        </w:rPr>
+        <w:t>1:N</w:t>
+      </w:r>
+      <w:proofErr w:type="gramEnd"/>
+      <w:r>
+        <w:rPr>
+          <w:rFonts w:ascii="Consolas" w:eastAsia="Consolas" w:hAnsi="Consolas"/>
+          <w:sz w:val="18"/>
+        </w:rPr>
+        <w:t>"</w:t>
       </w:r>
     </w:p>
     <w:p>
@@ -5991,23 +6304,71 @@
           <w:rFonts w:ascii="Consolas" w:eastAsia="Consolas" w:hAnsi="Consolas"/>
           <w:sz w:val="18"/>
         </w:rPr>
-        <w:t xml:space="preserve"> ||--o{ </w:t>
-      </w:r>
-      <w:proofErr w:type="spellStart"/>
-      <w:r>
-        <w:rPr>
-          <w:rFonts w:ascii="Consolas" w:eastAsia="Consolas" w:hAnsi="Consolas"/>
-          <w:sz w:val="18"/>
-        </w:rPr>
-        <w:t>order_item</w:t>
-      </w:r>
-      <w:proofErr w:type="spellEnd"/>
-      <w:r>
-        <w:rPr>
-          <w:rFonts w:ascii="Consolas" w:eastAsia="Consolas" w:hAnsi="Consolas"/>
-          <w:sz w:val="18"/>
-        </w:rPr>
-        <w:t xml:space="preserve"> : "1:N (</w:t>
+        <w:t xml:space="preserve"> ||--</w:t>
+      </w:r>
+      <w:proofErr w:type="gramStart"/>
+      <w:r>
+        <w:rPr>
+          <w:rFonts w:ascii="Consolas" w:eastAsia="Consolas" w:hAnsi="Consolas"/>
+          <w:sz w:val="18"/>
+        </w:rPr>
+        <w:t xml:space="preserve">o{ </w:t>
+      </w:r>
+      <w:proofErr w:type="spellStart"/>
+      <w:r>
+        <w:rPr>
+          <w:rFonts w:ascii="Consolas" w:eastAsia="Consolas" w:hAnsi="Consolas"/>
+          <w:sz w:val="18"/>
+        </w:rPr>
+        <w:t>order</w:t>
+      </w:r>
+      <w:proofErr w:type="gramEnd"/>
+      <w:r>
+        <w:rPr>
+          <w:rFonts w:ascii="Consolas" w:eastAsia="Consolas" w:hAnsi="Consolas"/>
+          <w:sz w:val="18"/>
+        </w:rPr>
+        <w:t>_</w:t>
+      </w:r>
+      <w:proofErr w:type="gramStart"/>
+      <w:r>
+        <w:rPr>
+          <w:rFonts w:ascii="Consolas" w:eastAsia="Consolas" w:hAnsi="Consolas"/>
+          <w:sz w:val="18"/>
+        </w:rPr>
+        <w:t>item</w:t>
+      </w:r>
+      <w:proofErr w:type="spellEnd"/>
+      <w:r>
+        <w:rPr>
+          <w:rFonts w:ascii="Consolas" w:eastAsia="Consolas" w:hAnsi="Consolas"/>
+          <w:sz w:val="18"/>
+        </w:rPr>
+        <w:t xml:space="preserve"> :</w:t>
+      </w:r>
+      <w:proofErr w:type="gramEnd"/>
+      <w:r>
+        <w:rPr>
+          <w:rFonts w:ascii="Consolas" w:eastAsia="Consolas" w:hAnsi="Consolas"/>
+          <w:sz w:val="18"/>
+        </w:rPr>
+        <w:t xml:space="preserve"> "</w:t>
+      </w:r>
+      <w:proofErr w:type="gramStart"/>
+      <w:r>
+        <w:rPr>
+          <w:rFonts w:ascii="Consolas" w:eastAsia="Consolas" w:hAnsi="Consolas"/>
+          <w:sz w:val="18"/>
+        </w:rPr>
+        <w:t>1:N</w:t>
+      </w:r>
+      <w:proofErr w:type="gramEnd"/>
+      <w:r>
+        <w:rPr>
+          <w:rFonts w:ascii="Consolas" w:eastAsia="Consolas" w:hAnsi="Consolas"/>
+          <w:sz w:val="18"/>
+        </w:rPr>
+        <w:t xml:space="preserve"> (</w:t>
       </w:r>
       <w:proofErr w:type="spellStart"/>
       <w:r>
@@ -6036,23 +6397,71 @@
           <w:rFonts w:ascii="Consolas" w:eastAsia="Consolas" w:hAnsi="Consolas"/>
           <w:sz w:val="18"/>
         </w:rPr>
-        <w:t xml:space="preserve">    orders ||--o{ </w:t>
-      </w:r>
-      <w:proofErr w:type="spellStart"/>
-      <w:r>
-        <w:rPr>
-          <w:rFonts w:ascii="Consolas" w:eastAsia="Consolas" w:hAnsi="Consolas"/>
-          <w:sz w:val="18"/>
-        </w:rPr>
-        <w:t>order_item</w:t>
-      </w:r>
-      <w:proofErr w:type="spellEnd"/>
-      <w:r>
-        <w:rPr>
-          <w:rFonts w:ascii="Consolas" w:eastAsia="Consolas" w:hAnsi="Consolas"/>
-          <w:sz w:val="18"/>
-        </w:rPr>
-        <w:t xml:space="preserve"> : "1:N (</w:t>
+        <w:t xml:space="preserve">    orders ||--</w:t>
+      </w:r>
+      <w:proofErr w:type="gramStart"/>
+      <w:r>
+        <w:rPr>
+          <w:rFonts w:ascii="Consolas" w:eastAsia="Consolas" w:hAnsi="Consolas"/>
+          <w:sz w:val="18"/>
+        </w:rPr>
+        <w:t xml:space="preserve">o{ </w:t>
+      </w:r>
+      <w:proofErr w:type="spellStart"/>
+      <w:r>
+        <w:rPr>
+          <w:rFonts w:ascii="Consolas" w:eastAsia="Consolas" w:hAnsi="Consolas"/>
+          <w:sz w:val="18"/>
+        </w:rPr>
+        <w:t>order</w:t>
+      </w:r>
+      <w:proofErr w:type="gramEnd"/>
+      <w:r>
+        <w:rPr>
+          <w:rFonts w:ascii="Consolas" w:eastAsia="Consolas" w:hAnsi="Consolas"/>
+          <w:sz w:val="18"/>
+        </w:rPr>
+        <w:t>_</w:t>
+      </w:r>
+      <w:proofErr w:type="gramStart"/>
+      <w:r>
+        <w:rPr>
+          <w:rFonts w:ascii="Consolas" w:eastAsia="Consolas" w:hAnsi="Consolas"/>
+          <w:sz w:val="18"/>
+        </w:rPr>
+        <w:t>item</w:t>
+      </w:r>
+      <w:proofErr w:type="spellEnd"/>
+      <w:r>
+        <w:rPr>
+          <w:rFonts w:ascii="Consolas" w:eastAsia="Consolas" w:hAnsi="Consolas"/>
+          <w:sz w:val="18"/>
+        </w:rPr>
+        <w:t xml:space="preserve"> :</w:t>
+      </w:r>
+      <w:proofErr w:type="gramEnd"/>
+      <w:r>
+        <w:rPr>
+          <w:rFonts w:ascii="Consolas" w:eastAsia="Consolas" w:hAnsi="Consolas"/>
+          <w:sz w:val="18"/>
+        </w:rPr>
+        <w:t xml:space="preserve"> "</w:t>
+      </w:r>
+      <w:proofErr w:type="gramStart"/>
+      <w:r>
+        <w:rPr>
+          <w:rFonts w:ascii="Consolas" w:eastAsia="Consolas" w:hAnsi="Consolas"/>
+          <w:sz w:val="18"/>
+        </w:rPr>
+        <w:t>1:N</w:t>
+      </w:r>
+      <w:proofErr w:type="gramEnd"/>
+      <w:r>
+        <w:rPr>
+          <w:rFonts w:ascii="Consolas" w:eastAsia="Consolas" w:hAnsi="Consolas"/>
+          <w:sz w:val="18"/>
+        </w:rPr>
+        <w:t xml:space="preserve"> (</w:t>
       </w:r>
       <w:proofErr w:type="spellStart"/>
       <w:r>
@@ -6081,23 +6490,71 @@
           <w:rFonts w:ascii="Consolas" w:eastAsia="Consolas" w:hAnsi="Consolas"/>
           <w:sz w:val="18"/>
         </w:rPr>
-        <w:t xml:space="preserve">    orders ||--o{ </w:t>
-      </w:r>
-      <w:proofErr w:type="spellStart"/>
-      <w:r>
-        <w:rPr>
-          <w:rFonts w:ascii="Consolas" w:eastAsia="Consolas" w:hAnsi="Consolas"/>
-          <w:sz w:val="18"/>
-        </w:rPr>
-        <w:t>pickup_record</w:t>
-      </w:r>
-      <w:proofErr w:type="spellEnd"/>
-      <w:r>
-        <w:rPr>
-          <w:rFonts w:ascii="Consolas" w:eastAsia="Consolas" w:hAnsi="Consolas"/>
-          <w:sz w:val="18"/>
-        </w:rPr>
-        <w:t xml:space="preserve"> : "1:N (</w:t>
+        <w:t xml:space="preserve">    orders ||--</w:t>
+      </w:r>
+      <w:proofErr w:type="gramStart"/>
+      <w:r>
+        <w:rPr>
+          <w:rFonts w:ascii="Consolas" w:eastAsia="Consolas" w:hAnsi="Consolas"/>
+          <w:sz w:val="18"/>
+        </w:rPr>
+        <w:t xml:space="preserve">o{ </w:t>
+      </w:r>
+      <w:proofErr w:type="spellStart"/>
+      <w:r>
+        <w:rPr>
+          <w:rFonts w:ascii="Consolas" w:eastAsia="Consolas" w:hAnsi="Consolas"/>
+          <w:sz w:val="18"/>
+        </w:rPr>
+        <w:t>pickup</w:t>
+      </w:r>
+      <w:proofErr w:type="gramEnd"/>
+      <w:r>
+        <w:rPr>
+          <w:rFonts w:ascii="Consolas" w:eastAsia="Consolas" w:hAnsi="Consolas"/>
+          <w:sz w:val="18"/>
+        </w:rPr>
+        <w:t>_</w:t>
+      </w:r>
+      <w:proofErr w:type="gramStart"/>
+      <w:r>
+        <w:rPr>
+          <w:rFonts w:ascii="Consolas" w:eastAsia="Consolas" w:hAnsi="Consolas"/>
+          <w:sz w:val="18"/>
+        </w:rPr>
+        <w:t>record</w:t>
+      </w:r>
+      <w:proofErr w:type="spellEnd"/>
+      <w:r>
+        <w:rPr>
+          <w:rFonts w:ascii="Consolas" w:eastAsia="Consolas" w:hAnsi="Consolas"/>
+          <w:sz w:val="18"/>
+        </w:rPr>
+        <w:t xml:space="preserve"> :</w:t>
+      </w:r>
+      <w:proofErr w:type="gramEnd"/>
+      <w:r>
+        <w:rPr>
+          <w:rFonts w:ascii="Consolas" w:eastAsia="Consolas" w:hAnsi="Consolas"/>
+          <w:sz w:val="18"/>
+        </w:rPr>
+        <w:t xml:space="preserve"> "</w:t>
+      </w:r>
+      <w:proofErr w:type="gramStart"/>
+      <w:r>
+        <w:rPr>
+          <w:rFonts w:ascii="Consolas" w:eastAsia="Consolas" w:hAnsi="Consolas"/>
+          <w:sz w:val="18"/>
+        </w:rPr>
+        <w:t>1:N</w:t>
+      </w:r>
+      <w:proofErr w:type="gramEnd"/>
+      <w:r>
+        <w:rPr>
+          <w:rFonts w:ascii="Consolas" w:eastAsia="Consolas" w:hAnsi="Consolas"/>
+          <w:sz w:val="18"/>
+        </w:rPr>
+        <w:t xml:space="preserve"> (</w:t>
       </w:r>
       <w:proofErr w:type="spellStart"/>
       <w:r>
@@ -6403,8 +6860,17 @@
           <w:rFonts w:ascii="Consolas" w:eastAsia="Consolas" w:hAnsi="Consolas"/>
           <w:sz w:val="20"/>
         </w:rPr>
-        <w:t>/...</w:t>
-      </w:r>
+        <w:t>/.</w:t>
+      </w:r>
+      <w:proofErr w:type="gramStart"/>
+      <w:r>
+        <w:rPr>
+          <w:rFonts w:ascii="Consolas" w:eastAsia="Consolas" w:hAnsi="Consolas"/>
+          <w:sz w:val="20"/>
+        </w:rPr>
+        <w:t>..</w:t>
+      </w:r>
+      <w:proofErr w:type="gramEnd"/>
       <w:r>
         <w:t>，下游</w:t>
       </w:r>
@@ -6637,6 +7103,7 @@
               <w:cnfStyle w:val="000000100000" w:firstRow="0" w:lastRow="0" w:firstColumn="0" w:lastColumn="0" w:oddVBand="0" w:evenVBand="0" w:oddHBand="1" w:evenHBand="0" w:firstRowFirstColumn="0" w:firstRowLastColumn="0" w:lastRowFirstColumn="0" w:lastRowLastColumn="0"/>
             </w:pPr>
             <w:proofErr w:type="spellStart"/>
+            <w:proofErr w:type="gramStart"/>
             <w:r>
               <w:t>RegisterDTO</w:t>
             </w:r>
@@ -6646,12 +7113,29 @@
             </w:r>
             <w:proofErr w:type="spellStart"/>
             <w:r>
-              <w:t>phone,password,nickname,studentNo</w:t>
+              <w:t>phone</w:t>
+            </w:r>
+            <w:proofErr w:type="gramEnd"/>
+            <w:r>
+              <w:t>,</w:t>
+            </w:r>
+            <w:proofErr w:type="gramStart"/>
+            <w:r>
+              <w:t>password,nickname</w:t>
+            </w:r>
+            <w:proofErr w:type="gramEnd"/>
+            <w:r>
+              <w:t>,</w:t>
+            </w:r>
+            <w:proofErr w:type="gramStart"/>
+            <w:r>
+              <w:t>studentNo</w:t>
             </w:r>
             <w:proofErr w:type="spellEnd"/>
             <w:r>
               <w:t xml:space="preserve"> }</w:t>
             </w:r>
+            <w:proofErr w:type="gramEnd"/>
           </w:p>
         </w:tc>
         <w:tc>
@@ -6723,6 +7207,7 @@
               <w:cnfStyle w:val="000000000000" w:firstRow="0" w:lastRow="0" w:firstColumn="0" w:lastColumn="0" w:oddVBand="0" w:evenVBand="0" w:oddHBand="0" w:evenHBand="0" w:firstRowFirstColumn="0" w:firstRowLastColumn="0" w:lastRowFirstColumn="0" w:lastRowLastColumn="0"/>
             </w:pPr>
             <w:proofErr w:type="spellStart"/>
+            <w:proofErr w:type="gramStart"/>
             <w:r>
               <w:t>LoginDTO</w:t>
             </w:r>
@@ -6732,12 +7217,21 @@
             </w:r>
             <w:proofErr w:type="spellStart"/>
             <w:r>
-              <w:t>phone,password</w:t>
+              <w:t>phone</w:t>
+            </w:r>
+            <w:proofErr w:type="gramEnd"/>
+            <w:r>
+              <w:t>,</w:t>
+            </w:r>
+            <w:proofErr w:type="gramStart"/>
+            <w:r>
+              <w:t>password</w:t>
             </w:r>
             <w:proofErr w:type="spellEnd"/>
             <w:r>
               <w:t xml:space="preserve"> }</w:t>
             </w:r>
+            <w:proofErr w:type="gramEnd"/>
           </w:p>
         </w:tc>
         <w:tc>
@@ -6964,6 +7458,7 @@
               <w:cnfStyle w:val="000000100000" w:firstRow="0" w:lastRow="0" w:firstColumn="0" w:lastColumn="0" w:oddVBand="0" w:evenVBand="0" w:oddHBand="1" w:evenHBand="0" w:firstRowFirstColumn="0" w:firstRowLastColumn="0" w:lastRowFirstColumn="0" w:lastRowLastColumn="0"/>
             </w:pPr>
             <w:proofErr w:type="spellStart"/>
+            <w:proofErr w:type="gramStart"/>
             <w:r>
               <w:t>UserUpdateDTO</w:t>
             </w:r>
@@ -6973,12 +7468,21 @@
             </w:r>
             <w:proofErr w:type="spellStart"/>
             <w:r>
-              <w:t>nickname,avatar</w:t>
+              <w:t>nickname</w:t>
+            </w:r>
+            <w:proofErr w:type="gramEnd"/>
+            <w:r>
+              <w:t>,</w:t>
+            </w:r>
+            <w:proofErr w:type="gramStart"/>
+            <w:r>
+              <w:t>avatar</w:t>
             </w:r>
             <w:proofErr w:type="spellEnd"/>
             <w:r>
               <w:t xml:space="preserve"> }</w:t>
             </w:r>
+            <w:proofErr w:type="gramEnd"/>
           </w:p>
         </w:tc>
         <w:tc>
@@ -7056,6 +7560,7 @@
               <w:cnfStyle w:val="000000000000" w:firstRow="0" w:lastRow="0" w:firstColumn="0" w:lastColumn="0" w:oddVBand="0" w:evenVBand="0" w:oddHBand="0" w:evenHBand="0" w:firstRowFirstColumn="0" w:firstRowLastColumn="0" w:lastRowFirstColumn="0" w:lastRowLastColumn="0"/>
             </w:pPr>
             <w:proofErr w:type="spellStart"/>
+            <w:proofErr w:type="gramStart"/>
             <w:r>
               <w:t>ChangePasswordDTO</w:t>
             </w:r>
@@ -7065,12 +7570,21 @@
             </w:r>
             <w:proofErr w:type="spellStart"/>
             <w:r>
-              <w:t>oldPassword,newPassword</w:t>
+              <w:t>oldPassword</w:t>
+            </w:r>
+            <w:proofErr w:type="gramEnd"/>
+            <w:r>
+              <w:t>,</w:t>
+            </w:r>
+            <w:proofErr w:type="gramStart"/>
+            <w:r>
+              <w:t>newPassword</w:t>
             </w:r>
             <w:proofErr w:type="spellEnd"/>
             <w:r>
               <w:t xml:space="preserve"> }</w:t>
             </w:r>
+            <w:proofErr w:type="gramEnd"/>
           </w:p>
         </w:tc>
         <w:tc>
@@ -7144,14 +7658,40 @@
             <w:pPr>
               <w:cnfStyle w:val="000000100000" w:firstRow="0" w:lastRow="0" w:firstColumn="0" w:lastColumn="0" w:oddVBand="0" w:evenVBand="0" w:oddHBand="1" w:evenHBand="0" w:firstRowFirstColumn="0" w:firstRowLastColumn="0" w:lastRowFirstColumn="0" w:lastRowLastColumn="0"/>
             </w:pPr>
+            <w:proofErr w:type="gramStart"/>
             <w:r>
               <w:t>?</w:t>
             </w:r>
             <w:proofErr w:type="spellStart"/>
             <w:r>
-              <w:t>page,size,role,status,phone,nickname,studentNo</w:t>
-            </w:r>
-            <w:proofErr w:type="spellEnd"/>
+              <w:t>page</w:t>
+            </w:r>
+            <w:proofErr w:type="gramEnd"/>
+            <w:r>
+              <w:t>,</w:t>
+            </w:r>
+            <w:proofErr w:type="gramStart"/>
+            <w:r>
+              <w:t>size,role</w:t>
+            </w:r>
+            <w:proofErr w:type="gramEnd"/>
+            <w:r>
+              <w:t>,</w:t>
+            </w:r>
+            <w:proofErr w:type="gramStart"/>
+            <w:r>
+              <w:t>status,phone</w:t>
+            </w:r>
+            <w:proofErr w:type="gramEnd"/>
+            <w:r>
+              <w:t>,</w:t>
+            </w:r>
+            <w:proofErr w:type="gramStart"/>
+            <w:r>
+              <w:t>nickname,studentNo</w:t>
+            </w:r>
+            <w:proofErr w:type="spellEnd"/>
+            <w:proofErr w:type="gramEnd"/>
           </w:p>
         </w:tc>
         <w:tc>
@@ -7205,10 +7745,12 @@
               <w:t>/</w:t>
             </w:r>
             <w:proofErr w:type="spellStart"/>
+            <w:proofErr w:type="gramStart"/>
             <w:r>
               <w:t>api</w:t>
             </w:r>
             <w:proofErr w:type="spellEnd"/>
+            <w:proofErr w:type="gramEnd"/>
             <w:r>
               <w:t>/user/{id}/status</w:t>
             </w:r>
@@ -7287,10 +7829,12 @@
               <w:t>/</w:t>
             </w:r>
             <w:proofErr w:type="spellStart"/>
+            <w:proofErr w:type="gramStart"/>
             <w:r>
               <w:t>api</w:t>
             </w:r>
             <w:proofErr w:type="spellEnd"/>
+            <w:proofErr w:type="gramEnd"/>
             <w:r>
               <w:t>/user/{id}</w:t>
             </w:r>
@@ -7331,7 +7875,15 @@
               <w:cnfStyle w:val="000000100000" w:firstRow="0" w:lastRow="0" w:firstColumn="0" w:lastColumn="0" w:oddVBand="0" w:evenVBand="0" w:oddHBand="1" w:evenHBand="0" w:firstRowFirstColumn="0" w:firstRowLastColumn="0" w:lastRowFirstColumn="0" w:lastRowLastColumn="0"/>
             </w:pPr>
             <w:r>
-              <w:t>删除（拒删管理员）</w:t>
+              <w:t>删除（拒</w:t>
+            </w:r>
+            <w:proofErr w:type="gramStart"/>
+            <w:r>
+              <w:t>删</w:t>
+            </w:r>
+            <w:proofErr w:type="gramEnd"/>
+            <w:r>
+              <w:t>管理员）</w:t>
             </w:r>
           </w:p>
         </w:tc>
@@ -7360,10 +7912,12 @@
               <w:t>/</w:t>
             </w:r>
             <w:proofErr w:type="spellStart"/>
+            <w:proofErr w:type="gramStart"/>
             <w:r>
               <w:t>api</w:t>
             </w:r>
             <w:proofErr w:type="spellEnd"/>
+            <w:proofErr w:type="gramEnd"/>
             <w:r>
               <w:t>/user/{id}/re</w:t>
             </w:r>
@@ -7382,13 +7936,18 @@
               <w:cnfStyle w:val="000000000000" w:firstRow="0" w:lastRow="0" w:firstColumn="0" w:lastColumn="0" w:oddVBand="0" w:evenVBand="0" w:oddHBand="0" w:evenHBand="0" w:firstRowFirstColumn="0" w:firstRowLastColumn="0" w:lastRowFirstColumn="0" w:lastRowLastColumn="0"/>
             </w:pPr>
             <w:proofErr w:type="spellStart"/>
+            <w:proofErr w:type="gramStart"/>
             <w:r>
               <w:lastRenderedPageBreak/>
               <w:t>AdminResetPasswordDTO</w:t>
             </w:r>
             <w:proofErr w:type="spellEnd"/>
             <w:r>
-              <w:t>{ password }</w:t>
+              <w:t>{ password</w:t>
+            </w:r>
+            <w:proofErr w:type="gramEnd"/>
+            <w:r>
+              <w:t xml:space="preserve"> }</w:t>
             </w:r>
           </w:p>
         </w:tc>
@@ -7597,6 +8156,7 @@
               <w:cnfStyle w:val="000000100000" w:firstRow="0" w:lastRow="0" w:firstColumn="0" w:lastColumn="0" w:oddVBand="0" w:evenVBand="0" w:oddHBand="1" w:evenHBand="0" w:firstRowFirstColumn="0" w:firstRowLastColumn="0" w:lastRowFirstColumn="0" w:lastRowLastColumn="0"/>
             </w:pPr>
             <w:proofErr w:type="spellStart"/>
+            <w:proofErr w:type="gramStart"/>
             <w:r>
               <w:t>DishCreateDTO</w:t>
             </w:r>
@@ -7606,7 +8166,27 @@
             </w:r>
             <w:proofErr w:type="spellStart"/>
             <w:r>
-              <w:t>name,description,price,image,category,stockThreshold</w:t>
+              <w:t>name</w:t>
+            </w:r>
+            <w:proofErr w:type="gramEnd"/>
+            <w:r>
+              <w:t>,</w:t>
+            </w:r>
+            <w:proofErr w:type="gramStart"/>
+            <w:r>
+              <w:t>description,price</w:t>
+            </w:r>
+            <w:proofErr w:type="gramEnd"/>
+            <w:r>
+              <w:t>,</w:t>
+            </w:r>
+            <w:proofErr w:type="gramStart"/>
+            <w:r>
+              <w:t>image,category</w:t>
+            </w:r>
+            <w:proofErr w:type="gramEnd"/>
+            <w:r>
+              <w:t>,stockThreshold</w:t>
             </w:r>
             <w:proofErr w:type="spellEnd"/>
             <w:r>
@@ -7652,10 +8232,12 @@
               <w:t>/</w:t>
             </w:r>
             <w:proofErr w:type="spellStart"/>
+            <w:proofErr w:type="gramStart"/>
             <w:r>
               <w:t>api</w:t>
             </w:r>
             <w:proofErr w:type="spellEnd"/>
+            <w:proofErr w:type="gramEnd"/>
             <w:r>
               <w:t>/dish/{id}</w:t>
             </w:r>
@@ -7718,10 +8300,12 @@
               <w:t>/</w:t>
             </w:r>
             <w:proofErr w:type="spellStart"/>
+            <w:proofErr w:type="gramStart"/>
             <w:r>
               <w:t>api</w:t>
             </w:r>
             <w:proofErr w:type="spellEnd"/>
+            <w:proofErr w:type="gramEnd"/>
             <w:r>
               <w:t>/dish/{id}/status</w:t>
             </w:r>
@@ -7778,10 +8362,12 @@
               <w:t>/</w:t>
             </w:r>
             <w:proofErr w:type="spellStart"/>
+            <w:proofErr w:type="gramStart"/>
             <w:r>
               <w:t>api</w:t>
             </w:r>
             <w:proofErr w:type="spellEnd"/>
+            <w:proofErr w:type="gramEnd"/>
             <w:r>
               <w:t>/dish/{id}</w:t>
             </w:r>
@@ -7841,10 +8427,12 @@
               <w:t>/</w:t>
             </w:r>
             <w:proofErr w:type="spellStart"/>
+            <w:proofErr w:type="gramStart"/>
             <w:r>
               <w:t>api</w:t>
             </w:r>
             <w:proofErr w:type="spellEnd"/>
+            <w:proofErr w:type="gramEnd"/>
             <w:r>
               <w:t>/dish/{id}</w:t>
             </w:r>
@@ -7918,12 +8506,41 @@
             <w:pPr>
               <w:cnfStyle w:val="000000000000" w:firstRow="0" w:lastRow="0" w:firstColumn="0" w:lastColumn="0" w:oddVBand="0" w:evenVBand="0" w:oddHBand="0" w:evenHBand="0" w:firstRowFirstColumn="0" w:firstRowLastColumn="0" w:lastRowFirstColumn="0" w:lastRowLastColumn="0"/>
             </w:pPr>
+            <w:proofErr w:type="gramStart"/>
             <w:r>
               <w:t>?</w:t>
             </w:r>
             <w:proofErr w:type="spellStart"/>
             <w:r>
-              <w:t>page,size,merchantId,name,category,status,minPrice,maxPrice</w:t>
+              <w:t>page</w:t>
+            </w:r>
+            <w:proofErr w:type="gramEnd"/>
+            <w:r>
+              <w:t>,</w:t>
+            </w:r>
+            <w:proofErr w:type="gramStart"/>
+            <w:r>
+              <w:t>size,merchantId</w:t>
+            </w:r>
+            <w:proofErr w:type="gramEnd"/>
+            <w:r>
+              <w:t>,</w:t>
+            </w:r>
+            <w:proofErr w:type="gramStart"/>
+            <w:r>
+              <w:t>name,category</w:t>
+            </w:r>
+            <w:proofErr w:type="gramEnd"/>
+            <w:r>
+              <w:t>,</w:t>
+            </w:r>
+            <w:proofErr w:type="gramStart"/>
+            <w:r>
+              <w:t>status,minPrice</w:t>
+            </w:r>
+            <w:proofErr w:type="gramEnd"/>
+            <w:r>
+              <w:t>,maxPrice</w:t>
             </w:r>
             <w:proofErr w:type="spellEnd"/>
           </w:p>
@@ -8110,6 +8727,7 @@
               <w:cnfStyle w:val="000000100000" w:firstRow="0" w:lastRow="0" w:firstColumn="0" w:lastColumn="0" w:oddVBand="0" w:evenVBand="0" w:oddHBand="1" w:evenHBand="0" w:firstRowFirstColumn="0" w:firstRowLastColumn="0" w:lastRowFirstColumn="0" w:lastRowLastColumn="0"/>
             </w:pPr>
             <w:proofErr w:type="spellStart"/>
+            <w:proofErr w:type="gramStart"/>
             <w:r>
               <w:t>MenuPublishDTO</w:t>
             </w:r>
@@ -8119,20 +8737,47 @@
             </w:r>
             <w:proofErr w:type="spellStart"/>
             <w:r>
-              <w:t>name,saleDate,startTime,endTime,items</w:t>
-            </w:r>
-            <w:proofErr w:type="spellEnd"/>
+              <w:t>name</w:t>
+            </w:r>
+            <w:proofErr w:type="gramEnd"/>
+            <w:r>
+              <w:t>,</w:t>
+            </w:r>
+            <w:proofErr w:type="gramStart"/>
+            <w:r>
+              <w:t>saleDate,startTime</w:t>
+            </w:r>
+            <w:proofErr w:type="gramEnd"/>
+            <w:r>
+              <w:t>,</w:t>
+            </w:r>
+            <w:proofErr w:type="gramStart"/>
+            <w:r>
+              <w:t>endTime,items</w:t>
+            </w:r>
+            <w:proofErr w:type="spellEnd"/>
+            <w:proofErr w:type="gramEnd"/>
             <w:r>
               <w:t>[{</w:t>
             </w:r>
             <w:proofErr w:type="spellStart"/>
-            <w:r>
-              <w:t>dishId,salePrice,stock</w:t>
-            </w:r>
-            <w:proofErr w:type="spellEnd"/>
-            <w:r>
-              <w:t>}] }</w:t>
-            </w:r>
+            <w:proofErr w:type="gramStart"/>
+            <w:r>
+              <w:t>dishId,salePrice</w:t>
+            </w:r>
+            <w:proofErr w:type="gramEnd"/>
+            <w:r>
+              <w:t>,stock</w:t>
+            </w:r>
+            <w:proofErr w:type="spellEnd"/>
+            <w:r>
+              <w:t>}</w:t>
+            </w:r>
+            <w:proofErr w:type="gramStart"/>
+            <w:r>
+              <w:t>] }</w:t>
+            </w:r>
+            <w:proofErr w:type="gramEnd"/>
           </w:p>
         </w:tc>
         <w:tc>
@@ -8236,10 +8881,12 @@
               <w:t>/</w:t>
             </w:r>
             <w:proofErr w:type="spellStart"/>
+            <w:proofErr w:type="gramStart"/>
             <w:r>
               <w:t>api</w:t>
             </w:r>
             <w:proofErr w:type="spellEnd"/>
+            <w:proofErr w:type="gramEnd"/>
             <w:r>
               <w:t>/menu/{id}</w:t>
             </w:r>
@@ -8296,10 +8943,12 @@
               <w:t>/</w:t>
             </w:r>
             <w:proofErr w:type="spellStart"/>
+            <w:proofErr w:type="gramStart"/>
             <w:r>
               <w:t>api</w:t>
             </w:r>
             <w:proofErr w:type="spellEnd"/>
+            <w:proofErr w:type="gramEnd"/>
             <w:r>
               <w:t>/menu/{id}</w:t>
             </w:r>
@@ -8361,10 +9010,12 @@
               <w:t>/</w:t>
             </w:r>
             <w:proofErr w:type="spellStart"/>
+            <w:proofErr w:type="gramStart"/>
             <w:r>
               <w:t>api</w:t>
             </w:r>
             <w:proofErr w:type="spellEnd"/>
+            <w:proofErr w:type="gramEnd"/>
             <w:r>
               <w:t>/menu/{id}/status</w:t>
             </w:r>
@@ -8421,10 +9072,12 @@
               <w:t>/</w:t>
             </w:r>
             <w:proofErr w:type="spellStart"/>
+            <w:proofErr w:type="gramStart"/>
             <w:r>
               <w:t>api</w:t>
             </w:r>
             <w:proofErr w:type="spellEnd"/>
+            <w:proofErr w:type="gramEnd"/>
             <w:r>
               <w:t>/menu/{id}</w:t>
             </w:r>
@@ -8501,12 +9154,41 @@
             <w:pPr>
               <w:cnfStyle w:val="000000100000" w:firstRow="0" w:lastRow="0" w:firstColumn="0" w:lastColumn="0" w:oddVBand="0" w:evenVBand="0" w:oddHBand="1" w:evenHBand="0" w:firstRowFirstColumn="0" w:firstRowLastColumn="0" w:lastRowFirstColumn="0" w:lastRowLastColumn="0"/>
             </w:pPr>
+            <w:proofErr w:type="gramStart"/>
             <w:r>
               <w:t>?</w:t>
             </w:r>
             <w:proofErr w:type="spellStart"/>
             <w:r>
-              <w:t>page,size,name,merchantId,saleDate,status,startDate,endDate</w:t>
+              <w:t>page</w:t>
+            </w:r>
+            <w:proofErr w:type="gramEnd"/>
+            <w:r>
+              <w:t>,</w:t>
+            </w:r>
+            <w:proofErr w:type="gramStart"/>
+            <w:r>
+              <w:t>size,name</w:t>
+            </w:r>
+            <w:proofErr w:type="gramEnd"/>
+            <w:r>
+              <w:t>,</w:t>
+            </w:r>
+            <w:proofErr w:type="gramStart"/>
+            <w:r>
+              <w:t>merchantId,saleDate</w:t>
+            </w:r>
+            <w:proofErr w:type="gramEnd"/>
+            <w:r>
+              <w:t>,</w:t>
+            </w:r>
+            <w:proofErr w:type="gramStart"/>
+            <w:r>
+              <w:t>status,startDate</w:t>
+            </w:r>
+            <w:proofErr w:type="gramEnd"/>
+            <w:r>
+              <w:t>,endDate</w:t>
             </w:r>
             <w:proofErr w:type="spellEnd"/>
           </w:p>
@@ -8656,6 +9338,7 @@
               <w:cnfStyle w:val="000000100000" w:firstRow="0" w:lastRow="0" w:firstColumn="0" w:lastColumn="0" w:oddVBand="0" w:evenVBand="0" w:oddHBand="1" w:evenHBand="0" w:firstRowFirstColumn="0" w:firstRowLastColumn="0" w:lastRowFirstColumn="0" w:lastRowLastColumn="0"/>
             </w:pPr>
             <w:proofErr w:type="spellStart"/>
+            <w:proofErr w:type="gramStart"/>
             <w:r>
               <w:t>AdminMenuDishUpdateDTO</w:t>
             </w:r>
@@ -8669,7 +9352,11 @@
             </w:r>
             <w:proofErr w:type="spellEnd"/>
             <w:r>
-              <w:t>?,status? }</w:t>
+              <w:t>?,</w:t>
+            </w:r>
+            <w:proofErr w:type="gramEnd"/>
+            <w:r>
+              <w:t>status? }</w:t>
             </w:r>
           </w:p>
         </w:tc>
@@ -8728,14 +9415,40 @@
             <w:pPr>
               <w:cnfStyle w:val="000000000000" w:firstRow="0" w:lastRow="0" w:firstColumn="0" w:lastColumn="0" w:oddVBand="0" w:evenVBand="0" w:oddHBand="0" w:evenHBand="0" w:firstRowFirstColumn="0" w:firstRowLastColumn="0" w:lastRowFirstColumn="0" w:lastRowLastColumn="0"/>
             </w:pPr>
+            <w:proofErr w:type="gramStart"/>
             <w:r>
               <w:t>?</w:t>
             </w:r>
             <w:proofErr w:type="spellStart"/>
             <w:r>
-              <w:t>page,size,keyword,status,menuId,dishId,saleDate</w:t>
-            </w:r>
-            <w:proofErr w:type="spellEnd"/>
+              <w:t>page</w:t>
+            </w:r>
+            <w:proofErr w:type="gramEnd"/>
+            <w:r>
+              <w:t>,</w:t>
+            </w:r>
+            <w:proofErr w:type="gramStart"/>
+            <w:r>
+              <w:t>size,keyword</w:t>
+            </w:r>
+            <w:proofErr w:type="gramEnd"/>
+            <w:r>
+              <w:t>,</w:t>
+            </w:r>
+            <w:proofErr w:type="gramStart"/>
+            <w:r>
+              <w:t>status,menuId</w:t>
+            </w:r>
+            <w:proofErr w:type="gramEnd"/>
+            <w:r>
+              <w:t>,</w:t>
+            </w:r>
+            <w:proofErr w:type="gramStart"/>
+            <w:r>
+              <w:t>dishId,saleDate</w:t>
+            </w:r>
+            <w:proofErr w:type="spellEnd"/>
+            <w:proofErr w:type="gramEnd"/>
           </w:p>
         </w:tc>
         <w:tc>
@@ -8796,9 +9509,43 @@
             <w:pPr>
               <w:cnfStyle w:val="000000100000" w:firstRow="0" w:lastRow="0" w:firstColumn="0" w:lastColumn="0" w:oddVBand="0" w:evenVBand="0" w:oddHBand="1" w:evenHBand="0" w:firstRowFirstColumn="0" w:firstRowLastColumn="0" w:lastRowFirstColumn="0" w:lastRowLastColumn="0"/>
             </w:pPr>
-            <w:r>
-              <w:t>?page,size,merchantId,keyword,status,menuId,dishId,saleDate,lowStockOnly</w:t>
-            </w:r>
+            <w:proofErr w:type="gramStart"/>
+            <w:r>
+              <w:t>?page</w:t>
+            </w:r>
+            <w:proofErr w:type="gramEnd"/>
+            <w:r>
+              <w:t>,</w:t>
+            </w:r>
+            <w:proofErr w:type="gramStart"/>
+            <w:r>
+              <w:t>size,merchantId</w:t>
+            </w:r>
+            <w:proofErr w:type="gramEnd"/>
+            <w:r>
+              <w:t>,</w:t>
+            </w:r>
+            <w:proofErr w:type="gramStart"/>
+            <w:r>
+              <w:t>keyword,status</w:t>
+            </w:r>
+            <w:proofErr w:type="gramEnd"/>
+            <w:r>
+              <w:t>,</w:t>
+            </w:r>
+            <w:proofErr w:type="gramStart"/>
+            <w:r>
+              <w:t>menuId,dishId</w:t>
+            </w:r>
+            <w:proofErr w:type="gramEnd"/>
+            <w:r>
+              <w:t>,</w:t>
+            </w:r>
+            <w:proofErr w:type="gramStart"/>
+            <w:r>
+              <w:t>saleDate,lowStockOnly</w:t>
+            </w:r>
+            <w:proofErr w:type="gramEnd"/>
           </w:p>
         </w:tc>
         <w:tc>
@@ -8865,6 +9612,7 @@
               <w:cnfStyle w:val="000000000000" w:firstRow="0" w:lastRow="0" w:firstColumn="0" w:lastColumn="0" w:oddVBand="0" w:evenVBand="0" w:oddHBand="0" w:evenHBand="0" w:firstRowFirstColumn="0" w:firstRowLastColumn="0" w:lastRowFirstColumn="0" w:lastRowLastColumn="0"/>
             </w:pPr>
             <w:proofErr w:type="spellStart"/>
+            <w:proofErr w:type="gramStart"/>
             <w:r>
               <w:t>StockUpdateDTO</w:t>
             </w:r>
@@ -8874,7 +9622,11 @@
             </w:r>
             <w:proofErr w:type="spellStart"/>
             <w:r>
-              <w:t>op:SET|INCR|DECR</w:t>
+              <w:t>op</w:t>
+            </w:r>
+            <w:proofErr w:type="gramEnd"/>
+            <w:r>
+              <w:t>:SET|INCR|DECR</w:t>
             </w:r>
             <w:proofErr w:type="spellEnd"/>
             <w:r>
@@ -8941,6 +9693,7 @@
               <w:cnfStyle w:val="000000100000" w:firstRow="0" w:lastRow="0" w:firstColumn="0" w:lastColumn="0" w:oddVBand="0" w:evenVBand="0" w:oddHBand="1" w:evenHBand="0" w:firstRowFirstColumn="0" w:firstRowLastColumn="0" w:lastRowFirstColumn="0" w:lastRowLastColumn="0"/>
             </w:pPr>
             <w:proofErr w:type="spellStart"/>
+            <w:proofErr w:type="gramStart"/>
             <w:r>
               <w:t>StockOpDTO</w:t>
             </w:r>
@@ -8950,12 +9703,21 @@
             </w:r>
             <w:proofErr w:type="spellStart"/>
             <w:r>
-              <w:t>menuDishId,quantity</w:t>
+              <w:t>menuDishId</w:t>
+            </w:r>
+            <w:proofErr w:type="gramEnd"/>
+            <w:r>
+              <w:t>,</w:t>
+            </w:r>
+            <w:proofErr w:type="gramStart"/>
+            <w:r>
+              <w:t>quantity</w:t>
             </w:r>
             <w:proofErr w:type="spellEnd"/>
             <w:r>
               <w:t xml:space="preserve"> }</w:t>
             </w:r>
+            <w:proofErr w:type="gramEnd"/>
           </w:p>
         </w:tc>
         <w:tc>
@@ -9014,6 +9776,7 @@
               <w:cnfStyle w:val="000000000000" w:firstRow="0" w:lastRow="0" w:firstColumn="0" w:lastColumn="0" w:oddVBand="0" w:evenVBand="0" w:oddHBand="0" w:evenHBand="0" w:firstRowFirstColumn="0" w:firstRowLastColumn="0" w:lastRowFirstColumn="0" w:lastRowLastColumn="0"/>
             </w:pPr>
             <w:proofErr w:type="spellStart"/>
+            <w:proofErr w:type="gramStart"/>
             <w:r>
               <w:t>StockOpDTO</w:t>
             </w:r>
@@ -9023,12 +9786,21 @@
             </w:r>
             <w:proofErr w:type="spellStart"/>
             <w:r>
-              <w:t>menuDishId,quantity</w:t>
+              <w:t>menuDishId</w:t>
+            </w:r>
+            <w:proofErr w:type="gramEnd"/>
+            <w:r>
+              <w:t>,</w:t>
+            </w:r>
+            <w:proofErr w:type="gramStart"/>
+            <w:r>
+              <w:t>quantity</w:t>
             </w:r>
             <w:proofErr w:type="spellEnd"/>
             <w:r>
               <w:t xml:space="preserve"> }</w:t>
             </w:r>
+            <w:proofErr w:type="gramEnd"/>
           </w:p>
         </w:tc>
         <w:tc>
@@ -9213,6 +9985,7 @@
               <w:cnfStyle w:val="000000100000" w:firstRow="0" w:lastRow="0" w:firstColumn="0" w:lastColumn="0" w:oddVBand="0" w:evenVBand="0" w:oddHBand="1" w:evenHBand="0" w:firstRowFirstColumn="0" w:firstRowLastColumn="0" w:lastRowFirstColumn="0" w:lastRowLastColumn="0"/>
             </w:pPr>
             <w:proofErr w:type="spellStart"/>
+            <w:proofErr w:type="gramStart"/>
             <w:r>
               <w:t>CreateOrderDTO</w:t>
             </w:r>
@@ -9222,20 +9995,39 @@
             </w:r>
             <w:proofErr w:type="spellStart"/>
             <w:r>
-              <w:t>windowId,remark?,items</w:t>
+              <w:t>windowId</w:t>
+            </w:r>
+            <w:proofErr w:type="gramEnd"/>
+            <w:r>
+              <w:t>,</w:t>
+            </w:r>
+            <w:proofErr w:type="gramStart"/>
+            <w:r>
+              <w:t>remark?,</w:t>
+            </w:r>
+            <w:proofErr w:type="gramEnd"/>
+            <w:r>
+              <w:t>items</w:t>
             </w:r>
             <w:proofErr w:type="spellEnd"/>
             <w:r>
               <w:t>[{</w:t>
             </w:r>
             <w:proofErr w:type="spellStart"/>
+            <w:proofErr w:type="gramStart"/>
             <w:r>
               <w:t>menuDishId,quantity</w:t>
             </w:r>
             <w:proofErr w:type="spellEnd"/>
-            <w:r>
-              <w:t>}] }</w:t>
-            </w:r>
+            <w:proofErr w:type="gramEnd"/>
+            <w:r>
+              <w:t>}</w:t>
+            </w:r>
+            <w:proofErr w:type="gramStart"/>
+            <w:r>
+              <w:t>] }</w:t>
+            </w:r>
+            <w:proofErr w:type="gramEnd"/>
           </w:p>
         </w:tc>
         <w:tc>
@@ -9276,10 +10068,12 @@
               <w:t>/</w:t>
             </w:r>
             <w:proofErr w:type="spellStart"/>
+            <w:proofErr w:type="gramStart"/>
             <w:r>
               <w:t>api</w:t>
             </w:r>
             <w:proofErr w:type="spellEnd"/>
+            <w:proofErr w:type="gramEnd"/>
             <w:r>
               <w:t>/order/{id}</w:t>
             </w:r>
@@ -9362,12 +10156,17 @@
             <w:pPr>
               <w:cnfStyle w:val="000000100000" w:firstRow="0" w:lastRow="0" w:firstColumn="0" w:lastColumn="0" w:oddVBand="0" w:evenVBand="0" w:oddHBand="1" w:evenHBand="0" w:firstRowFirstColumn="0" w:firstRowLastColumn="0" w:lastRowFirstColumn="0" w:lastRowLastColumn="0"/>
             </w:pPr>
+            <w:proofErr w:type="gramStart"/>
             <w:r>
               <w:t>?</w:t>
             </w:r>
             <w:proofErr w:type="spellStart"/>
             <w:r>
-              <w:t>page,size</w:t>
+              <w:t>page</w:t>
+            </w:r>
+            <w:proofErr w:type="gramEnd"/>
+            <w:r>
+              <w:t>,size</w:t>
             </w:r>
             <w:proofErr w:type="spellEnd"/>
           </w:p>
@@ -9410,10 +10209,12 @@
               <w:t>/</w:t>
             </w:r>
             <w:proofErr w:type="spellStart"/>
+            <w:proofErr w:type="gramStart"/>
             <w:r>
               <w:t>api</w:t>
             </w:r>
             <w:proofErr w:type="spellEnd"/>
+            <w:proofErr w:type="gramEnd"/>
             <w:r>
               <w:t>/order/{id}/cancel</w:t>
             </w:r>
@@ -9476,10 +10277,12 @@
               <w:t>/</w:t>
             </w:r>
             <w:proofErr w:type="spellStart"/>
+            <w:proofErr w:type="gramStart"/>
             <w:r>
               <w:t>api</w:t>
             </w:r>
             <w:proofErr w:type="spellEnd"/>
+            <w:proofErr w:type="gramEnd"/>
             <w:r>
               <w:t>/order/{id}/accept</w:t>
             </w:r>
@@ -9536,10 +10339,12 @@
               <w:t>/</w:t>
             </w:r>
             <w:proofErr w:type="spellStart"/>
+            <w:proofErr w:type="gramStart"/>
             <w:r>
               <w:t>api</w:t>
             </w:r>
             <w:proofErr w:type="spellEnd"/>
+            <w:proofErr w:type="gramEnd"/>
             <w:r>
               <w:t>/order/{id}/cook</w:t>
             </w:r>
@@ -9599,10 +10404,12 @@
               <w:t>/</w:t>
             </w:r>
             <w:proofErr w:type="spellStart"/>
+            <w:proofErr w:type="gramStart"/>
             <w:r>
               <w:t>api</w:t>
             </w:r>
             <w:proofErr w:type="spellEnd"/>
+            <w:proofErr w:type="gramEnd"/>
             <w:r>
               <w:t>/order/{id}/ready</w:t>
             </w:r>
@@ -9659,10 +10466,12 @@
               <w:t>/</w:t>
             </w:r>
             <w:proofErr w:type="spellStart"/>
+            <w:proofErr w:type="gramStart"/>
             <w:r>
               <w:t>api</w:t>
             </w:r>
             <w:proofErr w:type="spellEnd"/>
+            <w:proofErr w:type="gramEnd"/>
             <w:r>
               <w:t>/order/{id}/pickup</w:t>
             </w:r>
@@ -9728,10 +10537,12 @@
               <w:t>/</w:t>
             </w:r>
             <w:proofErr w:type="spellStart"/>
+            <w:proofErr w:type="gramStart"/>
             <w:r>
               <w:t>api</w:t>
             </w:r>
             <w:proofErr w:type="spellEnd"/>
+            <w:proofErr w:type="gramEnd"/>
             <w:r>
               <w:t>/order/{id}/remark</w:t>
             </w:r>
@@ -9806,6 +10617,7 @@
               <w:cnfStyle w:val="000000000000" w:firstRow="0" w:lastRow="0" w:firstColumn="0" w:lastColumn="0" w:oddVBand="0" w:evenVBand="0" w:oddHBand="0" w:evenHBand="0" w:firstRowFirstColumn="0" w:firstRowLastColumn="0" w:lastRowFirstColumn="0" w:lastRowLastColumn="0"/>
             </w:pPr>
             <w:proofErr w:type="spellStart"/>
+            <w:proofErr w:type="gramStart"/>
             <w:r>
               <w:t>OrderBatchStatusDTO</w:t>
             </w:r>
@@ -9818,8 +10630,17 @@
               <w:t>orderIds</w:t>
             </w:r>
             <w:proofErr w:type="spellEnd"/>
-            <w:r>
-              <w:t>[],status }</w:t>
+            <w:proofErr w:type="gramEnd"/>
+            <w:r>
+              <w:t>[</w:t>
+            </w:r>
+            <w:proofErr w:type="gramStart"/>
+            <w:r>
+              <w:t>],status</w:t>
+            </w:r>
+            <w:proofErr w:type="gramEnd"/>
+            <w:r>
+              <w:t xml:space="preserve"> }</w:t>
             </w:r>
           </w:p>
         </w:tc>
@@ -9942,14 +10763,40 @@
             <w:pPr>
               <w:cnfStyle w:val="000000000000" w:firstRow="0" w:lastRow="0" w:firstColumn="0" w:lastColumn="0" w:oddVBand="0" w:evenVBand="0" w:oddHBand="0" w:evenHBand="0" w:firstRowFirstColumn="0" w:firstRowLastColumn="0" w:lastRowFirstColumn="0" w:lastRowLastColumn="0"/>
             </w:pPr>
+            <w:proofErr w:type="gramStart"/>
             <w:r>
               <w:t>?</w:t>
             </w:r>
             <w:proofErr w:type="spellStart"/>
             <w:r>
-              <w:t>page,size,status,windowId,keyword,dateFrom,dateTo</w:t>
-            </w:r>
-            <w:proofErr w:type="spellEnd"/>
+              <w:t>page</w:t>
+            </w:r>
+            <w:proofErr w:type="gramEnd"/>
+            <w:r>
+              <w:t>,</w:t>
+            </w:r>
+            <w:proofErr w:type="gramStart"/>
+            <w:r>
+              <w:t>size,status</w:t>
+            </w:r>
+            <w:proofErr w:type="gramEnd"/>
+            <w:r>
+              <w:t>,</w:t>
+            </w:r>
+            <w:proofErr w:type="gramStart"/>
+            <w:r>
+              <w:t>windowId,keyword</w:t>
+            </w:r>
+            <w:proofErr w:type="gramEnd"/>
+            <w:r>
+              <w:t>,</w:t>
+            </w:r>
+            <w:proofErr w:type="gramStart"/>
+            <w:r>
+              <w:t>dateFrom,dateTo</w:t>
+            </w:r>
+            <w:proofErr w:type="spellEnd"/>
+            <w:proofErr w:type="gramEnd"/>
           </w:p>
         </w:tc>
         <w:tc>
@@ -10010,9 +10857,43 @@
             <w:pPr>
               <w:cnfStyle w:val="000000100000" w:firstRow="0" w:lastRow="0" w:firstColumn="0" w:lastColumn="0" w:oddVBand="0" w:evenVBand="0" w:oddHBand="1" w:evenHBand="0" w:firstRowFirstColumn="0" w:firstRowLastColumn="0" w:lastRowFirstColumn="0" w:lastRowLastColumn="0"/>
             </w:pPr>
-            <w:r>
-              <w:t>?page,size,status,merchantId,windowId,userId,keyword,dateFrom,dateTo</w:t>
-            </w:r>
+            <w:proofErr w:type="gramStart"/>
+            <w:r>
+              <w:t>?page</w:t>
+            </w:r>
+            <w:proofErr w:type="gramEnd"/>
+            <w:r>
+              <w:t>,</w:t>
+            </w:r>
+            <w:proofErr w:type="gramStart"/>
+            <w:r>
+              <w:t>size,status</w:t>
+            </w:r>
+            <w:proofErr w:type="gramEnd"/>
+            <w:r>
+              <w:t>,</w:t>
+            </w:r>
+            <w:proofErr w:type="gramStart"/>
+            <w:r>
+              <w:t>merchantId,windowId</w:t>
+            </w:r>
+            <w:proofErr w:type="gramEnd"/>
+            <w:r>
+              <w:t>,</w:t>
+            </w:r>
+            <w:proofErr w:type="gramStart"/>
+            <w:r>
+              <w:t>userId,keyword</w:t>
+            </w:r>
+            <w:proofErr w:type="gramEnd"/>
+            <w:r>
+              <w:t>,</w:t>
+            </w:r>
+            <w:proofErr w:type="gramStart"/>
+            <w:r>
+              <w:t>dateFrom,dateTo</w:t>
+            </w:r>
+            <w:proofErr w:type="gramEnd"/>
           </w:p>
         </w:tc>
         <w:tc>
@@ -10403,6 +11284,7 @@
               <w:cnfStyle w:val="000000100000" w:firstRow="0" w:lastRow="0" w:firstColumn="0" w:lastColumn="0" w:oddVBand="0" w:evenVBand="0" w:oddHBand="1" w:evenHBand="0" w:firstRowFirstColumn="0" w:firstRowLastColumn="0" w:lastRowFirstColumn="0" w:lastRowLastColumn="0"/>
             </w:pPr>
             <w:proofErr w:type="spellStart"/>
+            <w:proofErr w:type="gramStart"/>
             <w:r>
               <w:t>EnqueueBody</w:t>
             </w:r>
@@ -10412,12 +11294,21 @@
             </w:r>
             <w:proofErr w:type="spellStart"/>
             <w:r>
-              <w:t>orderId,windowId</w:t>
+              <w:t>orderId</w:t>
+            </w:r>
+            <w:proofErr w:type="gramEnd"/>
+            <w:r>
+              <w:t>,</w:t>
+            </w:r>
+            <w:proofErr w:type="gramStart"/>
+            <w:r>
+              <w:t>windowId</w:t>
             </w:r>
             <w:proofErr w:type="spellEnd"/>
             <w:r>
               <w:t xml:space="preserve"> }</w:t>
             </w:r>
+            <w:proofErr w:type="gramEnd"/>
           </w:p>
         </w:tc>
         <w:tc>
@@ -10458,10 +11349,12 @@
               <w:t>/</w:t>
             </w:r>
             <w:proofErr w:type="spellStart"/>
+            <w:proofErr w:type="gramStart"/>
             <w:r>
               <w:t>api</w:t>
             </w:r>
             <w:proofErr w:type="spellEnd"/>
+            <w:proofErr w:type="gramEnd"/>
             <w:r>
               <w:t>/pickup/{</w:t>
             </w:r>
@@ -10547,6 +11440,7 @@
               <w:cnfStyle w:val="000000100000" w:firstRow="0" w:lastRow="0" w:firstColumn="0" w:lastColumn="0" w:oddVBand="0" w:evenVBand="0" w:oddHBand="1" w:evenHBand="0" w:firstRowFirstColumn="0" w:firstRowLastColumn="0" w:lastRowFirstColumn="0" w:lastRowLastColumn="0"/>
             </w:pPr>
             <w:proofErr w:type="spellStart"/>
+            <w:proofErr w:type="gramStart"/>
             <w:r>
               <w:t>VerifyDTO</w:t>
             </w:r>
@@ -10559,6 +11453,7 @@
               <w:t>pickupCode</w:t>
             </w:r>
             <w:proofErr w:type="spellEnd"/>
+            <w:proofErr w:type="gramEnd"/>
             <w:r>
               <w:t xml:space="preserve"> }</w:t>
             </w:r>
@@ -10602,10 +11497,12 @@
               <w:t>/</w:t>
             </w:r>
             <w:proofErr w:type="spellStart"/>
+            <w:proofErr w:type="gramStart"/>
             <w:r>
               <w:t>api</w:t>
             </w:r>
             <w:proofErr w:type="spellEnd"/>
+            <w:proofErr w:type="gramEnd"/>
             <w:r>
               <w:t>/pickup/{</w:t>
             </w:r>
@@ -10673,10 +11570,12 @@
               <w:t>/</w:t>
             </w:r>
             <w:proofErr w:type="spellStart"/>
+            <w:proofErr w:type="gramStart"/>
             <w:r>
               <w:t>api</w:t>
             </w:r>
             <w:proofErr w:type="spellEnd"/>
+            <w:proofErr w:type="gramEnd"/>
             <w:r>
               <w:t>/pickup/{</w:t>
             </w:r>
@@ -10758,14 +11657,32 @@
             <w:pPr>
               <w:cnfStyle w:val="000000000000" w:firstRow="0" w:lastRow="0" w:firstColumn="0" w:lastColumn="0" w:oddVBand="0" w:evenVBand="0" w:oddHBand="0" w:evenHBand="0" w:firstRowFirstColumn="0" w:firstRowLastColumn="0" w:lastRowFirstColumn="0" w:lastRowLastColumn="0"/>
             </w:pPr>
+            <w:proofErr w:type="gramStart"/>
             <w:r>
               <w:t>?</w:t>
             </w:r>
             <w:proofErr w:type="spellStart"/>
             <w:r>
-              <w:t>page,size,status,merchantId,keyword</w:t>
-            </w:r>
-            <w:proofErr w:type="spellEnd"/>
+              <w:t>page</w:t>
+            </w:r>
+            <w:proofErr w:type="gramEnd"/>
+            <w:r>
+              <w:t>,</w:t>
+            </w:r>
+            <w:proofErr w:type="gramStart"/>
+            <w:r>
+              <w:t>size,status</w:t>
+            </w:r>
+            <w:proofErr w:type="gramEnd"/>
+            <w:r>
+              <w:t>,</w:t>
+            </w:r>
+            <w:proofErr w:type="gramStart"/>
+            <w:r>
+              <w:t>merchantId,keyword</w:t>
+            </w:r>
+            <w:proofErr w:type="spellEnd"/>
+            <w:proofErr w:type="gramEnd"/>
           </w:p>
         </w:tc>
         <w:tc>
@@ -10827,6 +11744,7 @@
               <w:cnfStyle w:val="000000100000" w:firstRow="0" w:lastRow="0" w:firstColumn="0" w:lastColumn="0" w:oddVBand="0" w:evenVBand="0" w:oddHBand="1" w:evenHBand="0" w:firstRowFirstColumn="0" w:firstRowLastColumn="0" w:lastRowFirstColumn="0" w:lastRowLastColumn="0"/>
             </w:pPr>
             <w:proofErr w:type="spellStart"/>
+            <w:proofErr w:type="gramStart"/>
             <w:r>
               <w:t>WindowCreateDTO</w:t>
             </w:r>
@@ -10836,7 +11754,19 @@
             </w:r>
             <w:proofErr w:type="spellStart"/>
             <w:r>
-              <w:t>name,location,merchantId,pickupPrefix</w:t>
+              <w:t>name</w:t>
+            </w:r>
+            <w:proofErr w:type="gramEnd"/>
+            <w:r>
+              <w:t>,</w:t>
+            </w:r>
+            <w:proofErr w:type="gramStart"/>
+            <w:r>
+              <w:t>location,merchantId</w:t>
+            </w:r>
+            <w:proofErr w:type="gramEnd"/>
+            <w:r>
+              <w:t>,pickupPrefix</w:t>
             </w:r>
             <w:proofErr w:type="spellEnd"/>
             <w:r>
@@ -11039,7 +11969,15 @@
               <w:t>ADMIN</w:t>
             </w:r>
             <w:r>
-              <w:t>（拒删：活动订单未清）</w:t>
+              <w:t>（拒</w:t>
+            </w:r>
+            <w:proofErr w:type="gramStart"/>
+            <w:r>
+              <w:t>删</w:t>
+            </w:r>
+            <w:proofErr w:type="gramEnd"/>
+            <w:r>
+              <w:t>：活动订单未清）</w:t>
             </w:r>
           </w:p>
         </w:tc>
@@ -11229,7 +12167,15 @@
               <w:cnfStyle w:val="000000100000" w:firstRow="0" w:lastRow="0" w:firstColumn="0" w:lastColumn="0" w:oddVBand="0" w:evenVBand="0" w:oddHBand="1" w:evenHBand="0" w:firstRowFirstColumn="0" w:firstRowLastColumn="0" w:lastRowFirstColumn="0" w:lastRowLastColumn="0"/>
             </w:pPr>
             <w:r>
-              <w:t>大屏端建立连接后被动接收叫号</w:t>
+              <w:t>大屏</w:t>
+            </w:r>
+            <w:proofErr w:type="gramStart"/>
+            <w:r>
+              <w:t>端建立</w:t>
+            </w:r>
+            <w:proofErr w:type="gramEnd"/>
+            <w:r>
+              <w:t>连接后被动接收叫号</w:t>
             </w:r>
             <w:r>
               <w:t xml:space="preserve"> / </w:t>
@@ -11364,7 +12310,23 @@
           <w:rFonts w:ascii="Consolas" w:eastAsia="Consolas" w:hAnsi="Consolas"/>
           <w:sz w:val="18"/>
         </w:rPr>
-        <w:t>public static &lt;T&gt; Result&lt;T&gt; success(T data);</w:t>
+        <w:t xml:space="preserve">public static &lt;T&gt; Result&lt;T&gt; </w:t>
+      </w:r>
+      <w:proofErr w:type="gramStart"/>
+      <w:r>
+        <w:rPr>
+          <w:rFonts w:ascii="Consolas" w:eastAsia="Consolas" w:hAnsi="Consolas"/>
+          <w:sz w:val="18"/>
+        </w:rPr>
+        <w:t>success(</w:t>
+      </w:r>
+      <w:proofErr w:type="gramEnd"/>
+      <w:r>
+        <w:rPr>
+          <w:rFonts w:ascii="Consolas" w:eastAsia="Consolas" w:hAnsi="Consolas"/>
+          <w:sz w:val="18"/>
+        </w:rPr>
+        <w:t>T data);</w:t>
       </w:r>
     </w:p>
     <w:p>
@@ -11377,9 +12339,18 @@
           <w:rFonts w:ascii="Consolas" w:eastAsia="Consolas" w:hAnsi="Consolas"/>
           <w:sz w:val="18"/>
         </w:rPr>
-        <w:t>public static &lt;T&gt; Result&lt;T&gt; error(</w:t>
-      </w:r>
-      <w:proofErr w:type="spellStart"/>
+        <w:t xml:space="preserve">public static &lt;T&gt; Result&lt;T&gt; </w:t>
+      </w:r>
+      <w:proofErr w:type="gramStart"/>
+      <w:r>
+        <w:rPr>
+          <w:rFonts w:ascii="Consolas" w:eastAsia="Consolas" w:hAnsi="Consolas"/>
+          <w:sz w:val="18"/>
+        </w:rPr>
+        <w:t>error(</w:t>
+      </w:r>
+      <w:proofErr w:type="spellStart"/>
+      <w:proofErr w:type="gramEnd"/>
       <w:r>
         <w:rPr>
           <w:rFonts w:ascii="Consolas" w:eastAsia="Consolas" w:hAnsi="Consolas"/>
@@ -11422,7 +12393,23 @@
           <w:rFonts w:ascii="Consolas" w:eastAsia="Consolas" w:hAnsi="Consolas"/>
           <w:sz w:val="18"/>
         </w:rPr>
-        <w:t>public static &lt;T&gt; Result&lt;T&gt; error(int code, String msg);</w:t>
+        <w:t xml:space="preserve">public static &lt;T&gt; Result&lt;T&gt; </w:t>
+      </w:r>
+      <w:proofErr w:type="gramStart"/>
+      <w:r>
+        <w:rPr>
+          <w:rFonts w:ascii="Consolas" w:eastAsia="Consolas" w:hAnsi="Consolas"/>
+          <w:sz w:val="18"/>
+        </w:rPr>
+        <w:t>error(</w:t>
+      </w:r>
+      <w:proofErr w:type="gramEnd"/>
+      <w:r>
+        <w:rPr>
+          <w:rFonts w:ascii="Consolas" w:eastAsia="Consolas" w:hAnsi="Consolas"/>
+          <w:sz w:val="18"/>
+        </w:rPr>
+        <w:t>int code, String msg);</w:t>
       </w:r>
     </w:p>
     <w:p>
@@ -11454,6 +12441,7 @@
         <w:t xml:space="preserve"> </w:t>
       </w:r>
       <w:proofErr w:type="spellStart"/>
+      <w:proofErr w:type="gramStart"/>
       <w:r>
         <w:rPr>
           <w:rFonts w:ascii="Consolas" w:eastAsia="Consolas" w:hAnsi="Consolas"/>
@@ -11467,7 +12455,15 @@
           <w:rFonts w:ascii="Consolas" w:eastAsia="Consolas" w:hAnsi="Consolas"/>
           <w:sz w:val="18"/>
         </w:rPr>
-        <w:t>();   // code == 200</w:t>
+        <w:t xml:space="preserve">();   </w:t>
+      </w:r>
+      <w:proofErr w:type="gramEnd"/>
+      <w:r>
+        <w:rPr>
+          <w:rFonts w:ascii="Consolas" w:eastAsia="Consolas" w:hAnsi="Consolas"/>
+          <w:sz w:val="18"/>
+        </w:rPr>
+        <w:t>// code == 200</w:t>
       </w:r>
     </w:p>
     <w:p>
@@ -12023,7 +13019,23 @@
           <w:i/>
           <w:color w:val="666666"/>
         </w:rPr>
-        <w:t>是为了让前端只判断</w:t>
+        <w:t>是为了让</w:t>
+      </w:r>
+      <w:proofErr w:type="gramStart"/>
+      <w:r>
+        <w:rPr>
+          <w:i/>
+          <w:color w:val="666666"/>
+        </w:rPr>
+        <w:t>前端只</w:t>
+      </w:r>
+      <w:proofErr w:type="gramEnd"/>
+      <w:r>
+        <w:rPr>
+          <w:i/>
+          <w:color w:val="666666"/>
+        </w:rPr>
+        <w:t>判断</w:t>
       </w:r>
       <w:r>
         <w:rPr>
@@ -12118,6 +13130,7 @@
         <w:t xml:space="preserve">String </w:t>
       </w:r>
       <w:proofErr w:type="spellStart"/>
+      <w:proofErr w:type="gramStart"/>
       <w:r>
         <w:rPr>
           <w:rFonts w:ascii="Consolas" w:eastAsia="Consolas" w:hAnsi="Consolas"/>
@@ -12131,7 +13144,15 @@
           <w:rFonts w:ascii="Consolas" w:eastAsia="Consolas" w:hAnsi="Consolas"/>
           <w:sz w:val="18"/>
         </w:rPr>
-        <w:t xml:space="preserve">(secret, </w:t>
+        <w:t>(</w:t>
+      </w:r>
+      <w:proofErr w:type="gramEnd"/>
+      <w:r>
+        <w:rPr>
+          <w:rFonts w:ascii="Consolas" w:eastAsia="Consolas" w:hAnsi="Consolas"/>
+          <w:sz w:val="18"/>
+        </w:rPr>
+        <w:t xml:space="preserve">secret, </w:t>
       </w:r>
       <w:proofErr w:type="spellStart"/>
       <w:r>
@@ -12284,6 +13305,7 @@
         <w:t xml:space="preserve">Long </w:t>
       </w:r>
       <w:proofErr w:type="spellStart"/>
+      <w:proofErr w:type="gramStart"/>
       <w:r>
         <w:rPr>
           <w:rFonts w:ascii="Consolas" w:eastAsia="Consolas" w:hAnsi="Consolas"/>
@@ -12297,7 +13319,15 @@
           <w:rFonts w:ascii="Consolas" w:eastAsia="Consolas" w:hAnsi="Consolas"/>
           <w:sz w:val="18"/>
         </w:rPr>
-        <w:t>(secret, token);</w:t>
+        <w:t>(</w:t>
+      </w:r>
+      <w:proofErr w:type="gramEnd"/>
+      <w:r>
+        <w:rPr>
+          <w:rFonts w:ascii="Consolas" w:eastAsia="Consolas" w:hAnsi="Consolas"/>
+          <w:sz w:val="18"/>
+        </w:rPr>
+        <w:t>secret, token);</w:t>
       </w:r>
     </w:p>
     <w:p>
@@ -12313,6 +13343,7 @@
         <w:t xml:space="preserve">String </w:t>
       </w:r>
       <w:proofErr w:type="spellStart"/>
+      <w:proofErr w:type="gramStart"/>
       <w:r>
         <w:rPr>
           <w:rFonts w:ascii="Consolas" w:eastAsia="Consolas" w:hAnsi="Consolas"/>
@@ -12326,7 +13357,15 @@
           <w:rFonts w:ascii="Consolas" w:eastAsia="Consolas" w:hAnsi="Consolas"/>
           <w:sz w:val="18"/>
         </w:rPr>
-        <w:t>(secret, token);</w:t>
+        <w:t>(</w:t>
+      </w:r>
+      <w:proofErr w:type="gramEnd"/>
+      <w:r>
+        <w:rPr>
+          <w:rFonts w:ascii="Consolas" w:eastAsia="Consolas" w:hAnsi="Consolas"/>
+          <w:sz w:val="18"/>
+        </w:rPr>
+        <w:t>secret, token);</w:t>
       </w:r>
     </w:p>
     <w:p>
@@ -12846,7 +13885,15 @@
         <w:t xml:space="preserve"> Bean</w:t>
       </w:r>
       <w:r>
-        <w:t>，避免单服务多</w:t>
+        <w:t>，避免</w:t>
+      </w:r>
+      <w:proofErr w:type="gramStart"/>
+      <w:r>
+        <w:t>单服务</w:t>
+      </w:r>
+      <w:proofErr w:type="gramEnd"/>
+      <w:r>
+        <w:t>多</w:t>
       </w:r>
       <w:r>
         <w:t xml:space="preserve"> Feign </w:t>
@@ -13445,10 +14492,12 @@
         <w:t xml:space="preserve">• </w:t>
       </w:r>
       <w:proofErr w:type="spellStart"/>
+      <w:proofErr w:type="gramStart"/>
       <w:r>
         <w:t>spring.datasource</w:t>
       </w:r>
       <w:proofErr w:type="spellEnd"/>
+      <w:proofErr w:type="gramEnd"/>
       <w:r>
         <w:t>.*</w:t>
       </w:r>
@@ -13497,8 +14546,13 @@
         <w:t xml:space="preserve">• </w:t>
       </w:r>
       <w:proofErr w:type="spellStart"/>
-      <w:r>
-        <w:t>spring.redis.host</w:t>
+      <w:proofErr w:type="gramStart"/>
+      <w:r>
+        <w:t>spring.redis</w:t>
+      </w:r>
+      <w:proofErr w:type="gramEnd"/>
+      <w:r>
+        <w:t>.host</w:t>
       </w:r>
       <w:proofErr w:type="spellEnd"/>
       <w:r>
@@ -13535,8 +14589,13 @@
         <w:ind w:left="567"/>
       </w:pPr>
       <w:r>
-        <w:t>• rate-limit.*</w:t>
-      </w:r>
+        <w:t>• rate-</w:t>
+      </w:r>
+      <w:proofErr w:type="gramStart"/>
+      <w:r>
+        <w:t>limit.*</w:t>
+      </w:r>
+      <w:proofErr w:type="gramEnd"/>
       <w:r>
         <w:t>（</w:t>
       </w:r>
@@ -14012,10 +15071,12 @@
               <w:t xml:space="preserve">gateway </w:t>
             </w:r>
             <w:proofErr w:type="spellStart"/>
+            <w:proofErr w:type="gramStart"/>
             <w:r>
               <w:t>globalcors.cors</w:t>
             </w:r>
             <w:proofErr w:type="spellEnd"/>
+            <w:proofErr w:type="gramEnd"/>
             <w:r>
               <w:t>-configurations</w:t>
             </w:r>
@@ -14396,8 +15457,13 @@
             <w:r>
               <w:t xml:space="preserve"> vs </w:t>
             </w:r>
-            <w:r>
-              <w:t>单库逻辑隔离</w:t>
+            <w:proofErr w:type="gramStart"/>
+            <w:r>
+              <w:t>单库逻辑</w:t>
+            </w:r>
+            <w:proofErr w:type="gramEnd"/>
+            <w:r>
+              <w:t>隔离</w:t>
             </w:r>
           </w:p>
         </w:tc>
@@ -14429,8 +15495,13 @@
               <w:cnfStyle w:val="000000000000" w:firstRow="0" w:lastRow="0" w:firstColumn="0" w:lastColumn="0" w:oddVBand="0" w:evenVBand="0" w:oddHBand="0" w:evenHBand="0" w:firstRowFirstColumn="0" w:firstRowLastColumn="0" w:lastRowFirstColumn="0" w:lastRowLastColumn="0"/>
             </w:pPr>
             <w:r>
-              <w:t>无法跨服务</w:t>
-            </w:r>
+              <w:t>无法</w:t>
+            </w:r>
+            <w:proofErr w:type="gramStart"/>
+            <w:r>
+              <w:t>跨服务</w:t>
+            </w:r>
+            <w:proofErr w:type="gramEnd"/>
             <w:r>
               <w:t xml:space="preserve"> JOIN</w:t>
             </w:r>
@@ -15238,7 +16309,6 @@
   <w:style w:type="character" w:default="1" w:styleId="a0">
     <w:name w:val="Default Paragraph Font"/>
     <w:uiPriority w:val="1"/>
-    <w:semiHidden/>
     <w:unhideWhenUsed/>
   </w:style>
   <w:style w:type="table" w:default="1" w:styleId="a1">
